--- a/8.资源管理/2.运行记录类文件/TXHS-08-08-服务台应用情况说明.docx
+++ b/8.资源管理/2.运行记录类文件/TXHS-08-08-服务台应用情况说明.docx
@@ -618,17 +618,7 @@
                 <w:vertAlign w:val="baseline"/>
                 <w:lang w:val="en-US" w:eastAsia="zh-CN"/>
               </w:rPr>
-              <w:t>审核</w:t>
-            </w:r>
-            <w:bookmarkStart w:id="25" w:name="_GoBack"/>
-            <w:bookmarkEnd w:id="25"/>
-            <w:r>
-              <w:rPr>
-                <w:rFonts w:hint="eastAsia"/>
-                <w:vertAlign w:val="baseline"/>
-                <w:lang w:val="en-US" w:eastAsia="zh-CN"/>
-              </w:rPr>
-              <w:t>时间</w:t>
+              <w:t>审核时间</w:t>
             </w:r>
             <w:r>
               <w:rPr>
@@ -1208,50 +1198,18 @@
                 <w:rFonts w:hint="default" w:ascii="宋体" w:hAnsi="宋体" w:eastAsia="宋体" w:cs="宋体"/>
                 <w:sz w:val="20"/>
                 <w:szCs w:val="20"/>
-                <w:lang w:val="en-US"/>
+                <w:lang w:val="en-US" w:eastAsia="zh-CN"/>
               </w:rPr>
             </w:pPr>
-            <w:r>
-              <w:rPr>
-                <w:rFonts w:ascii="宋体" w:hAnsi="宋体" w:eastAsia="宋体" w:cs="宋体"/>
-                <w:spacing w:val="3"/>
-                <w:position w:val="1"/>
-                <w:sz w:val="20"/>
-                <w:szCs w:val="20"/>
-              </w:rPr>
-              <w:t>2025.1</w:t>
-            </w:r>
+            <w:bookmarkStart w:id="25" w:name="_GoBack" w:colFirst="3" w:colLast="5"/>
             <w:r>
               <w:rPr>
                 <w:rFonts w:hint="eastAsia" w:ascii="宋体" w:hAnsi="宋体" w:cs="宋体"/>
-                <w:spacing w:val="3"/>
-                <w:position w:val="1"/>
                 <w:sz w:val="20"/>
                 <w:szCs w:val="20"/>
                 <w:lang w:val="en-US" w:eastAsia="zh-CN"/>
               </w:rPr>
-              <w:t>1</w:t>
-            </w:r>
-            <w:r>
-              <w:rPr>
-                <w:rFonts w:ascii="宋体" w:hAnsi="宋体" w:eastAsia="宋体" w:cs="宋体"/>
-                <w:spacing w:val="3"/>
-                <w:position w:val="1"/>
-                <w:sz w:val="20"/>
-                <w:szCs w:val="20"/>
-              </w:rPr>
-              <w:t>.</w:t>
-            </w:r>
-            <w:r>
-              <w:rPr>
-                <w:rFonts w:hint="eastAsia" w:ascii="宋体" w:hAnsi="宋体" w:cs="宋体"/>
-                <w:spacing w:val="3"/>
-                <w:position w:val="1"/>
-                <w:sz w:val="20"/>
-                <w:szCs w:val="20"/>
-                <w:lang w:val="en-US" w:eastAsia="zh-CN"/>
-              </w:rPr>
-              <w:t>30</w:t>
+              <w:t>2023.6。30</w:t>
             </w:r>
           </w:p>
         </w:tc>
@@ -1320,36 +1278,28 @@
               <w:jc w:val="center"/>
               <w:textAlignment w:val="baseline"/>
               <w:rPr>
-                <w:rFonts w:ascii="宋体" w:hAnsi="宋体" w:eastAsia="宋体" w:cs="宋体"/>
+                <w:rFonts w:hint="eastAsia" w:ascii="宋体" w:hAnsi="宋体" w:eastAsia="宋体" w:cs="宋体"/>
                 <w:sz w:val="20"/>
                 <w:szCs w:val="20"/>
+                <w:lang w:val="en-US" w:eastAsia="zh-CN"/>
               </w:rPr>
             </w:pPr>
             <w:r>
               <w:rPr>
-                <w:rFonts w:ascii="宋体" w:hAnsi="宋体" w:eastAsia="宋体" w:cs="宋体"/>
-                <w:spacing w:val="200"/>
-                <w:kern w:val="0"/>
+                <w:rFonts w:hint="eastAsia" w:ascii="宋体" w:hAnsi="宋体" w:cs="宋体"/>
                 <w:sz w:val="20"/>
                 <w:szCs w:val="20"/>
+                <w:lang w:val="en-US" w:eastAsia="zh-CN"/>
               </w:rPr>
-              <w:t>新</w:t>
-            </w:r>
-            <w:r>
-              <w:rPr>
-                <w:rFonts w:ascii="宋体" w:hAnsi="宋体" w:eastAsia="宋体" w:cs="宋体"/>
-                <w:spacing w:val="0"/>
-                <w:kern w:val="0"/>
-                <w:sz w:val="20"/>
-                <w:szCs w:val="20"/>
-              </w:rPr>
-              <w:t>建</w:t>
+              <w:t>新建</w:t>
             </w:r>
           </w:p>
         </w:tc>
         <w:tc>
           <w:tcPr>
             <w:tcW w:w="1829" w:type="dxa"/>
+            <w:shd w:val="clear" w:color="auto" w:fill="auto"/>
+            <w:vAlign w:val="top"/>
           </w:tcPr>
           <w:p>
             <w:pPr>
@@ -1372,10 +1322,13 @@
               <w:textAlignment w:val="baseline"/>
               <w:rPr>
                 <w:rFonts w:ascii="宋体" w:hAnsi="宋体" w:eastAsia="宋体" w:cs="宋体"/>
+                <w:snapToGrid w:val="0"/>
+                <w:color w:val="000000"/>
                 <w:spacing w:val="200"/>
                 <w:kern w:val="0"/>
                 <w:sz w:val="20"/>
                 <w:szCs w:val="20"/>
+                <w:lang w:val="en-US" w:eastAsia="en-US" w:bidi="ar-SA"/>
               </w:rPr>
             </w:pPr>
             <w:r>
@@ -1394,49 +1347,8 @@
         <w:tc>
           <w:tcPr>
             <w:tcW w:w="1606" w:type="dxa"/>
-          </w:tcPr>
-          <w:p>
-            <w:pPr>
-              <w:keepNext w:val="0"/>
-              <w:keepLines w:val="0"/>
-              <w:pageBreakBefore w:val="0"/>
-              <w:widowControl w:val="0"/>
-              <w:kinsoku w:val="0"/>
-              <w:wordWrap/>
-              <w:overflowPunct/>
-              <w:topLinePunct w:val="0"/>
-              <w:autoSpaceDE w:val="0"/>
-              <w:autoSpaceDN w:val="0"/>
-              <w:bidi w:val="0"/>
-              <w:adjustRightInd w:val="0"/>
-              <w:snapToGrid w:val="0"/>
-              <w:spacing w:before="172" w:line="228" w:lineRule="auto"/>
-              <w:ind w:left="0" w:leftChars="0" w:right="0" w:rightChars="0" w:firstLine="0" w:firstLineChars="0"/>
-              <w:jc w:val="center"/>
-              <w:textAlignment w:val="baseline"/>
-              <w:rPr>
-                <w:rFonts w:ascii="宋体" w:hAnsi="宋体" w:eastAsia="宋体" w:cs="宋体"/>
-                <w:spacing w:val="200"/>
-                <w:kern w:val="0"/>
-                <w:sz w:val="20"/>
-                <w:szCs w:val="20"/>
-              </w:rPr>
-            </w:pPr>
-            <w:r>
-              <w:rPr>
-                <w:rFonts w:hint="eastAsia" w:ascii="宋体" w:hAnsi="宋体" w:eastAsia="宋体" w:cs="宋体"/>
-                <w:spacing w:val="200"/>
-                <w:kern w:val="0"/>
-                <w:sz w:val="20"/>
-                <w:szCs w:val="20"/>
-              </w:rPr>
-              <w:t>茅建根</w:t>
-            </w:r>
-          </w:p>
-        </w:tc>
-        <w:tc>
-          <w:tcPr>
-            <w:tcW w:w="915" w:type="dxa"/>
+            <w:shd w:val="clear" w:color="auto" w:fill="auto"/>
+            <w:vAlign w:val="top"/>
           </w:tcPr>
           <w:p>
             <w:pPr>
@@ -1459,8 +1371,61 @@
               <w:textAlignment w:val="baseline"/>
               <w:rPr>
                 <w:rFonts w:ascii="宋体" w:hAnsi="宋体" w:eastAsia="宋体" w:cs="宋体"/>
+                <w:snapToGrid w:val="0"/>
+                <w:color w:val="000000"/>
+                <w:spacing w:val="200"/>
+                <w:kern w:val="0"/>
                 <w:sz w:val="20"/>
                 <w:szCs w:val="20"/>
+                <w:lang w:val="en-US" w:eastAsia="en-US" w:bidi="ar-SA"/>
+              </w:rPr>
+            </w:pPr>
+            <w:r>
+              <w:rPr>
+                <w:rFonts w:hint="eastAsia" w:asciiTheme="minorAscii" w:hAnsiTheme="minorAscii" w:eastAsiaTheme="minorEastAsia"/>
+                <w:spacing w:val="0"/>
+                <w:kern w:val="0"/>
+                <w:sz w:val="21"/>
+                <w:vertAlign w:val="baseline"/>
+                <w:lang w:val="en-US" w:eastAsia="zh-CN"/>
+              </w:rPr>
+              <w:t>茅建根</w:t>
+            </w:r>
+          </w:p>
+        </w:tc>
+        <w:tc>
+          <w:tcPr>
+            <w:tcW w:w="915" w:type="dxa"/>
+            <w:shd w:val="clear" w:color="auto" w:fill="auto"/>
+            <w:vAlign w:val="top"/>
+          </w:tcPr>
+          <w:p>
+            <w:pPr>
+              <w:keepNext w:val="0"/>
+              <w:keepLines w:val="0"/>
+              <w:pageBreakBefore w:val="0"/>
+              <w:widowControl w:val="0"/>
+              <w:kinsoku w:val="0"/>
+              <w:wordWrap/>
+              <w:overflowPunct/>
+              <w:topLinePunct w:val="0"/>
+              <w:autoSpaceDE w:val="0"/>
+              <w:autoSpaceDN w:val="0"/>
+              <w:bidi w:val="0"/>
+              <w:adjustRightInd w:val="0"/>
+              <w:snapToGrid w:val="0"/>
+              <w:spacing w:before="173" w:line="229" w:lineRule="auto"/>
+              <w:ind w:left="0" w:leftChars="0" w:right="0" w:rightChars="0" w:firstLine="0" w:firstLineChars="0"/>
+              <w:jc w:val="center"/>
+              <w:textAlignment w:val="baseline"/>
+              <w:rPr>
+                <w:rFonts w:ascii="宋体" w:hAnsi="宋体" w:eastAsia="宋体" w:cs="宋体"/>
+                <w:snapToGrid w:val="0"/>
+                <w:color w:val="000000"/>
+                <w:kern w:val="0"/>
+                <w:sz w:val="20"/>
+                <w:szCs w:val="20"/>
+                <w:lang w:val="en-US" w:eastAsia="en-US" w:bidi="ar-SA"/>
               </w:rPr>
             </w:pPr>
             <w:r>
@@ -1477,6 +1442,7 @@
           </w:p>
         </w:tc>
       </w:tr>
+      <w:bookmarkEnd w:id="25"/>
       <w:tr>
         <w:tblPrEx>
           <w:tblBorders>
@@ -1501,10 +1467,11 @@
         <w:tc>
           <w:tcPr>
             <w:tcW w:w="1317" w:type="dxa"/>
+            <w:shd w:val="clear"/>
+            <w:vAlign w:val="top"/>
           </w:tcPr>
           <w:p>
             <w:pPr>
-              <w:pStyle w:val="27"/>
               <w:keepNext w:val="0"/>
               <w:keepLines w:val="0"/>
               <w:pageBreakBefore w:val="0"/>
@@ -1518,19 +1485,72 @@
               <w:bidi w:val="0"/>
               <w:adjustRightInd w:val="0"/>
               <w:snapToGrid w:val="0"/>
+              <w:spacing w:before="173" w:line="267" w:lineRule="exact"/>
               <w:ind w:left="0" w:leftChars="0" w:right="0" w:rightChars="0" w:firstLine="0" w:firstLineChars="0"/>
               <w:jc w:val="center"/>
               <w:textAlignment w:val="baseline"/>
+              <w:rPr>
+                <w:rFonts w:hint="default" w:ascii="宋体" w:hAnsi="宋体" w:eastAsia="宋体" w:cs="宋体"/>
+                <w:snapToGrid w:val="0"/>
+                <w:color w:val="000000"/>
+                <w:kern w:val="0"/>
+                <w:sz w:val="20"/>
+                <w:szCs w:val="20"/>
+                <w:lang w:val="en-US" w:eastAsia="en-US" w:bidi="ar-SA"/>
+              </w:rPr>
             </w:pPr>
+            <w:r>
+              <w:rPr>
+                <w:rFonts w:ascii="宋体" w:hAnsi="宋体" w:eastAsia="宋体" w:cs="宋体"/>
+                <w:spacing w:val="3"/>
+                <w:position w:val="1"/>
+                <w:sz w:val="20"/>
+                <w:szCs w:val="20"/>
+              </w:rPr>
+              <w:t>2025.1</w:t>
+            </w:r>
+            <w:r>
+              <w:rPr>
+                <w:rFonts w:hint="eastAsia" w:ascii="宋体" w:hAnsi="宋体" w:cs="宋体"/>
+                <w:spacing w:val="3"/>
+                <w:position w:val="1"/>
+                <w:sz w:val="20"/>
+                <w:szCs w:val="20"/>
+                <w:lang w:val="en-US" w:eastAsia="zh-CN"/>
+              </w:rPr>
+              <w:t>2</w:t>
+            </w:r>
+            <w:r>
+              <w:rPr>
+                <w:rFonts w:ascii="宋体" w:hAnsi="宋体" w:eastAsia="宋体" w:cs="宋体"/>
+                <w:spacing w:val="3"/>
+                <w:position w:val="1"/>
+                <w:sz w:val="20"/>
+                <w:szCs w:val="20"/>
+              </w:rPr>
+              <w:t>.</w:t>
+            </w:r>
+            <w:r>
+              <w:rPr>
+                <w:rFonts w:hint="eastAsia" w:ascii="宋体" w:hAnsi="宋体" w:cs="宋体"/>
+                <w:spacing w:val="3"/>
+                <w:position w:val="1"/>
+                <w:sz w:val="20"/>
+                <w:szCs w:val="20"/>
+                <w:lang w:val="en-US" w:eastAsia="zh-CN"/>
+              </w:rPr>
+              <w:t>30</w:t>
+            </w:r>
           </w:p>
         </w:tc>
         <w:tc>
           <w:tcPr>
             <w:tcW w:w="972" w:type="dxa"/>
+            <w:shd w:val="clear"/>
+            <w:vAlign w:val="top"/>
           </w:tcPr>
           <w:p>
             <w:pPr>
-              <w:pStyle w:val="27"/>
               <w:keepNext w:val="0"/>
               <w:keepLines w:val="0"/>
               <w:pageBreakBefore w:val="0"/>
@@ -1544,19 +1564,61 @@
               <w:bidi w:val="0"/>
               <w:adjustRightInd w:val="0"/>
               <w:snapToGrid w:val="0"/>
+              <w:spacing w:before="173" w:line="267" w:lineRule="exact"/>
               <w:ind w:left="0" w:leftChars="0" w:right="0" w:rightChars="0" w:firstLine="0" w:firstLineChars="0"/>
               <w:jc w:val="center"/>
               <w:textAlignment w:val="baseline"/>
+              <w:rPr>
+                <w:rFonts w:ascii="宋体" w:hAnsi="宋体" w:eastAsia="宋体" w:cs="宋体"/>
+                <w:snapToGrid w:val="0"/>
+                <w:color w:val="000000"/>
+                <w:kern w:val="0"/>
+                <w:sz w:val="20"/>
+                <w:szCs w:val="20"/>
+                <w:lang w:val="en-US" w:eastAsia="en-US" w:bidi="ar-SA"/>
+              </w:rPr>
             </w:pPr>
+            <w:r>
+              <w:rPr>
+                <w:rFonts w:ascii="宋体" w:hAnsi="宋体" w:eastAsia="宋体" w:cs="宋体"/>
+                <w:spacing w:val="4"/>
+                <w:position w:val="1"/>
+                <w:sz w:val="20"/>
+                <w:szCs w:val="20"/>
+              </w:rPr>
+              <w:t>V</w:t>
+            </w:r>
+            <w:r>
+              <w:rPr>
+                <w:rFonts w:hint="eastAsia" w:ascii="宋体" w:hAnsi="宋体" w:cs="宋体"/>
+                <w:spacing w:val="4"/>
+                <w:position w:val="1"/>
+                <w:sz w:val="20"/>
+                <w:szCs w:val="20"/>
+                <w:lang w:val="en-US" w:eastAsia="zh-CN"/>
+              </w:rPr>
+              <w:t>2</w:t>
+            </w:r>
+            <w:r>
+              <w:rPr>
+                <w:rFonts w:ascii="宋体" w:hAnsi="宋体" w:eastAsia="宋体" w:cs="宋体"/>
+                <w:spacing w:val="4"/>
+                <w:position w:val="1"/>
+                <w:sz w:val="20"/>
+                <w:szCs w:val="20"/>
+              </w:rPr>
+              <w:t>.0</w:t>
+            </w:r>
           </w:p>
         </w:tc>
         <w:tc>
           <w:tcPr>
             <w:tcW w:w="1575" w:type="dxa"/>
+            <w:shd w:val="clear"/>
+            <w:vAlign w:val="top"/>
           </w:tcPr>
           <w:p>
             <w:pPr>
-              <w:pStyle w:val="27"/>
               <w:keepNext w:val="0"/>
               <w:keepLines w:val="0"/>
               <w:pageBreakBefore w:val="0"/>
@@ -1570,19 +1632,42 @@
               <w:bidi w:val="0"/>
               <w:adjustRightInd w:val="0"/>
               <w:snapToGrid w:val="0"/>
+              <w:spacing w:before="172" w:line="228" w:lineRule="auto"/>
               <w:ind w:left="0" w:leftChars="0" w:right="0" w:rightChars="0" w:firstLine="0" w:firstLineChars="0"/>
               <w:jc w:val="center"/>
               <w:textAlignment w:val="baseline"/>
+              <w:rPr>
+                <w:rFonts w:hint="eastAsia" w:ascii="宋体" w:hAnsi="宋体" w:eastAsia="宋体" w:cs="宋体"/>
+                <w:snapToGrid w:val="0"/>
+                <w:color w:val="000000"/>
+                <w:kern w:val="0"/>
+                <w:sz w:val="20"/>
+                <w:szCs w:val="20"/>
+                <w:lang w:val="en-US" w:eastAsia="zh-CN" w:bidi="ar-SA"/>
+              </w:rPr>
             </w:pPr>
+            <w:r>
+              <w:rPr>
+                <w:rFonts w:hint="eastAsia" w:ascii="宋体" w:hAnsi="宋体" w:cs="宋体"/>
+                <w:snapToGrid w:val="0"/>
+                <w:color w:val="000000"/>
+                <w:kern w:val="0"/>
+                <w:sz w:val="20"/>
+                <w:szCs w:val="20"/>
+                <w:lang w:val="en-US" w:eastAsia="zh-CN" w:bidi="ar-SA"/>
+              </w:rPr>
+              <w:t>修订</w:t>
+            </w:r>
           </w:p>
         </w:tc>
         <w:tc>
           <w:tcPr>
             <w:tcW w:w="1829" w:type="dxa"/>
+            <w:shd w:val="clear"/>
+            <w:vAlign w:val="top"/>
           </w:tcPr>
           <w:p>
             <w:pPr>
-              <w:pStyle w:val="27"/>
               <w:keepNext w:val="0"/>
               <w:keepLines w:val="0"/>
               <w:pageBreakBefore w:val="0"/>
@@ -1596,19 +1681,42 @@
               <w:bidi w:val="0"/>
               <w:adjustRightInd w:val="0"/>
               <w:snapToGrid w:val="0"/>
+              <w:spacing w:before="173" w:line="229" w:lineRule="auto"/>
               <w:ind w:left="0" w:leftChars="0" w:right="0" w:rightChars="0" w:firstLine="0" w:firstLineChars="0"/>
               <w:jc w:val="center"/>
               <w:textAlignment w:val="baseline"/>
+              <w:rPr>
+                <w:rFonts w:ascii="宋体" w:hAnsi="宋体" w:eastAsia="宋体" w:cs="宋体"/>
+                <w:snapToGrid w:val="0"/>
+                <w:color w:val="000000"/>
+                <w:spacing w:val="200"/>
+                <w:kern w:val="0"/>
+                <w:sz w:val="20"/>
+                <w:szCs w:val="20"/>
+                <w:lang w:val="en-US" w:eastAsia="en-US" w:bidi="ar-SA"/>
+              </w:rPr>
             </w:pPr>
+            <w:r>
+              <w:rPr>
+                <w:rFonts w:hint="eastAsia" w:asciiTheme="minorAscii" w:hAnsiTheme="minorAscii" w:eastAsiaTheme="minorEastAsia"/>
+                <w:spacing w:val="0"/>
+                <w:kern w:val="0"/>
+                <w:sz w:val="21"/>
+                <w:vertAlign w:val="baseline"/>
+                <w:lang w:val="en-US" w:eastAsia="zh-CN"/>
+              </w:rPr>
+              <w:t>程方</w:t>
+            </w:r>
           </w:p>
         </w:tc>
         <w:tc>
           <w:tcPr>
             <w:tcW w:w="1606" w:type="dxa"/>
+            <w:shd w:val="clear"/>
+            <w:vAlign w:val="top"/>
           </w:tcPr>
           <w:p>
             <w:pPr>
-              <w:pStyle w:val="27"/>
               <w:keepNext w:val="0"/>
               <w:keepLines w:val="0"/>
               <w:pageBreakBefore w:val="0"/>
@@ -1622,19 +1730,42 @@
               <w:bidi w:val="0"/>
               <w:adjustRightInd w:val="0"/>
               <w:snapToGrid w:val="0"/>
+              <w:spacing w:before="173" w:line="229" w:lineRule="auto"/>
               <w:ind w:left="0" w:leftChars="0" w:right="0" w:rightChars="0" w:firstLine="0" w:firstLineChars="0"/>
               <w:jc w:val="center"/>
               <w:textAlignment w:val="baseline"/>
+              <w:rPr>
+                <w:rFonts w:ascii="宋体" w:hAnsi="宋体" w:eastAsia="宋体" w:cs="宋体"/>
+                <w:snapToGrid w:val="0"/>
+                <w:color w:val="000000"/>
+                <w:spacing w:val="200"/>
+                <w:kern w:val="0"/>
+                <w:sz w:val="20"/>
+                <w:szCs w:val="20"/>
+                <w:lang w:val="en-US" w:eastAsia="en-US" w:bidi="ar-SA"/>
+              </w:rPr>
             </w:pPr>
+            <w:r>
+              <w:rPr>
+                <w:rFonts w:hint="eastAsia" w:asciiTheme="minorAscii" w:hAnsiTheme="minorAscii" w:eastAsiaTheme="minorEastAsia"/>
+                <w:spacing w:val="0"/>
+                <w:kern w:val="0"/>
+                <w:sz w:val="21"/>
+                <w:vertAlign w:val="baseline"/>
+                <w:lang w:val="en-US" w:eastAsia="zh-CN"/>
+              </w:rPr>
+              <w:t>茅建根</w:t>
+            </w:r>
           </w:p>
         </w:tc>
         <w:tc>
           <w:tcPr>
             <w:tcW w:w="915" w:type="dxa"/>
+            <w:shd w:val="clear"/>
+            <w:vAlign w:val="top"/>
           </w:tcPr>
           <w:p>
             <w:pPr>
-              <w:pStyle w:val="27"/>
               <w:keepNext w:val="0"/>
               <w:keepLines w:val="0"/>
               <w:pageBreakBefore w:val="0"/>
@@ -1648,10 +1779,31 @@
               <w:bidi w:val="0"/>
               <w:adjustRightInd w:val="0"/>
               <w:snapToGrid w:val="0"/>
+              <w:spacing w:before="173" w:line="229" w:lineRule="auto"/>
               <w:ind w:left="0" w:leftChars="0" w:right="0" w:rightChars="0" w:firstLine="0" w:firstLineChars="0"/>
               <w:jc w:val="center"/>
               <w:textAlignment w:val="baseline"/>
+              <w:rPr>
+                <w:rFonts w:ascii="宋体" w:hAnsi="宋体" w:eastAsia="宋体" w:cs="宋体"/>
+                <w:snapToGrid w:val="0"/>
+                <w:color w:val="000000"/>
+                <w:kern w:val="0"/>
+                <w:sz w:val="20"/>
+                <w:szCs w:val="20"/>
+                <w:lang w:val="en-US" w:eastAsia="en-US" w:bidi="ar-SA"/>
+              </w:rPr>
             </w:pPr>
+            <w:r>
+              <w:rPr>
+                <w:rFonts w:hint="eastAsia" w:asciiTheme="minorAscii" w:hAnsiTheme="minorAscii" w:eastAsiaTheme="minorEastAsia"/>
+                <w:spacing w:val="0"/>
+                <w:kern w:val="0"/>
+                <w:sz w:val="21"/>
+                <w:vertAlign w:val="baseline"/>
+                <w:lang w:val="en-US" w:eastAsia="zh-CN"/>
+              </w:rPr>
+              <w:t>吴亚红</w:t>
+            </w:r>
           </w:p>
         </w:tc>
       </w:tr>

--- a/8.资源管理/2.运行记录类文件/TXHS-08-08-服务台应用情况说明.docx
+++ b/8.资源管理/2.运行记录类文件/TXHS-08-08-服务台应用情况说明.docx
@@ -21,7 +21,7 @@
         <w:spacing w:before="3120" w:beforeLines="1000"/>
         <w:textAlignment w:val="baseline"/>
       </w:pPr>
-      <w:bookmarkStart w:id="0" w:name="_Toc6222"/>
+      <w:bookmarkStart w:id="0" w:name="_Toc1508"/>
       <w:r>
         <w:drawing>
           <wp:anchor distT="0" distB="0" distL="114300" distR="114300" simplePos="0" relativeHeight="251661312" behindDoc="1" locked="0" layoutInCell="1" allowOverlap="1">
@@ -210,7 +210,7 @@
           <w:lang w:val="en-US" w:eastAsia="zh-CN"/>
         </w:rPr>
       </w:pPr>
-      <w:bookmarkStart w:id="1" w:name="_Toc6828"/>
+      <w:bookmarkStart w:id="1" w:name="_Toc4006"/>
       <w:r>
         <w:rPr>
           <w:rFonts w:hint="eastAsia"/>
@@ -1201,7 +1201,37 @@
                 <w:lang w:val="en-US" w:eastAsia="zh-CN"/>
               </w:rPr>
             </w:pPr>
-            <w:bookmarkStart w:id="25" w:name="_GoBack" w:colFirst="3" w:colLast="5"/>
+            <w:r>
+              <w:rPr>
+                <w:rFonts w:ascii="宋体" w:hAnsi="宋体" w:eastAsia="宋体" w:cs="宋体"/>
+                <w:spacing w:val="3"/>
+                <w:position w:val="1"/>
+                <w:sz w:val="20"/>
+                <w:szCs w:val="20"/>
+              </w:rPr>
+              <w:t>2025.1</w:t>
+            </w:r>
+            <w:r>
+              <w:rPr>
+                <w:rFonts w:hint="eastAsia" w:ascii="宋体" w:hAnsi="宋体" w:cs="宋体"/>
+                <w:spacing w:val="3"/>
+                <w:position w:val="1"/>
+                <w:sz w:val="20"/>
+                <w:szCs w:val="20"/>
+                <w:lang w:val="en-US" w:eastAsia="zh-CN"/>
+              </w:rPr>
+              <w:t>2</w:t>
+            </w:r>
+            <w:r>
+              <w:rPr>
+                <w:rFonts w:ascii="宋体" w:hAnsi="宋体" w:eastAsia="宋体" w:cs="宋体"/>
+                <w:spacing w:val="3"/>
+                <w:position w:val="1"/>
+                <w:sz w:val="20"/>
+                <w:szCs w:val="20"/>
+              </w:rPr>
+              <w:t>.</w:t>
+            </w:r>
             <w:r>
               <w:rPr>
                 <w:rFonts w:hint="eastAsia" w:ascii="宋体" w:hAnsi="宋体" w:cs="宋体"/>
@@ -1209,7 +1239,7 @@
                 <w:szCs w:val="20"/>
                 <w:lang w:val="en-US" w:eastAsia="zh-CN"/>
               </w:rPr>
-              <w:t>2023.6。30</w:t>
+              <w:t>30</w:t>
             </w:r>
           </w:p>
         </w:tc>
@@ -1299,7 +1329,6 @@
           <w:tcPr>
             <w:tcW w:w="1829" w:type="dxa"/>
             <w:shd w:val="clear" w:color="auto" w:fill="auto"/>
-            <w:vAlign w:val="top"/>
           </w:tcPr>
           <w:p>
             <w:pPr>
@@ -1340,7 +1369,7 @@
                 <w:vertAlign w:val="baseline"/>
                 <w:lang w:val="en-US" w:eastAsia="zh-CN"/>
               </w:rPr>
-              <w:t>程方</w:t>
+              <w:t>强宇涛</w:t>
             </w:r>
           </w:p>
         </w:tc>
@@ -1348,7 +1377,6 @@
           <w:tcPr>
             <w:tcW w:w="1606" w:type="dxa"/>
             <w:shd w:val="clear" w:color="auto" w:fill="auto"/>
-            <w:vAlign w:val="top"/>
           </w:tcPr>
           <w:p>
             <w:pPr>
@@ -1389,7 +1417,7 @@
                 <w:vertAlign w:val="baseline"/>
                 <w:lang w:val="en-US" w:eastAsia="zh-CN"/>
               </w:rPr>
-              <w:t>茅建根</w:t>
+              <w:t>陈凯</w:t>
             </w:r>
           </w:p>
         </w:tc>
@@ -1397,7 +1425,6 @@
           <w:tcPr>
             <w:tcW w:w="915" w:type="dxa"/>
             <w:shd w:val="clear" w:color="auto" w:fill="auto"/>
-            <w:vAlign w:val="top"/>
           </w:tcPr>
           <w:p>
             <w:pPr>
@@ -1442,7 +1469,6 @@
           </w:p>
         </w:tc>
       </w:tr>
-      <w:bookmarkEnd w:id="25"/>
       <w:tr>
         <w:tblPrEx>
           <w:tblBorders>
@@ -1467,8 +1493,7 @@
         <w:tc>
           <w:tcPr>
             <w:tcW w:w="1317" w:type="dxa"/>
-            <w:shd w:val="clear"/>
-            <w:vAlign w:val="top"/>
+            <w:shd w:val="clear" w:color="auto" w:fill="auto"/>
           </w:tcPr>
           <w:p>
             <w:pPr>
@@ -1499,55 +1524,12 @@
                 <w:lang w:val="en-US" w:eastAsia="en-US" w:bidi="ar-SA"/>
               </w:rPr>
             </w:pPr>
-            <w:r>
-              <w:rPr>
-                <w:rFonts w:ascii="宋体" w:hAnsi="宋体" w:eastAsia="宋体" w:cs="宋体"/>
-                <w:spacing w:val="3"/>
-                <w:position w:val="1"/>
-                <w:sz w:val="20"/>
-                <w:szCs w:val="20"/>
-              </w:rPr>
-              <w:t>2025.1</w:t>
-            </w:r>
-            <w:r>
-              <w:rPr>
-                <w:rFonts w:hint="eastAsia" w:ascii="宋体" w:hAnsi="宋体" w:cs="宋体"/>
-                <w:spacing w:val="3"/>
-                <w:position w:val="1"/>
-                <w:sz w:val="20"/>
-                <w:szCs w:val="20"/>
-                <w:lang w:val="en-US" w:eastAsia="zh-CN"/>
-              </w:rPr>
-              <w:t>2</w:t>
-            </w:r>
-            <w:r>
-              <w:rPr>
-                <w:rFonts w:ascii="宋体" w:hAnsi="宋体" w:eastAsia="宋体" w:cs="宋体"/>
-                <w:spacing w:val="3"/>
-                <w:position w:val="1"/>
-                <w:sz w:val="20"/>
-                <w:szCs w:val="20"/>
-              </w:rPr>
-              <w:t>.</w:t>
-            </w:r>
-            <w:r>
-              <w:rPr>
-                <w:rFonts w:hint="eastAsia" w:ascii="宋体" w:hAnsi="宋体" w:cs="宋体"/>
-                <w:spacing w:val="3"/>
-                <w:position w:val="1"/>
-                <w:sz w:val="20"/>
-                <w:szCs w:val="20"/>
-                <w:lang w:val="en-US" w:eastAsia="zh-CN"/>
-              </w:rPr>
-              <w:t>30</w:t>
-            </w:r>
           </w:p>
         </w:tc>
         <w:tc>
           <w:tcPr>
             <w:tcW w:w="972" w:type="dxa"/>
-            <w:shd w:val="clear"/>
-            <w:vAlign w:val="top"/>
+            <w:shd w:val="clear" w:color="auto" w:fill="auto"/>
           </w:tcPr>
           <w:p>
             <w:pPr>
@@ -1578,44 +1560,12 @@
                 <w:lang w:val="en-US" w:eastAsia="en-US" w:bidi="ar-SA"/>
               </w:rPr>
             </w:pPr>
-            <w:r>
-              <w:rPr>
-                <w:rFonts w:ascii="宋体" w:hAnsi="宋体" w:eastAsia="宋体" w:cs="宋体"/>
-                <w:spacing w:val="4"/>
-                <w:position w:val="1"/>
-                <w:sz w:val="20"/>
-                <w:szCs w:val="20"/>
-              </w:rPr>
-              <w:t>V</w:t>
-            </w:r>
-            <w:r>
-              <w:rPr>
-                <w:rFonts w:hint="eastAsia" w:ascii="宋体" w:hAnsi="宋体" w:cs="宋体"/>
-                <w:spacing w:val="4"/>
-                <w:position w:val="1"/>
-                <w:sz w:val="20"/>
-                <w:szCs w:val="20"/>
-                <w:lang w:val="en-US" w:eastAsia="zh-CN"/>
-              </w:rPr>
-              <w:t>2</w:t>
-            </w:r>
-            <w:r>
-              <w:rPr>
-                <w:rFonts w:ascii="宋体" w:hAnsi="宋体" w:eastAsia="宋体" w:cs="宋体"/>
-                <w:spacing w:val="4"/>
-                <w:position w:val="1"/>
-                <w:sz w:val="20"/>
-                <w:szCs w:val="20"/>
-              </w:rPr>
-              <w:t>.0</w:t>
-            </w:r>
           </w:p>
         </w:tc>
         <w:tc>
           <w:tcPr>
             <w:tcW w:w="1575" w:type="dxa"/>
-            <w:shd w:val="clear"/>
-            <w:vAlign w:val="top"/>
+            <w:shd w:val="clear" w:color="auto" w:fill="auto"/>
           </w:tcPr>
           <w:p>
             <w:pPr>
@@ -1646,25 +1596,12 @@
                 <w:lang w:val="en-US" w:eastAsia="zh-CN" w:bidi="ar-SA"/>
               </w:rPr>
             </w:pPr>
-            <w:r>
-              <w:rPr>
-                <w:rFonts w:hint="eastAsia" w:ascii="宋体" w:hAnsi="宋体" w:cs="宋体"/>
-                <w:snapToGrid w:val="0"/>
-                <w:color w:val="000000"/>
-                <w:kern w:val="0"/>
-                <w:sz w:val="20"/>
-                <w:szCs w:val="20"/>
-                <w:lang w:val="en-US" w:eastAsia="zh-CN" w:bidi="ar-SA"/>
-              </w:rPr>
-              <w:t>修订</w:t>
-            </w:r>
           </w:p>
         </w:tc>
         <w:tc>
           <w:tcPr>
             <w:tcW w:w="1829" w:type="dxa"/>
-            <w:shd w:val="clear"/>
-            <w:vAlign w:val="top"/>
+            <w:shd w:val="clear" w:color="auto" w:fill="auto"/>
           </w:tcPr>
           <w:p>
             <w:pPr>
@@ -1696,24 +1633,12 @@
                 <w:lang w:val="en-US" w:eastAsia="en-US" w:bidi="ar-SA"/>
               </w:rPr>
             </w:pPr>
-            <w:r>
-              <w:rPr>
-                <w:rFonts w:hint="eastAsia" w:asciiTheme="minorAscii" w:hAnsiTheme="minorAscii" w:eastAsiaTheme="minorEastAsia"/>
-                <w:spacing w:val="0"/>
-                <w:kern w:val="0"/>
-                <w:sz w:val="21"/>
-                <w:vertAlign w:val="baseline"/>
-                <w:lang w:val="en-US" w:eastAsia="zh-CN"/>
-              </w:rPr>
-              <w:t>程方</w:t>
-            </w:r>
           </w:p>
         </w:tc>
         <w:tc>
           <w:tcPr>
             <w:tcW w:w="1606" w:type="dxa"/>
-            <w:shd w:val="clear"/>
-            <w:vAlign w:val="top"/>
+            <w:shd w:val="clear" w:color="auto" w:fill="auto"/>
           </w:tcPr>
           <w:p>
             <w:pPr>
@@ -1745,24 +1670,12 @@
                 <w:lang w:val="en-US" w:eastAsia="en-US" w:bidi="ar-SA"/>
               </w:rPr>
             </w:pPr>
-            <w:r>
-              <w:rPr>
-                <w:rFonts w:hint="eastAsia" w:asciiTheme="minorAscii" w:hAnsiTheme="minorAscii" w:eastAsiaTheme="minorEastAsia"/>
-                <w:spacing w:val="0"/>
-                <w:kern w:val="0"/>
-                <w:sz w:val="21"/>
-                <w:vertAlign w:val="baseline"/>
-                <w:lang w:val="en-US" w:eastAsia="zh-CN"/>
-              </w:rPr>
-              <w:t>茅建根</w:t>
-            </w:r>
           </w:p>
         </w:tc>
         <w:tc>
           <w:tcPr>
             <w:tcW w:w="915" w:type="dxa"/>
-            <w:shd w:val="clear"/>
-            <w:vAlign w:val="top"/>
+            <w:shd w:val="clear" w:color="auto" w:fill="auto"/>
           </w:tcPr>
           <w:p>
             <w:pPr>
@@ -1793,17 +1706,6 @@
                 <w:lang w:val="en-US" w:eastAsia="en-US" w:bidi="ar-SA"/>
               </w:rPr>
             </w:pPr>
-            <w:r>
-              <w:rPr>
-                <w:rFonts w:hint="eastAsia" w:asciiTheme="minorAscii" w:hAnsiTheme="minorAscii" w:eastAsiaTheme="minorEastAsia"/>
-                <w:spacing w:val="0"/>
-                <w:kern w:val="0"/>
-                <w:sz w:val="21"/>
-                <w:vertAlign w:val="baseline"/>
-                <w:lang w:val="en-US" w:eastAsia="zh-CN"/>
-              </w:rPr>
-              <w:t>吴亚红</w:t>
-            </w:r>
           </w:p>
         </w:tc>
       </w:tr>
@@ -2255,6 +2157,8 @@
               <w:tab w:val="right" w:leader="dot" w:pos="8306"/>
             </w:tabs>
           </w:pPr>
+          <w:bookmarkStart w:id="19" w:name="_GoBack"/>
+          <w:bookmarkEnd w:id="19"/>
           <w:r>
             <w:rPr>
               <w:rFonts w:hint="eastAsia" w:ascii="宋体" w:hAnsi="宋体" w:eastAsia="宋体" w:cs="宋体"/>
@@ -2291,7 +2195,7 @@
               <w:rFonts w:hint="eastAsia" w:ascii="宋体" w:hAnsi="宋体" w:eastAsia="宋体" w:cs="宋体"/>
               <w:szCs w:val="24"/>
             </w:rPr>
-            <w:instrText xml:space="preserve"> HYPERLINK \l _Toc6222 </w:instrText>
+            <w:instrText xml:space="preserve"> HYPERLINK \l _Toc1508 </w:instrText>
           </w:r>
           <w:r>
             <w:rPr>
@@ -2314,7 +2218,7 @@
             <w:fldChar w:fldCharType="begin"/>
           </w:r>
           <w:r>
-            <w:instrText xml:space="preserve"> PAGEREF _Toc6222 \h </w:instrText>
+            <w:instrText xml:space="preserve"> PAGEREF _Toc1508 \h </w:instrText>
           </w:r>
           <w:r>
             <w:fldChar w:fldCharType="separate"/>
@@ -2352,7 +2256,7 @@
               <w:rFonts w:hint="eastAsia" w:ascii="宋体" w:hAnsi="宋体" w:eastAsia="宋体" w:cs="宋体"/>
               <w:szCs w:val="24"/>
             </w:rPr>
-            <w:instrText xml:space="preserve"> HYPERLINK \l _Toc6828 </w:instrText>
+            <w:instrText xml:space="preserve"> HYPERLINK \l _Toc4006 </w:instrText>
           </w:r>
           <w:r>
             <w:rPr>
@@ -2375,7 +2279,7 @@
             <w:fldChar w:fldCharType="begin"/>
           </w:r>
           <w:r>
-            <w:instrText xml:space="preserve"> PAGEREF _Toc6828 \h </w:instrText>
+            <w:instrText xml:space="preserve"> PAGEREF _Toc4006 \h </w:instrText>
           </w:r>
           <w:r>
             <w:fldChar w:fldCharType="separate"/>
@@ -2413,7 +2317,7 @@
               <w:rFonts w:hint="eastAsia" w:ascii="宋体" w:hAnsi="宋体" w:eastAsia="宋体" w:cs="宋体"/>
               <w:szCs w:val="24"/>
             </w:rPr>
-            <w:instrText xml:space="preserve"> HYPERLINK \l _Toc13006 </w:instrText>
+            <w:instrText xml:space="preserve"> HYPERLINK \l _Toc13382 </w:instrText>
           </w:r>
           <w:r>
             <w:rPr>
@@ -2436,7 +2340,7 @@
             <w:fldChar w:fldCharType="begin"/>
           </w:r>
           <w:r>
-            <w:instrText xml:space="preserve"> PAGEREF _Toc13006 \h </w:instrText>
+            <w:instrText xml:space="preserve"> PAGEREF _Toc13382 \h </w:instrText>
           </w:r>
           <w:r>
             <w:fldChar w:fldCharType="separate"/>
@@ -2474,7 +2378,7 @@
               <w:rFonts w:hint="eastAsia" w:ascii="宋体" w:hAnsi="宋体" w:eastAsia="宋体" w:cs="宋体"/>
               <w:szCs w:val="24"/>
             </w:rPr>
-            <w:instrText xml:space="preserve"> HYPERLINK \l _Toc31910 </w:instrText>
+            <w:instrText xml:space="preserve"> HYPERLINK \l _Toc19041 </w:instrText>
           </w:r>
           <w:r>
             <w:rPr>
@@ -2497,7 +2401,7 @@
             <w:fldChar w:fldCharType="begin"/>
           </w:r>
           <w:r>
-            <w:instrText xml:space="preserve"> PAGEREF _Toc31910 \h </w:instrText>
+            <w:instrText xml:space="preserve"> PAGEREF _Toc19041 \h </w:instrText>
           </w:r>
           <w:r>
             <w:fldChar w:fldCharType="separate"/>
@@ -2535,7 +2439,7 @@
               <w:rFonts w:hint="eastAsia" w:ascii="宋体" w:hAnsi="宋体" w:eastAsia="宋体" w:cs="宋体"/>
               <w:szCs w:val="24"/>
             </w:rPr>
-            <w:instrText xml:space="preserve"> HYPERLINK \l _Toc22675 </w:instrText>
+            <w:instrText xml:space="preserve"> HYPERLINK \l _Toc24333 </w:instrText>
           </w:r>
           <w:r>
             <w:rPr>
@@ -2558,7 +2462,7 @@
             <w:fldChar w:fldCharType="begin"/>
           </w:r>
           <w:r>
-            <w:instrText xml:space="preserve"> PAGEREF _Toc22675 \h </w:instrText>
+            <w:instrText xml:space="preserve"> PAGEREF _Toc24333 \h </w:instrText>
           </w:r>
           <w:r>
             <w:fldChar w:fldCharType="separate"/>
@@ -2596,7 +2500,7 @@
               <w:rFonts w:hint="eastAsia" w:ascii="宋体" w:hAnsi="宋体" w:eastAsia="宋体" w:cs="宋体"/>
               <w:szCs w:val="24"/>
             </w:rPr>
-            <w:instrText xml:space="preserve"> HYPERLINK \l _Toc2014 </w:instrText>
+            <w:instrText xml:space="preserve"> HYPERLINK \l _Toc13124 </w:instrText>
           </w:r>
           <w:r>
             <w:rPr>
@@ -2619,7 +2523,7 @@
             <w:fldChar w:fldCharType="begin"/>
           </w:r>
           <w:r>
-            <w:instrText xml:space="preserve"> PAGEREF _Toc2014 \h </w:instrText>
+            <w:instrText xml:space="preserve"> PAGEREF _Toc13124 \h </w:instrText>
           </w:r>
           <w:r>
             <w:fldChar w:fldCharType="separate"/>
@@ -2657,7 +2561,7 @@
               <w:rFonts w:hint="eastAsia" w:ascii="宋体" w:hAnsi="宋体" w:eastAsia="宋体" w:cs="宋体"/>
               <w:szCs w:val="24"/>
             </w:rPr>
-            <w:instrText xml:space="preserve"> HYPERLINK \l _Toc8825 </w:instrText>
+            <w:instrText xml:space="preserve"> HYPERLINK \l _Toc31323 </w:instrText>
           </w:r>
           <w:r>
             <w:rPr>
@@ -2680,7 +2584,7 @@
             <w:fldChar w:fldCharType="begin"/>
           </w:r>
           <w:r>
-            <w:instrText xml:space="preserve"> PAGEREF _Toc8825 \h </w:instrText>
+            <w:instrText xml:space="preserve"> PAGEREF _Toc31323 \h </w:instrText>
           </w:r>
           <w:r>
             <w:fldChar w:fldCharType="separate"/>
@@ -2718,7 +2622,7 @@
               <w:rFonts w:hint="eastAsia" w:ascii="宋体" w:hAnsi="宋体" w:eastAsia="宋体" w:cs="宋体"/>
               <w:szCs w:val="24"/>
             </w:rPr>
-            <w:instrText xml:space="preserve"> HYPERLINK \l _Toc17439 </w:instrText>
+            <w:instrText xml:space="preserve"> HYPERLINK \l _Toc10896 </w:instrText>
           </w:r>
           <w:r>
             <w:rPr>
@@ -2741,7 +2645,7 @@
             <w:fldChar w:fldCharType="begin"/>
           </w:r>
           <w:r>
-            <w:instrText xml:space="preserve"> PAGEREF _Toc17439 \h </w:instrText>
+            <w:instrText xml:space="preserve"> PAGEREF _Toc10896 \h </w:instrText>
           </w:r>
           <w:r>
             <w:fldChar w:fldCharType="separate"/>
@@ -2779,7 +2683,7 @@
               <w:rFonts w:hint="eastAsia" w:ascii="宋体" w:hAnsi="宋体" w:eastAsia="宋体" w:cs="宋体"/>
               <w:szCs w:val="24"/>
             </w:rPr>
-            <w:instrText xml:space="preserve"> HYPERLINK \l _Toc2557 </w:instrText>
+            <w:instrText xml:space="preserve"> HYPERLINK \l _Toc22385 </w:instrText>
           </w:r>
           <w:r>
             <w:rPr>
@@ -2802,7 +2706,7 @@
             <w:fldChar w:fldCharType="begin"/>
           </w:r>
           <w:r>
-            <w:instrText xml:space="preserve"> PAGEREF _Toc2557 \h </w:instrText>
+            <w:instrText xml:space="preserve"> PAGEREF _Toc22385 \h </w:instrText>
           </w:r>
           <w:r>
             <w:fldChar w:fldCharType="separate"/>
@@ -2840,7 +2744,7 @@
               <w:rFonts w:hint="eastAsia" w:ascii="宋体" w:hAnsi="宋体" w:eastAsia="宋体" w:cs="宋体"/>
               <w:szCs w:val="24"/>
             </w:rPr>
-            <w:instrText xml:space="preserve"> HYPERLINK \l _Toc31337 </w:instrText>
+            <w:instrText xml:space="preserve"> HYPERLINK \l _Toc28287 </w:instrText>
           </w:r>
           <w:r>
             <w:rPr>
@@ -2863,7 +2767,7 @@
             <w:fldChar w:fldCharType="begin"/>
           </w:r>
           <w:r>
-            <w:instrText xml:space="preserve"> PAGEREF _Toc31337 \h </w:instrText>
+            <w:instrText xml:space="preserve"> PAGEREF _Toc28287 \h </w:instrText>
           </w:r>
           <w:r>
             <w:fldChar w:fldCharType="separate"/>
@@ -2901,7 +2805,7 @@
               <w:rFonts w:hint="eastAsia" w:ascii="宋体" w:hAnsi="宋体" w:eastAsia="宋体" w:cs="宋体"/>
               <w:szCs w:val="24"/>
             </w:rPr>
-            <w:instrText xml:space="preserve"> HYPERLINK \l _Toc23489 </w:instrText>
+            <w:instrText xml:space="preserve"> HYPERLINK \l _Toc3509 </w:instrText>
           </w:r>
           <w:r>
             <w:rPr>
@@ -2924,7 +2828,7 @@
             <w:fldChar w:fldCharType="begin"/>
           </w:r>
           <w:r>
-            <w:instrText xml:space="preserve"> PAGEREF _Toc23489 \h </w:instrText>
+            <w:instrText xml:space="preserve"> PAGEREF _Toc3509 \h </w:instrText>
           </w:r>
           <w:r>
             <w:fldChar w:fldCharType="separate"/>
@@ -2962,7 +2866,7 @@
               <w:rFonts w:hint="eastAsia" w:ascii="宋体" w:hAnsi="宋体" w:eastAsia="宋体" w:cs="宋体"/>
               <w:szCs w:val="24"/>
             </w:rPr>
-            <w:instrText xml:space="preserve"> HYPERLINK \l _Toc30162 </w:instrText>
+            <w:instrText xml:space="preserve"> HYPERLINK \l _Toc2727 </w:instrText>
           </w:r>
           <w:r>
             <w:rPr>
@@ -2985,7 +2889,7 @@
             <w:fldChar w:fldCharType="begin"/>
           </w:r>
           <w:r>
-            <w:instrText xml:space="preserve"> PAGEREF _Toc30162 \h </w:instrText>
+            <w:instrText xml:space="preserve"> PAGEREF _Toc2727 \h </w:instrText>
           </w:r>
           <w:r>
             <w:fldChar w:fldCharType="separate"/>
@@ -3023,7 +2927,7 @@
               <w:rFonts w:hint="eastAsia" w:ascii="宋体" w:hAnsi="宋体" w:eastAsia="宋体" w:cs="宋体"/>
               <w:szCs w:val="24"/>
             </w:rPr>
-            <w:instrText xml:space="preserve"> HYPERLINK \l _Toc11138 </w:instrText>
+            <w:instrText xml:space="preserve"> HYPERLINK \l _Toc11519 </w:instrText>
           </w:r>
           <w:r>
             <w:rPr>
@@ -3046,7 +2950,7 @@
             <w:fldChar w:fldCharType="begin"/>
           </w:r>
           <w:r>
-            <w:instrText xml:space="preserve"> PAGEREF _Toc11138 \h </w:instrText>
+            <w:instrText xml:space="preserve"> PAGEREF _Toc11519 \h </w:instrText>
           </w:r>
           <w:r>
             <w:fldChar w:fldCharType="separate"/>
@@ -3084,7 +2988,7 @@
               <w:rFonts w:hint="eastAsia" w:ascii="宋体" w:hAnsi="宋体" w:eastAsia="宋体" w:cs="宋体"/>
               <w:szCs w:val="24"/>
             </w:rPr>
-            <w:instrText xml:space="preserve"> HYPERLINK \l _Toc1083 </w:instrText>
+            <w:instrText xml:space="preserve"> HYPERLINK \l _Toc16281 </w:instrText>
           </w:r>
           <w:r>
             <w:rPr>
@@ -3107,7 +3011,7 @@
             <w:fldChar w:fldCharType="begin"/>
           </w:r>
           <w:r>
-            <w:instrText xml:space="preserve"> PAGEREF _Toc1083 \h </w:instrText>
+            <w:instrText xml:space="preserve"> PAGEREF _Toc16281 \h </w:instrText>
           </w:r>
           <w:r>
             <w:fldChar w:fldCharType="separate"/>
@@ -3145,7 +3049,7 @@
               <w:rFonts w:hint="eastAsia" w:ascii="宋体" w:hAnsi="宋体" w:eastAsia="宋体" w:cs="宋体"/>
               <w:szCs w:val="24"/>
             </w:rPr>
-            <w:instrText xml:space="preserve"> HYPERLINK \l _Toc15462 </w:instrText>
+            <w:instrText xml:space="preserve"> HYPERLINK \l _Toc2904 </w:instrText>
           </w:r>
           <w:r>
             <w:rPr>
@@ -3168,7 +3072,7 @@
             <w:fldChar w:fldCharType="begin"/>
           </w:r>
           <w:r>
-            <w:instrText xml:space="preserve"> PAGEREF _Toc15462 \h </w:instrText>
+            <w:instrText xml:space="preserve"> PAGEREF _Toc2904 \h </w:instrText>
           </w:r>
           <w:r>
             <w:fldChar w:fldCharType="separate"/>
@@ -3206,7 +3110,7 @@
               <w:rFonts w:hint="eastAsia" w:ascii="宋体" w:hAnsi="宋体" w:eastAsia="宋体" w:cs="宋体"/>
               <w:szCs w:val="24"/>
             </w:rPr>
-            <w:instrText xml:space="preserve"> HYPERLINK \l _Toc32206 </w:instrText>
+            <w:instrText xml:space="preserve"> HYPERLINK \l _Toc3112 </w:instrText>
           </w:r>
           <w:r>
             <w:rPr>
@@ -3229,7 +3133,7 @@
             <w:fldChar w:fldCharType="begin"/>
           </w:r>
           <w:r>
-            <w:instrText xml:space="preserve"> PAGEREF _Toc32206 \h </w:instrText>
+            <w:instrText xml:space="preserve"> PAGEREF _Toc3112 \h </w:instrText>
           </w:r>
           <w:r>
             <w:fldChar w:fldCharType="separate"/>
@@ -3267,7 +3171,7 @@
               <w:rFonts w:hint="eastAsia" w:ascii="宋体" w:hAnsi="宋体" w:eastAsia="宋体" w:cs="宋体"/>
               <w:szCs w:val="24"/>
             </w:rPr>
-            <w:instrText xml:space="preserve"> HYPERLINK \l _Toc10507 </w:instrText>
+            <w:instrText xml:space="preserve"> HYPERLINK \l _Toc20867 </w:instrText>
           </w:r>
           <w:r>
             <w:rPr>
@@ -3290,7 +3194,7 @@
             <w:fldChar w:fldCharType="begin"/>
           </w:r>
           <w:r>
-            <w:instrText xml:space="preserve"> PAGEREF _Toc10507 \h </w:instrText>
+            <w:instrText xml:space="preserve"> PAGEREF _Toc20867 \h </w:instrText>
           </w:r>
           <w:r>
             <w:fldChar w:fldCharType="separate"/>
@@ -3328,7 +3232,7 @@
               <w:rFonts w:hint="eastAsia" w:ascii="宋体" w:hAnsi="宋体" w:eastAsia="宋体" w:cs="宋体"/>
               <w:szCs w:val="24"/>
             </w:rPr>
-            <w:instrText xml:space="preserve"> HYPERLINK \l _Toc4456 </w:instrText>
+            <w:instrText xml:space="preserve"> HYPERLINK \l _Toc3647 </w:instrText>
           </w:r>
           <w:r>
             <w:rPr>
@@ -3358,7 +3262,7 @@
             <w:fldChar w:fldCharType="begin"/>
           </w:r>
           <w:r>
-            <w:instrText xml:space="preserve"> PAGEREF _Toc4456 \h </w:instrText>
+            <w:instrText xml:space="preserve"> PAGEREF _Toc3647 \h </w:instrText>
           </w:r>
           <w:r>
             <w:fldChar w:fldCharType="separate"/>
@@ -3396,7 +3300,7 @@
               <w:rFonts w:hint="eastAsia" w:ascii="宋体" w:hAnsi="宋体" w:eastAsia="宋体" w:cs="宋体"/>
               <w:szCs w:val="24"/>
             </w:rPr>
-            <w:instrText xml:space="preserve"> HYPERLINK \l _Toc12481 </w:instrText>
+            <w:instrText xml:space="preserve"> HYPERLINK \l _Toc17680 </w:instrText>
           </w:r>
           <w:r>
             <w:rPr>
@@ -3417,7 +3321,7 @@
               <w:rFonts w:hint="eastAsia"/>
               <w:lang w:val="en-US" w:eastAsia="zh-CN"/>
             </w:rPr>
-            <w:t>近三年应用情况</w:t>
+            <w:t>结论与展望</w:t>
           </w:r>
           <w:r>
             <w:tab/>
@@ -3426,400 +3330,13 @@
             <w:fldChar w:fldCharType="begin"/>
           </w:r>
           <w:r>
-            <w:instrText xml:space="preserve"> PAGEREF _Toc12481 \h </w:instrText>
+            <w:instrText xml:space="preserve"> PAGEREF _Toc17680 \h </w:instrText>
           </w:r>
           <w:r>
             <w:fldChar w:fldCharType="separate"/>
           </w:r>
           <w:r>
             <w:t>7</w:t>
-          </w:r>
-          <w:r>
-            <w:fldChar w:fldCharType="end"/>
-          </w:r>
-          <w:r>
-            <w:rPr>
-              <w:rFonts w:hint="eastAsia" w:ascii="宋体" w:hAnsi="宋体" w:eastAsia="宋体" w:cs="宋体"/>
-              <w:szCs w:val="24"/>
-            </w:rPr>
-            <w:fldChar w:fldCharType="end"/>
-          </w:r>
-        </w:p>
-        <w:p>
-          <w:pPr>
-            <w:pStyle w:val="17"/>
-            <w:tabs>
-              <w:tab w:val="right" w:leader="dot" w:pos="8306"/>
-            </w:tabs>
-          </w:pPr>
-          <w:r>
-            <w:rPr>
-              <w:rFonts w:hint="eastAsia" w:ascii="宋体" w:hAnsi="宋体" w:eastAsia="宋体" w:cs="宋体"/>
-              <w:szCs w:val="24"/>
-            </w:rPr>
-            <w:fldChar w:fldCharType="begin"/>
-          </w:r>
-          <w:r>
-            <w:rPr>
-              <w:rFonts w:hint="eastAsia" w:ascii="宋体" w:hAnsi="宋体" w:eastAsia="宋体" w:cs="宋体"/>
-              <w:szCs w:val="24"/>
-            </w:rPr>
-            <w:instrText xml:space="preserve"> HYPERLINK \l _Toc17755 </w:instrText>
-          </w:r>
-          <w:r>
-            <w:rPr>
-              <w:rFonts w:hint="eastAsia" w:ascii="宋体" w:hAnsi="宋体" w:eastAsia="宋体" w:cs="宋体"/>
-              <w:szCs w:val="24"/>
-            </w:rPr>
-            <w:fldChar w:fldCharType="separate"/>
-          </w:r>
-          <w:r>
-            <w:rPr>
-              <w:rFonts w:hint="default"/>
-              <w:lang w:val="en-US" w:eastAsia="zh-CN"/>
-            </w:rPr>
-            <w:t xml:space="preserve">4.1. </w:t>
-          </w:r>
-          <w:r>
-            <w:rPr>
-              <w:rFonts w:hint="eastAsia"/>
-              <w:lang w:val="en-US" w:eastAsia="zh-CN"/>
-            </w:rPr>
-            <w:t>近三年指标完成情况</w:t>
-          </w:r>
-          <w:r>
-            <w:tab/>
-          </w:r>
-          <w:r>
-            <w:fldChar w:fldCharType="begin"/>
-          </w:r>
-          <w:r>
-            <w:instrText xml:space="preserve"> PAGEREF _Toc17755 \h </w:instrText>
-          </w:r>
-          <w:r>
-            <w:fldChar w:fldCharType="separate"/>
-          </w:r>
-          <w:r>
-            <w:t>7</w:t>
-          </w:r>
-          <w:r>
-            <w:fldChar w:fldCharType="end"/>
-          </w:r>
-          <w:r>
-            <w:rPr>
-              <w:rFonts w:hint="eastAsia" w:ascii="宋体" w:hAnsi="宋体" w:eastAsia="宋体" w:cs="宋体"/>
-              <w:szCs w:val="24"/>
-            </w:rPr>
-            <w:fldChar w:fldCharType="end"/>
-          </w:r>
-        </w:p>
-        <w:p>
-          <w:pPr>
-            <w:pStyle w:val="17"/>
-            <w:tabs>
-              <w:tab w:val="right" w:leader="dot" w:pos="8306"/>
-            </w:tabs>
-          </w:pPr>
-          <w:r>
-            <w:rPr>
-              <w:rFonts w:hint="eastAsia" w:ascii="宋体" w:hAnsi="宋体" w:eastAsia="宋体" w:cs="宋体"/>
-              <w:szCs w:val="24"/>
-            </w:rPr>
-            <w:fldChar w:fldCharType="begin"/>
-          </w:r>
-          <w:r>
-            <w:rPr>
-              <w:rFonts w:hint="eastAsia" w:ascii="宋体" w:hAnsi="宋体" w:eastAsia="宋体" w:cs="宋体"/>
-              <w:szCs w:val="24"/>
-            </w:rPr>
-            <w:instrText xml:space="preserve"> HYPERLINK \l _Toc31692 </w:instrText>
-          </w:r>
-          <w:r>
-            <w:rPr>
-              <w:rFonts w:hint="eastAsia" w:ascii="宋体" w:hAnsi="宋体" w:eastAsia="宋体" w:cs="宋体"/>
-              <w:szCs w:val="24"/>
-            </w:rPr>
-            <w:fldChar w:fldCharType="separate"/>
-          </w:r>
-          <w:r>
-            <w:rPr>
-              <w:rFonts w:hint="default"/>
-              <w:lang w:val="en-US" w:eastAsia="zh-CN"/>
-            </w:rPr>
-            <w:t xml:space="preserve">4.2. </w:t>
-          </w:r>
-          <w:r>
-            <w:rPr>
-              <w:rFonts w:hint="eastAsia"/>
-              <w:lang w:val="en-US" w:eastAsia="zh-CN"/>
-            </w:rPr>
-            <w:t>年度改进重点与成效</w:t>
-          </w:r>
-          <w:r>
-            <w:tab/>
-          </w:r>
-          <w:r>
-            <w:fldChar w:fldCharType="begin"/>
-          </w:r>
-          <w:r>
-            <w:instrText xml:space="preserve"> PAGEREF _Toc31692 \h </w:instrText>
-          </w:r>
-          <w:r>
-            <w:fldChar w:fldCharType="separate"/>
-          </w:r>
-          <w:r>
-            <w:t>7</w:t>
-          </w:r>
-          <w:r>
-            <w:fldChar w:fldCharType="end"/>
-          </w:r>
-          <w:r>
-            <w:rPr>
-              <w:rFonts w:hint="eastAsia" w:ascii="宋体" w:hAnsi="宋体" w:eastAsia="宋体" w:cs="宋体"/>
-              <w:szCs w:val="24"/>
-            </w:rPr>
-            <w:fldChar w:fldCharType="end"/>
-          </w:r>
-        </w:p>
-        <w:p>
-          <w:pPr>
-            <w:pStyle w:val="13"/>
-            <w:tabs>
-              <w:tab w:val="right" w:leader="dot" w:pos="8306"/>
-            </w:tabs>
-          </w:pPr>
-          <w:r>
-            <w:rPr>
-              <w:rFonts w:hint="eastAsia" w:ascii="宋体" w:hAnsi="宋体" w:eastAsia="宋体" w:cs="宋体"/>
-              <w:szCs w:val="24"/>
-            </w:rPr>
-            <w:fldChar w:fldCharType="begin"/>
-          </w:r>
-          <w:r>
-            <w:rPr>
-              <w:rFonts w:hint="eastAsia" w:ascii="宋体" w:hAnsi="宋体" w:eastAsia="宋体" w:cs="宋体"/>
-              <w:szCs w:val="24"/>
-            </w:rPr>
-            <w:instrText xml:space="preserve"> HYPERLINK \l _Toc22314 </w:instrText>
-          </w:r>
-          <w:r>
-            <w:rPr>
-              <w:rFonts w:hint="eastAsia" w:ascii="宋体" w:hAnsi="宋体" w:eastAsia="宋体" w:cs="宋体"/>
-              <w:szCs w:val="24"/>
-            </w:rPr>
-            <w:fldChar w:fldCharType="separate"/>
-          </w:r>
-          <w:r>
-            <w:rPr>
-              <w:rFonts w:hint="default"/>
-              <w:lang w:val="en-US" w:eastAsia="zh-CN"/>
-            </w:rPr>
-            <w:t>4.2.1. 2023年（基础规范期）</w:t>
-          </w:r>
-          <w:r>
-            <w:tab/>
-          </w:r>
-          <w:r>
-            <w:fldChar w:fldCharType="begin"/>
-          </w:r>
-          <w:r>
-            <w:instrText xml:space="preserve"> PAGEREF _Toc22314 \h </w:instrText>
-          </w:r>
-          <w:r>
-            <w:fldChar w:fldCharType="separate"/>
-          </w:r>
-          <w:r>
-            <w:t>7</w:t>
-          </w:r>
-          <w:r>
-            <w:fldChar w:fldCharType="end"/>
-          </w:r>
-          <w:r>
-            <w:rPr>
-              <w:rFonts w:hint="eastAsia" w:ascii="宋体" w:hAnsi="宋体" w:eastAsia="宋体" w:cs="宋体"/>
-              <w:szCs w:val="24"/>
-            </w:rPr>
-            <w:fldChar w:fldCharType="end"/>
-          </w:r>
-        </w:p>
-        <w:p>
-          <w:pPr>
-            <w:pStyle w:val="13"/>
-            <w:tabs>
-              <w:tab w:val="right" w:leader="dot" w:pos="8306"/>
-            </w:tabs>
-          </w:pPr>
-          <w:r>
-            <w:rPr>
-              <w:rFonts w:hint="eastAsia" w:ascii="宋体" w:hAnsi="宋体" w:eastAsia="宋体" w:cs="宋体"/>
-              <w:szCs w:val="24"/>
-            </w:rPr>
-            <w:fldChar w:fldCharType="begin"/>
-          </w:r>
-          <w:r>
-            <w:rPr>
-              <w:rFonts w:hint="eastAsia" w:ascii="宋体" w:hAnsi="宋体" w:eastAsia="宋体" w:cs="宋体"/>
-              <w:szCs w:val="24"/>
-            </w:rPr>
-            <w:instrText xml:space="preserve"> HYPERLINK \l _Toc30386 </w:instrText>
-          </w:r>
-          <w:r>
-            <w:rPr>
-              <w:rFonts w:hint="eastAsia" w:ascii="宋体" w:hAnsi="宋体" w:eastAsia="宋体" w:cs="宋体"/>
-              <w:szCs w:val="24"/>
-            </w:rPr>
-            <w:fldChar w:fldCharType="separate"/>
-          </w:r>
-          <w:r>
-            <w:rPr>
-              <w:rFonts w:hint="default"/>
-              <w:lang w:val="en-US" w:eastAsia="zh-CN"/>
-            </w:rPr>
-            <w:t>4.2.2. 2024年（质量提升期）</w:t>
-          </w:r>
-          <w:r>
-            <w:tab/>
-          </w:r>
-          <w:r>
-            <w:fldChar w:fldCharType="begin"/>
-          </w:r>
-          <w:r>
-            <w:instrText xml:space="preserve"> PAGEREF _Toc30386 \h </w:instrText>
-          </w:r>
-          <w:r>
-            <w:fldChar w:fldCharType="separate"/>
-          </w:r>
-          <w:r>
-            <w:t>8</w:t>
-          </w:r>
-          <w:r>
-            <w:fldChar w:fldCharType="end"/>
-          </w:r>
-          <w:r>
-            <w:rPr>
-              <w:rFonts w:hint="eastAsia" w:ascii="宋体" w:hAnsi="宋体" w:eastAsia="宋体" w:cs="宋体"/>
-              <w:szCs w:val="24"/>
-            </w:rPr>
-            <w:fldChar w:fldCharType="end"/>
-          </w:r>
-        </w:p>
-        <w:p>
-          <w:pPr>
-            <w:pStyle w:val="13"/>
-            <w:tabs>
-              <w:tab w:val="right" w:leader="dot" w:pos="8306"/>
-            </w:tabs>
-          </w:pPr>
-          <w:r>
-            <w:rPr>
-              <w:rFonts w:hint="eastAsia" w:ascii="宋体" w:hAnsi="宋体" w:eastAsia="宋体" w:cs="宋体"/>
-              <w:szCs w:val="24"/>
-            </w:rPr>
-            <w:fldChar w:fldCharType="begin"/>
-          </w:r>
-          <w:r>
-            <w:rPr>
-              <w:rFonts w:hint="eastAsia" w:ascii="宋体" w:hAnsi="宋体" w:eastAsia="宋体" w:cs="宋体"/>
-              <w:szCs w:val="24"/>
-            </w:rPr>
-            <w:instrText xml:space="preserve"> HYPERLINK \l _Toc14886 </w:instrText>
-          </w:r>
-          <w:r>
-            <w:rPr>
-              <w:rFonts w:hint="eastAsia" w:ascii="宋体" w:hAnsi="宋体" w:eastAsia="宋体" w:cs="宋体"/>
-              <w:szCs w:val="24"/>
-            </w:rPr>
-            <w:fldChar w:fldCharType="separate"/>
-          </w:r>
-          <w:r>
-            <w:rPr>
-              <w:rFonts w:hint="default"/>
-              <w:lang w:val="en-US" w:eastAsia="zh-CN"/>
-            </w:rPr>
-            <w:t>4.2.3. 2025年（成熟优化期）</w:t>
-          </w:r>
-          <w:r>
-            <w:tab/>
-          </w:r>
-          <w:r>
-            <w:fldChar w:fldCharType="begin"/>
-          </w:r>
-          <w:r>
-            <w:instrText xml:space="preserve"> PAGEREF _Toc14886 \h </w:instrText>
-          </w:r>
-          <w:r>
-            <w:fldChar w:fldCharType="separate"/>
-          </w:r>
-          <w:r>
-            <w:t>8</w:t>
-          </w:r>
-          <w:r>
-            <w:fldChar w:fldCharType="end"/>
-          </w:r>
-          <w:r>
-            <w:rPr>
-              <w:rFonts w:hint="eastAsia" w:ascii="宋体" w:hAnsi="宋体" w:eastAsia="宋体" w:cs="宋体"/>
-              <w:szCs w:val="24"/>
-            </w:rPr>
-            <w:fldChar w:fldCharType="end"/>
-          </w:r>
-        </w:p>
-        <w:p>
-          <w:pPr>
-            <w:pStyle w:val="16"/>
-            <w:tabs>
-              <w:tab w:val="right" w:leader="dot" w:pos="8306"/>
-            </w:tabs>
-          </w:pPr>
-          <w:r>
-            <w:rPr>
-              <w:rFonts w:hint="eastAsia" w:ascii="宋体" w:hAnsi="宋体" w:eastAsia="宋体" w:cs="宋体"/>
-              <w:szCs w:val="24"/>
-            </w:rPr>
-            <w:fldChar w:fldCharType="begin"/>
-          </w:r>
-          <w:r>
-            <w:rPr>
-              <w:rFonts w:hint="eastAsia" w:ascii="宋体" w:hAnsi="宋体" w:eastAsia="宋体" w:cs="宋体"/>
-              <w:szCs w:val="24"/>
-            </w:rPr>
-            <w:instrText xml:space="preserve"> HYPERLINK \l _Toc9425 </w:instrText>
-          </w:r>
-          <w:r>
-            <w:rPr>
-              <w:rFonts w:hint="eastAsia" w:ascii="宋体" w:hAnsi="宋体" w:eastAsia="宋体" w:cs="宋体"/>
-              <w:szCs w:val="24"/>
-            </w:rPr>
-            <w:fldChar w:fldCharType="separate"/>
-          </w:r>
-          <w:r>
-            <w:rPr>
-              <w:rFonts w:hint="default"/>
-              <w:lang w:val="en-US" w:eastAsia="zh-CN"/>
-            </w:rPr>
-            <w:t xml:space="preserve">5. </w:t>
-          </w:r>
-          <w:r>
-            <w:rPr>
-              <w:rFonts w:hint="eastAsia"/>
-              <w:lang w:val="en-US" w:eastAsia="zh-CN"/>
-            </w:rPr>
-            <w:t>结论与展望</w:t>
-          </w:r>
-          <w:r>
-            <w:tab/>
-          </w:r>
-          <w:r>
-            <w:fldChar w:fldCharType="begin"/>
-          </w:r>
-          <w:r>
-            <w:instrText xml:space="preserve"> PAGEREF _Toc9425 \h </w:instrText>
-          </w:r>
-          <w:r>
-            <w:fldChar w:fldCharType="separate"/>
-          </w:r>
-          <w:r>
-            <w:t>8</w:t>
           </w:r>
           <w:r>
             <w:fldChar w:fldCharType="end"/>
@@ -3929,7 +3446,7 @@
           <w:lang w:val="en-US" w:eastAsia="zh-CN"/>
         </w:rPr>
       </w:pPr>
-      <w:bookmarkStart w:id="2" w:name="_Toc13006"/>
+      <w:bookmarkStart w:id="2" w:name="_Toc13382"/>
       <w:r>
         <w:rPr>
           <w:rFonts w:hint="default"/>
@@ -3991,7 +3508,7 @@
           <w:lang w:val="en-US" w:eastAsia="zh-CN"/>
         </w:rPr>
       </w:pPr>
-      <w:bookmarkStart w:id="3" w:name="_Toc31910"/>
+      <w:bookmarkStart w:id="3" w:name="_Toc19041"/>
       <w:r>
         <w:rPr>
           <w:rFonts w:hint="default"/>
@@ -4023,7 +3540,7 @@
           <w:lang w:val="en-US" w:eastAsia="zh-CN"/>
         </w:rPr>
       </w:pPr>
-      <w:bookmarkStart w:id="4" w:name="_Toc22675"/>
+      <w:bookmarkStart w:id="4" w:name="_Toc24333"/>
       <w:r>
         <w:rPr>
           <w:rFonts w:hint="default"/>
@@ -4145,7 +3662,7 @@
           <w:lang w:val="en-US" w:eastAsia="zh-CN"/>
         </w:rPr>
       </w:pPr>
-      <w:bookmarkStart w:id="5" w:name="_Toc2014"/>
+      <w:bookmarkStart w:id="5" w:name="_Toc13124"/>
       <w:r>
         <w:rPr>
           <w:rFonts w:hint="default"/>
@@ -4177,7 +3694,7 @@
           <w:lang w:val="en-US" w:eastAsia="zh-CN"/>
         </w:rPr>
       </w:pPr>
-      <w:bookmarkStart w:id="6" w:name="_Toc8825"/>
+      <w:bookmarkStart w:id="6" w:name="_Toc31323"/>
       <w:r>
         <w:rPr>
           <w:rFonts w:hint="default"/>
@@ -4239,7 +3756,7 @@
           <w:lang w:val="en-US" w:eastAsia="zh-CN"/>
         </w:rPr>
       </w:pPr>
-      <w:bookmarkStart w:id="7" w:name="_Toc17439"/>
+      <w:bookmarkStart w:id="7" w:name="_Toc10896"/>
       <w:r>
         <w:rPr>
           <w:rFonts w:hint="default"/>
@@ -4331,7 +3848,7 @@
           <w:lang w:val="en-US" w:eastAsia="zh-CN"/>
         </w:rPr>
       </w:pPr>
-      <w:bookmarkStart w:id="8" w:name="_Toc2557"/>
+      <w:bookmarkStart w:id="8" w:name="_Toc22385"/>
       <w:r>
         <w:rPr>
           <w:rFonts w:hint="default"/>
@@ -4437,7 +3954,7 @@
           <w:lang w:val="en-US" w:eastAsia="zh-CN"/>
         </w:rPr>
       </w:pPr>
-      <w:bookmarkStart w:id="9" w:name="_Toc31337"/>
+      <w:bookmarkStart w:id="9" w:name="_Toc28287"/>
       <w:r>
         <w:rPr>
           <w:rFonts w:hint="default"/>
@@ -4529,7 +4046,7 @@
           <w:lang w:val="en-US" w:eastAsia="zh-CN"/>
         </w:rPr>
       </w:pPr>
-      <w:bookmarkStart w:id="10" w:name="_Toc23489"/>
+      <w:bookmarkStart w:id="10" w:name="_Toc3509"/>
       <w:r>
         <w:rPr>
           <w:rFonts w:hint="default"/>
@@ -4548,7 +4065,7 @@
           <w:lang w:val="en-US" w:eastAsia="zh-CN"/>
         </w:rPr>
       </w:pPr>
-      <w:bookmarkStart w:id="11" w:name="_Toc30162"/>
+      <w:bookmarkStart w:id="11" w:name="_Toc2727"/>
       <w:r>
         <w:rPr>
           <w:rFonts w:hint="default"/>
@@ -4627,7 +4144,7 @@
           <w:lang w:val="en-US" w:eastAsia="zh-CN"/>
         </w:rPr>
       </w:pPr>
-      <w:bookmarkStart w:id="12" w:name="_Toc11138"/>
+      <w:bookmarkStart w:id="12" w:name="_Toc11519"/>
       <w:r>
         <w:rPr>
           <w:rFonts w:hint="default"/>
@@ -4719,7 +4236,7 @@
           <w:lang w:val="en-US" w:eastAsia="zh-CN"/>
         </w:rPr>
       </w:pPr>
-      <w:bookmarkStart w:id="13" w:name="_Toc1083"/>
+      <w:bookmarkStart w:id="13" w:name="_Toc16281"/>
       <w:r>
         <w:rPr>
           <w:rFonts w:hint="default"/>
@@ -4738,7 +4255,7 @@
           <w:lang w:val="en-US" w:eastAsia="zh-CN"/>
         </w:rPr>
       </w:pPr>
-      <w:bookmarkStart w:id="14" w:name="_Toc15462"/>
+      <w:bookmarkStart w:id="14" w:name="_Toc2904"/>
       <w:r>
         <w:rPr>
           <w:rFonts w:hint="default"/>
@@ -4787,7 +4304,7 @@
           <w:lang w:val="en-US" w:eastAsia="zh-CN"/>
         </w:rPr>
       </w:pPr>
-      <w:bookmarkStart w:id="15" w:name="_Toc32206"/>
+      <w:bookmarkStart w:id="15" w:name="_Toc3112"/>
       <w:r>
         <w:rPr>
           <w:rFonts w:hint="default"/>
@@ -4864,7 +4381,7 @@
           <w:lang w:val="en-US" w:eastAsia="zh-CN"/>
         </w:rPr>
       </w:pPr>
-      <w:bookmarkStart w:id="16" w:name="_Toc10507"/>
+      <w:bookmarkStart w:id="16" w:name="_Toc20867"/>
       <w:r>
         <w:rPr>
           <w:rFonts w:hint="default"/>
@@ -4913,7 +4430,7 @@
           <w:lang w:val="en-US" w:eastAsia="zh-CN"/>
         </w:rPr>
       </w:pPr>
-      <w:bookmarkStart w:id="17" w:name="_Toc4456"/>
+      <w:bookmarkStart w:id="17" w:name="_Toc3647"/>
       <w:r>
         <w:rPr>
           <w:rFonts w:hint="eastAsia"/>
@@ -5020,465 +4537,15 @@
           <w:lang w:val="en-US" w:eastAsia="zh-CN"/>
         </w:rPr>
       </w:pPr>
-      <w:bookmarkStart w:id="18" w:name="_Toc12481"/>
+      <w:bookmarkStart w:id="18" w:name="_Toc17680"/>
       <w:r>
         <w:rPr>
           <w:rFonts w:hint="eastAsia"/>
           <w:lang w:val="en-US" w:eastAsia="zh-CN"/>
         </w:rPr>
-        <w:t>近三年应用情况</w:t>
+        <w:t>结论与展望</w:t>
       </w:r>
       <w:bookmarkEnd w:id="18"/>
-    </w:p>
-    <w:p>
-      <w:pPr>
-        <w:pStyle w:val="30"/>
-        <w:bidi w:val="0"/>
-        <w:rPr>
-          <w:rFonts w:hint="default"/>
-          <w:lang w:val="en-US" w:eastAsia="zh-CN"/>
-        </w:rPr>
-      </w:pPr>
-      <w:bookmarkStart w:id="19" w:name="_Toc17755"/>
-      <w:r>
-        <w:rPr>
-          <w:rFonts w:hint="eastAsia"/>
-          <w:lang w:val="en-US" w:eastAsia="zh-CN"/>
-        </w:rPr>
-        <w:t>近三年指标完成情况</w:t>
-      </w:r>
-      <w:bookmarkEnd w:id="19"/>
-    </w:p>
-    <w:p>
-      <w:pPr>
-        <w:pStyle w:val="29"/>
-        <w:rPr>
-          <w:rFonts w:hint="default"/>
-          <w:lang w:val="en-US" w:eastAsia="zh-CN"/>
-        </w:rPr>
-      </w:pPr>
-      <w:r>
-        <w:rPr>
-          <w:rFonts w:hint="default"/>
-          <w:lang w:val="en-US" w:eastAsia="zh-CN"/>
-        </w:rPr>
-        <w:t>过去三年，我司服务台严格执行《服务台管理制度》（文件编号：TXHS-08-02），以“服务台派单成功率”为核心指标，持续优化事件与服务请求的处理流程。近三年的派单成功率数据如下：</w:t>
-      </w:r>
-    </w:p>
-    <w:p>
-      <w:pPr>
-        <w:pStyle w:val="29"/>
-        <w:rPr>
-          <w:rFonts w:hint="default"/>
-          <w:lang w:val="en-US" w:eastAsia="zh-CN"/>
-        </w:rPr>
-      </w:pPr>
-      <w:r>
-        <w:rPr>
-          <w:rFonts w:hint="default"/>
-          <w:lang w:val="en-US" w:eastAsia="zh-CN"/>
-        </w:rPr>
-        <w:t>第一年（2023年）：90%</w:t>
-      </w:r>
-    </w:p>
-    <w:p>
-      <w:pPr>
-        <w:pStyle w:val="29"/>
-        <w:rPr>
-          <w:rFonts w:hint="default"/>
-          <w:lang w:val="en-US" w:eastAsia="zh-CN"/>
-        </w:rPr>
-      </w:pPr>
-      <w:r>
-        <w:rPr>
-          <w:rFonts w:hint="default"/>
-          <w:lang w:val="en-US" w:eastAsia="zh-CN"/>
-        </w:rPr>
-        <w:t>达到制度设定的目标值（≥90%）。该年度服务台基本实现规范化派单，退回工单控制在合理范围内，为后续改进奠定了数据基础。</w:t>
-      </w:r>
-    </w:p>
-    <w:p>
-      <w:pPr>
-        <w:pStyle w:val="29"/>
-        <w:rPr>
-          <w:rFonts w:hint="default"/>
-          <w:lang w:val="en-US" w:eastAsia="zh-CN"/>
-        </w:rPr>
-      </w:pPr>
-      <w:r>
-        <w:rPr>
-          <w:rFonts w:hint="default"/>
-          <w:lang w:val="en-US" w:eastAsia="zh-CN"/>
-        </w:rPr>
-        <w:t>第二年（2024年）：92%</w:t>
-      </w:r>
-    </w:p>
-    <w:p>
-      <w:pPr>
-        <w:pStyle w:val="29"/>
-        <w:rPr>
-          <w:rFonts w:hint="default"/>
-          <w:lang w:val="en-US" w:eastAsia="zh-CN"/>
-        </w:rPr>
-      </w:pPr>
-      <w:r>
-        <w:rPr>
-          <w:rFonts w:hint="default"/>
-          <w:lang w:val="en-US" w:eastAsia="zh-CN"/>
-        </w:rPr>
-        <w:t>较上年提升2个百分点。通过加强退回工单分析、定期抽样检查及与二线团队的分类标准对齐，派单准确性得到有效改善。</w:t>
-      </w:r>
-    </w:p>
-    <w:p>
-      <w:pPr>
-        <w:pStyle w:val="29"/>
-        <w:rPr>
-          <w:rFonts w:hint="default"/>
-          <w:lang w:val="en-US" w:eastAsia="zh-CN"/>
-        </w:rPr>
-      </w:pPr>
-      <w:r>
-        <w:rPr>
-          <w:rFonts w:hint="default"/>
-          <w:lang w:val="en-US" w:eastAsia="zh-CN"/>
-        </w:rPr>
-        <w:t>第三年（2025年）：94%</w:t>
-      </w:r>
-    </w:p>
-    <w:p>
-      <w:pPr>
-        <w:pStyle w:val="29"/>
-        <w:rPr>
-          <w:rFonts w:hint="default"/>
-          <w:lang w:val="en-US" w:eastAsia="zh-CN"/>
-        </w:rPr>
-      </w:pPr>
-      <w:r>
-        <w:rPr>
-          <w:rFonts w:hint="default"/>
-          <w:lang w:val="en-US" w:eastAsia="zh-CN"/>
-        </w:rPr>
-        <w:t>进一步提升至94%。得益于服务知识库的持续完善、季度质量会议的常态化开展以及个人改进计划的落实，派单成功率稳步增长，用户满意度同步提升。</w:t>
-      </w:r>
-    </w:p>
-    <w:p>
-      <w:pPr>
-        <w:pStyle w:val="29"/>
-        <w:rPr>
-          <w:rFonts w:hint="default"/>
-          <w:lang w:val="en-US" w:eastAsia="zh-CN"/>
-        </w:rPr>
-      </w:pPr>
-      <w:r>
-        <w:rPr>
-          <w:rFonts w:hint="default"/>
-          <w:lang w:val="en-US" w:eastAsia="zh-CN"/>
-        </w:rPr>
-        <w:t>综上，近三年服务台派单成功率持续向好，制度中设定的监督与考评机制有效支撑了服务质量的改进。</w:t>
-      </w:r>
-    </w:p>
-    <w:p>
-      <w:pPr>
-        <w:pStyle w:val="30"/>
-        <w:bidi w:val="0"/>
-        <w:rPr>
-          <w:rFonts w:hint="default"/>
-          <w:lang w:val="en-US" w:eastAsia="zh-CN"/>
-        </w:rPr>
-      </w:pPr>
-      <w:bookmarkStart w:id="20" w:name="_Toc31692"/>
-      <w:r>
-        <w:rPr>
-          <w:rFonts w:hint="eastAsia"/>
-          <w:lang w:val="en-US" w:eastAsia="zh-CN"/>
-        </w:rPr>
-        <w:t>年度改进重点与成效</w:t>
-      </w:r>
-      <w:bookmarkEnd w:id="20"/>
-    </w:p>
-    <w:p>
-      <w:pPr>
-        <w:pStyle w:val="31"/>
-        <w:bidi w:val="0"/>
-        <w:rPr>
-          <w:rFonts w:hint="default"/>
-          <w:lang w:val="en-US" w:eastAsia="zh-CN"/>
-        </w:rPr>
-      </w:pPr>
-      <w:bookmarkStart w:id="21" w:name="_Toc22314"/>
-      <w:r>
-        <w:rPr>
-          <w:rFonts w:hint="default"/>
-          <w:lang w:val="en-US" w:eastAsia="zh-CN"/>
-        </w:rPr>
-        <w:t>2023年（基础规范期）</w:t>
-      </w:r>
-      <w:bookmarkEnd w:id="21"/>
-    </w:p>
-    <w:p>
-      <w:pPr>
-        <w:pStyle w:val="29"/>
-        <w:rPr>
-          <w:rFonts w:hint="default"/>
-          <w:lang w:val="en-US" w:eastAsia="zh-CN"/>
-        </w:rPr>
-      </w:pPr>
-      <w:r>
-        <w:rPr>
-          <w:rFonts w:hint="default"/>
-          <w:lang w:val="en-US" w:eastAsia="zh-CN"/>
-        </w:rPr>
-        <w:t>完成服务台制度规范化建设，明确岗位职责与操作流程</w:t>
-      </w:r>
-    </w:p>
-    <w:p>
-      <w:pPr>
-        <w:pStyle w:val="29"/>
-        <w:rPr>
-          <w:rFonts w:hint="default"/>
-          <w:lang w:val="en-US" w:eastAsia="zh-CN"/>
-        </w:rPr>
-      </w:pPr>
-      <w:r>
-        <w:rPr>
-          <w:rFonts w:hint="default"/>
-          <w:lang w:val="en-US" w:eastAsia="zh-CN"/>
-        </w:rPr>
-        <w:t>首次建立“受理后15分钟内响应”的服务承诺机制</w:t>
-      </w:r>
-    </w:p>
-    <w:p>
-      <w:pPr>
-        <w:pStyle w:val="29"/>
-        <w:rPr>
-          <w:rFonts w:hint="default"/>
-          <w:lang w:val="en-US" w:eastAsia="zh-CN"/>
-        </w:rPr>
-      </w:pPr>
-      <w:r>
-        <w:rPr>
-          <w:rFonts w:hint="default"/>
-          <w:lang w:val="en-US" w:eastAsia="zh-CN"/>
-        </w:rPr>
-        <w:t>实现工单系统全流程线上化管理，派单成功率首次达到90%目标值</w:t>
-      </w:r>
-    </w:p>
-    <w:p>
-      <w:pPr>
-        <w:pStyle w:val="29"/>
-        <w:rPr>
-          <w:rFonts w:hint="default"/>
-          <w:lang w:val="en-US" w:eastAsia="zh-CN"/>
-        </w:rPr>
-      </w:pPr>
-      <w:r>
-        <w:rPr>
-          <w:rFonts w:hint="default"/>
-          <w:lang w:val="en-US" w:eastAsia="zh-CN"/>
-        </w:rPr>
-        <w:t>全年累计处理工单稳步增长，退回工单主要集中在分类标准不统一、描述不规范等问题上</w:t>
-      </w:r>
-    </w:p>
-    <w:p>
-      <w:pPr>
-        <w:pStyle w:val="31"/>
-        <w:bidi w:val="0"/>
-        <w:rPr>
-          <w:rFonts w:hint="default"/>
-          <w:lang w:val="en-US" w:eastAsia="zh-CN"/>
-        </w:rPr>
-      </w:pPr>
-      <w:bookmarkStart w:id="22" w:name="_Toc30386"/>
-      <w:r>
-        <w:rPr>
-          <w:rFonts w:hint="default"/>
-          <w:lang w:val="en-US" w:eastAsia="zh-CN"/>
-        </w:rPr>
-        <w:t>2024年（质量提升期）</w:t>
-      </w:r>
-      <w:bookmarkEnd w:id="22"/>
-    </w:p>
-    <w:p>
-      <w:pPr>
-        <w:pStyle w:val="29"/>
-        <w:rPr>
-          <w:rFonts w:hint="default"/>
-          <w:lang w:val="en-US" w:eastAsia="zh-CN"/>
-        </w:rPr>
-      </w:pPr>
-      <w:r>
-        <w:rPr>
-          <w:rFonts w:hint="default"/>
-          <w:lang w:val="en-US" w:eastAsia="zh-CN"/>
-        </w:rPr>
-        <w:t>重点加强退回工单分析与专项整改，运维部经理逐单审核退回原因</w:t>
-      </w:r>
-    </w:p>
-    <w:p>
-      <w:pPr>
-        <w:pStyle w:val="29"/>
-        <w:rPr>
-          <w:rFonts w:hint="default"/>
-          <w:lang w:val="en-US" w:eastAsia="zh-CN"/>
-        </w:rPr>
-      </w:pPr>
-      <w:r>
-        <w:rPr>
-          <w:rFonts w:hint="default"/>
-          <w:lang w:val="en-US" w:eastAsia="zh-CN"/>
-        </w:rPr>
-        <w:t>每月开展抽样检查，评估问题描述清晰度与分类准确性</w:t>
-      </w:r>
-    </w:p>
-    <w:p>
-      <w:pPr>
-        <w:pStyle w:val="29"/>
-        <w:rPr>
-          <w:rFonts w:hint="default"/>
-          <w:lang w:val="en-US" w:eastAsia="zh-CN"/>
-        </w:rPr>
-      </w:pPr>
-      <w:r>
-        <w:rPr>
-          <w:rFonts w:hint="default"/>
-          <w:lang w:val="en-US" w:eastAsia="zh-CN"/>
-        </w:rPr>
-        <w:t>与二线技术支持团队定期开展分类标准对齐会，减少理解偏差</w:t>
-      </w:r>
-    </w:p>
-    <w:p>
-      <w:pPr>
-        <w:pStyle w:val="29"/>
-        <w:rPr>
-          <w:rFonts w:hint="default"/>
-          <w:lang w:val="en-US" w:eastAsia="zh-CN"/>
-        </w:rPr>
-      </w:pPr>
-      <w:r>
-        <w:rPr>
-          <w:rFonts w:hint="default"/>
-          <w:lang w:val="en-US" w:eastAsia="zh-CN"/>
-        </w:rPr>
-        <w:t>派单成功率提升至92%，退回率明显下降，一线与二线协作效率改善</w:t>
-      </w:r>
-    </w:p>
-    <w:p>
-      <w:pPr>
-        <w:pStyle w:val="31"/>
-        <w:bidi w:val="0"/>
-        <w:rPr>
-          <w:rFonts w:hint="default"/>
-          <w:lang w:val="en-US" w:eastAsia="zh-CN"/>
-        </w:rPr>
-      </w:pPr>
-      <w:bookmarkStart w:id="23" w:name="_Toc14886"/>
-      <w:r>
-        <w:rPr>
-          <w:rFonts w:hint="default"/>
-          <w:lang w:val="en-US" w:eastAsia="zh-CN"/>
-        </w:rPr>
-        <w:t>2025年（成熟优化期）</w:t>
-      </w:r>
-      <w:bookmarkEnd w:id="23"/>
-    </w:p>
-    <w:p>
-      <w:pPr>
-        <w:pStyle w:val="29"/>
-        <w:rPr>
-          <w:rFonts w:hint="default"/>
-          <w:lang w:val="en-US" w:eastAsia="zh-CN"/>
-        </w:rPr>
-      </w:pPr>
-      <w:r>
-        <w:rPr>
-          <w:rFonts w:hint="default"/>
-          <w:lang w:val="en-US" w:eastAsia="zh-CN"/>
-        </w:rPr>
-        <w:t>服务知识库持续完善，常见问题分类准确率大幅提升</w:t>
-      </w:r>
-    </w:p>
-    <w:p>
-      <w:pPr>
-        <w:pStyle w:val="29"/>
-        <w:rPr>
-          <w:rFonts w:hint="default"/>
-          <w:lang w:val="en-US" w:eastAsia="zh-CN"/>
-        </w:rPr>
-      </w:pPr>
-      <w:r>
-        <w:rPr>
-          <w:rFonts w:hint="default"/>
-          <w:lang w:val="en-US" w:eastAsia="zh-CN"/>
-        </w:rPr>
-        <w:t>季度质量会议常态化，公开分析退单数据与典型案例</w:t>
-      </w:r>
-    </w:p>
-    <w:p>
-      <w:pPr>
-        <w:pStyle w:val="29"/>
-        <w:rPr>
-          <w:rFonts w:hint="default"/>
-          <w:lang w:val="en-US" w:eastAsia="zh-CN"/>
-        </w:rPr>
-      </w:pPr>
-      <w:r>
-        <w:rPr>
-          <w:rFonts w:hint="default"/>
-          <w:lang w:val="en-US" w:eastAsia="zh-CN"/>
-        </w:rPr>
-        <w:t>针对高频退单原因，为专员制定个人改进计划并跟踪落实</w:t>
-      </w:r>
-    </w:p>
-    <w:p>
-      <w:pPr>
-        <w:pStyle w:val="29"/>
-        <w:rPr>
-          <w:rFonts w:hint="default"/>
-          <w:lang w:val="en-US" w:eastAsia="zh-CN"/>
-        </w:rPr>
-      </w:pPr>
-      <w:r>
-        <w:rPr>
-          <w:rFonts w:hint="default"/>
-          <w:lang w:val="en-US" w:eastAsia="zh-CN"/>
-        </w:rPr>
-        <w:t>派单成功率进一步提升至94%，用户满意度同步上升</w:t>
-      </w:r>
-    </w:p>
-    <w:p>
-      <w:pPr>
-        <w:pStyle w:val="29"/>
-        <w:rPr>
-          <w:rFonts w:hint="default"/>
-          <w:lang w:val="en-US" w:eastAsia="zh-CN"/>
-        </w:rPr>
-      </w:pPr>
-      <w:r>
-        <w:rPr>
-          <w:rFonts w:hint="default"/>
-          <w:lang w:val="en-US" w:eastAsia="zh-CN"/>
-        </w:rPr>
-        <w:t>第四季度达到100%，实现阶段性最优水平</w:t>
-      </w:r>
-    </w:p>
-    <w:p>
-      <w:pPr>
-        <w:pStyle w:val="28"/>
-        <w:bidi w:val="0"/>
-        <w:rPr>
-          <w:rFonts w:hint="default"/>
-          <w:lang w:val="en-US" w:eastAsia="zh-CN"/>
-        </w:rPr>
-      </w:pPr>
-      <w:bookmarkStart w:id="24" w:name="_Toc9425"/>
-      <w:r>
-        <w:rPr>
-          <w:rFonts w:hint="eastAsia"/>
-          <w:lang w:val="en-US" w:eastAsia="zh-CN"/>
-        </w:rPr>
-        <w:t>结论与展望</w:t>
-      </w:r>
-      <w:bookmarkEnd w:id="24"/>
     </w:p>
     <w:p>
       <w:pPr>

--- a/8.资源管理/2.运行记录类文件/TXHS-08-08-服务台应用情况说明.docx
+++ b/8.资源管理/2.运行记录类文件/TXHS-08-08-服务台应用情况说明.docx
@@ -1,10 +1,11 @@
 
 <file path=word/document.xml><?xml version="1.0" encoding="utf-8"?>
-<w:document xmlns:wpc="http://schemas.microsoft.com/office/word/2010/wordprocessingCanvas" xmlns:mc="http://schemas.openxmlformats.org/markup-compatibility/2006" xmlns:o="urn:schemas-microsoft-com:office:office" xmlns:r="http://schemas.openxmlformats.org/officeDocument/2006/relationships" xmlns:m="http://schemas.openxmlformats.org/officeDocument/2006/math" xmlns:v="urn:schemas-microsoft-com:vml" xmlns:wp14="http://schemas.microsoft.com/office/word/2010/wordprocessingDrawing" xmlns:wp="http://schemas.openxmlformats.org/drawingml/2006/wordprocessingDrawing" xmlns:w="http://schemas.openxmlformats.org/wordprocessingml/2006/main" xmlns:w14="http://schemas.microsoft.com/office/word/2010/wordml" xmlns:w10="urn:schemas-microsoft-com:office:word" xmlns:w15="http://schemas.microsoft.com/office/word/2012/wordml" xmlns:wpg="http://schemas.microsoft.com/office/word/2010/wordprocessingGroup" xmlns:wpi="http://schemas.microsoft.com/office/word/2010/wordprocessingInk" xmlns:wne="http://schemas.microsoft.com/office/word/2006/wordml" xmlns:wps="http://schemas.microsoft.com/office/word/2010/wordprocessingShape" xmlns:wpsCustomData="http://www.wps.cn/officeDocument/2013/wpsCustomData" mc:Ignorable="w14 w15 wp14">
+<w:document xmlns:wpc="http://schemas.microsoft.com/office/word/2010/wordprocessingCanvas" xmlns:mc="http://schemas.openxmlformats.org/markup-compatibility/2006" xmlns:o="urn:schemas-microsoft-com:office:office" xmlns:r="http://schemas.openxmlformats.org/officeDocument/2006/relationships" xmlns:m="http://schemas.openxmlformats.org/officeDocument/2006/math" xmlns:v="urn:schemas-microsoft-com:vml" xmlns:wp14="http://schemas.microsoft.com/office/word/2010/wordprocessingDrawing" xmlns:wp="http://schemas.openxmlformats.org/drawingml/2006/wordprocessingDrawing" xmlns:w10="urn:schemas-microsoft-com:office:word" xmlns:w="http://schemas.openxmlformats.org/wordprocessingml/2006/main" xmlns:w14="http://schemas.microsoft.com/office/word/2010/wordml" xmlns:w15="http://schemas.microsoft.com/office/word/2012/wordml" xmlns:wne="http://schemas.microsoft.com/office/word/2006/wordml" xmlns:wpg="http://schemas.microsoft.com/office/word/2010/wordprocessingGroup" xmlns:wpi="http://schemas.microsoft.com/office/word/2010/wordprocessingInk" xmlns:wps="http://schemas.microsoft.com/office/word/2010/wordprocessingShape" mc:Ignorable="w14 w15 wp14">
+  <!-- Generated by Aspose.Words for .NET 13.3.0.1 -->
   <w:body>
     <w:p>
       <w:pPr>
-        <w:pStyle w:val="24"/>
+        <w:pStyle w:val="a"/>
         <w:keepNext w:val="0"/>
         <w:keepLines w:val="0"/>
         <w:pageBreakBefore w:val="0"/>
@@ -24,7 +25,7 @@
       <w:bookmarkStart w:id="0" w:name="_Toc1508"/>
       <w:r>
         <w:drawing>
-          <wp:anchor distT="0" distB="0" distL="114300" distR="114300" simplePos="0" relativeHeight="251661312" behindDoc="1" locked="0" layoutInCell="1" allowOverlap="1">
+          <wp:anchor distT="0" distB="0" distL="114300" distR="114300" simplePos="0" relativeHeight="251660288" behindDoc="1" locked="0" layoutInCell="1" allowOverlap="1">
             <wp:simplePos x="0" y="0"/>
             <wp:positionH relativeFrom="column">
               <wp:posOffset>-19050</wp:posOffset>
@@ -49,7 +50,7 @@
                     </pic:cNvPicPr>
                   </pic:nvPicPr>
                   <pic:blipFill>
-                    <a:blip r:embed="rId7"/>
+                    <a:blip xmlns:r="http://schemas.openxmlformats.org/officeDocument/2006/relationships" r:embed="rId4"/>
                     <a:stretch>
                       <a:fillRect/>
                     </a:stretch>
@@ -75,7 +76,7 @@
       </w:r>
       <w:r>
         <w:drawing>
-          <wp:anchor distT="0" distB="0" distL="114300" distR="114300" simplePos="0" relativeHeight="251660288" behindDoc="1" locked="0" layoutInCell="1" allowOverlap="1">
+          <wp:anchor distT="0" distB="0" distL="114300" distR="114300" simplePos="0" relativeHeight="251659264" behindDoc="1" locked="0" layoutInCell="1" allowOverlap="1">
             <wp:simplePos x="0" y="0"/>
             <wp:positionH relativeFrom="column">
               <wp:posOffset>0</wp:posOffset>
@@ -100,7 +101,7 @@
                     </pic:cNvPicPr>
                   </pic:nvPicPr>
                   <pic:blipFill>
-                    <a:blip r:embed="rId8"/>
+                    <a:blip xmlns:r="http://schemas.openxmlformats.org/officeDocument/2006/relationships" r:embed="rId5"/>
                     <a:stretch>
                       <a:fillRect/>
                     </a:stretch>
@@ -130,7 +131,7 @@
           <w:lang w:val="en-US" w:eastAsia="zh-CN"/>
         </w:rPr>
         <w:drawing>
-          <wp:anchor distT="0" distB="0" distL="114300" distR="114300" simplePos="0" relativeHeight="251659264" behindDoc="1" locked="0" layoutInCell="1" allowOverlap="1">
+          <wp:anchor distT="0" distB="0" distL="114300" distR="114300" simplePos="0" relativeHeight="251658240" behindDoc="1" locked="0" layoutInCell="1" allowOverlap="1">
             <wp:simplePos x="0" y="0"/>
             <wp:positionH relativeFrom="column">
               <wp:posOffset>635</wp:posOffset>
@@ -155,7 +156,7 @@
                     </pic:cNvPicPr>
                   </pic:nvPicPr>
                   <pic:blipFill>
-                    <a:blip r:embed="rId9">
+                    <a:blip xmlns:r="http://schemas.openxmlformats.org/officeDocument/2006/relationships" r:embed="rId6">
                       <a:alphaModFix amt="58000"/>
                       <a:lum contrast="-52000"/>
                     </a:blip>
@@ -189,7 +190,7 @@
     </w:p>
     <w:p>
       <w:pPr>
-        <w:pStyle w:val="25"/>
+        <w:pStyle w:val="a0"/>
         <w:keepNext w:val="0"/>
         <w:keepLines w:val="0"/>
         <w:pageBreakBefore w:val="0"/>
@@ -236,11 +237,11 @@
         <w:adjustRightInd w:val="0"/>
         <w:snapToGrid w:val="0"/>
         <w:spacing w:after="624" w:afterLines="200" w:line="219" w:lineRule="auto"/>
-        <w:ind w:left="0" w:leftChars="0" w:right="0" w:rightChars="0" w:firstLine="0" w:firstLineChars="0"/>
+        <w:ind w:left="0" w:right="0" w:firstLine="0" w:leftChars="0" w:rightChars="0" w:firstLineChars="0"/>
         <w:jc w:val="center"/>
         <w:textAlignment w:val="baseline"/>
         <w:rPr>
-          <w:rFonts w:hint="eastAsia" w:ascii="宋体" w:hAnsi="宋体" w:eastAsia="宋体" w:cs="宋体"/>
+          <w:rFonts w:ascii="宋体" w:eastAsia="宋体" w:hAnsi="宋体" w:cs="宋体" w:hint="eastAsia"/>
           <w:sz w:val="24"/>
           <w:szCs w:val="24"/>
           <w:lang w:val="en-US" w:eastAsia="zh-CN"/>
@@ -248,7 +249,7 @@
       </w:pPr>
       <w:r>
         <w:rPr>
-          <w:rFonts w:ascii="宋体" w:hAnsi="宋体" w:eastAsia="宋体" w:cs="宋体"/>
+          <w:rFonts w:ascii="宋体" w:eastAsia="宋体" w:hAnsi="宋体" w:cs="宋体"/>
           <w:b/>
           <w:bCs/>
           <w:spacing w:val="-3"/>
@@ -259,7 +260,7 @@
       </w:r>
       <w:r>
         <w:rPr>
-          <w:rFonts w:hint="eastAsia" w:ascii="宋体" w:hAnsi="宋体" w:eastAsia="宋体" w:cs="宋体"/>
+          <w:rFonts w:ascii="宋体" w:eastAsia="宋体" w:hAnsi="宋体" w:cs="宋体" w:hint="eastAsia"/>
           <w:b/>
           <w:bCs/>
           <w:spacing w:val="-3"/>
@@ -271,7 +272,7 @@
       </w:r>
       <w:r>
         <w:rPr>
-          <w:rFonts w:ascii="宋体" w:hAnsi="宋体" w:eastAsia="宋体" w:cs="宋体"/>
+          <w:rFonts w:ascii="宋体" w:eastAsia="宋体" w:hAnsi="宋体" w:cs="宋体"/>
           <w:b/>
           <w:bCs/>
           <w:spacing w:val="-3"/>
@@ -282,7 +283,7 @@
       </w:r>
       <w:r>
         <w:rPr>
-          <w:rFonts w:hint="eastAsia" w:ascii="宋体" w:hAnsi="宋体" w:cs="宋体"/>
+          <w:rFonts w:ascii="宋体" w:hAnsi="宋体" w:cs="宋体" w:hint="eastAsia"/>
           <w:b/>
           <w:bCs/>
           <w:spacing w:val="-3"/>
@@ -294,7 +295,7 @@
       </w:r>
       <w:r>
         <w:rPr>
-          <w:rFonts w:ascii="宋体" w:hAnsi="宋体" w:eastAsia="宋体" w:cs="宋体"/>
+          <w:rFonts w:ascii="宋体" w:eastAsia="宋体" w:hAnsi="宋体" w:cs="宋体"/>
           <w:b/>
           <w:bCs/>
           <w:spacing w:val="-3"/>
@@ -305,7 +306,7 @@
       </w:r>
       <w:r>
         <w:rPr>
-          <w:rFonts w:hint="eastAsia" w:ascii="宋体" w:hAnsi="宋体" w:cs="宋体"/>
+          <w:rFonts w:ascii="宋体" w:hAnsi="宋体" w:cs="宋体" w:hint="eastAsia"/>
           <w:b/>
           <w:bCs/>
           <w:spacing w:val="-3"/>
@@ -318,18 +319,17 @@
     </w:p>
     <w:tbl>
       <w:tblPr>
-        <w:tblStyle w:val="21"/>
+        <w:tblStyle w:val="TableGrid"/>
         <w:tblW w:w="0" w:type="auto"/>
         <w:jc w:val="center"/>
         <w:tblBorders>
-          <w:top w:val="none" w:color="auto" w:sz="0" w:space="0"/>
-          <w:left w:val="none" w:color="auto" w:sz="0" w:space="0"/>
-          <w:bottom w:val="none" w:color="auto" w:sz="0" w:space="0"/>
-          <w:right w:val="none" w:color="auto" w:sz="0" w:space="0"/>
-          <w:insideH w:val="none" w:color="auto" w:sz="0" w:space="0"/>
-          <w:insideV w:val="none" w:color="auto" w:sz="0" w:space="0"/>
+          <w:top w:val="nil"/>
+          <w:left w:val="nil"/>
+          <w:bottom w:val="nil"/>
+          <w:right w:val="nil"/>
+          <w:insideH w:val="nil"/>
+          <w:insideV w:val="nil"/>
         </w:tblBorders>
-        <w:tblLayout w:type="autofit"/>
         <w:tblCellMar>
           <w:top w:w="0" w:type="dxa"/>
           <w:left w:w="108" w:type="dxa"/>
@@ -343,13 +343,15 @@
       </w:tblGrid>
       <w:tr>
         <w:tblPrEx>
+          <w:tblW w:w="0" w:type="auto"/>
+          <w:jc w:val="center"/>
           <w:tblBorders>
-            <w:top w:val="none" w:color="auto" w:sz="0" w:space="0"/>
-            <w:left w:val="none" w:color="auto" w:sz="0" w:space="0"/>
-            <w:bottom w:val="none" w:color="auto" w:sz="0" w:space="0"/>
-            <w:right w:val="none" w:color="auto" w:sz="0" w:space="0"/>
-            <w:insideH w:val="none" w:color="auto" w:sz="0" w:space="0"/>
-            <w:insideV w:val="none" w:color="auto" w:sz="0" w:space="0"/>
+            <w:top w:val="nil"/>
+            <w:left w:val="nil"/>
+            <w:bottom w:val="nil"/>
+            <w:right w:val="nil"/>
+            <w:insideH w:val="nil"/>
+            <w:insideV w:val="nil"/>
           </w:tblBorders>
           <w:tblCellMar>
             <w:top w:w="0" w:type="dxa"/>
@@ -359,7 +361,7 @@
           </w:tblCellMar>
         </w:tblPrEx>
         <w:trPr>
-          <w:trHeight w:val="810" w:hRule="atLeast"/>
+          <w:trHeight w:val="810"/>
           <w:jc w:val="center"/>
         </w:trPr>
         <w:tc>
@@ -398,7 +400,7 @@
             </w:r>
             <w:r>
               <w:rPr>
-                <w:rFonts w:hint="default" w:asciiTheme="minorAscii" w:hAnsiTheme="minorAscii" w:eastAsiaTheme="minorEastAsia"/>
+                <w:rFonts w:asciiTheme="minorAscii" w:eastAsiaTheme="minorEastAsia" w:hAnsiTheme="minorAscii" w:hint="default"/>
                 <w:spacing w:val="227"/>
                 <w:sz w:val="21"/>
                 <w:vertAlign w:val="baseline"/>
@@ -453,7 +455,7 @@
             </w:r>
             <w:r>
               <w:rPr>
-                <w:rFonts w:hint="eastAsia" w:asciiTheme="minorAscii" w:hAnsiTheme="minorAscii" w:eastAsiaTheme="minorEastAsia"/>
+                <w:rFonts w:asciiTheme="minorAscii" w:eastAsiaTheme="minorEastAsia" w:hAnsiTheme="minorAscii" w:hint="eastAsia"/>
                 <w:spacing w:val="227"/>
                 <w:sz w:val="21"/>
                 <w:vertAlign w:val="baseline"/>
@@ -475,14 +477,8 @@
       </w:tr>
       <w:tr>
         <w:tblPrEx>
-          <w:tblBorders>
-            <w:top w:val="none" w:color="auto" w:sz="0" w:space="0"/>
-            <w:left w:val="none" w:color="auto" w:sz="0" w:space="0"/>
-            <w:bottom w:val="none" w:color="auto" w:sz="0" w:space="0"/>
-            <w:right w:val="none" w:color="auto" w:sz="0" w:space="0"/>
-            <w:insideH w:val="none" w:color="auto" w:sz="0" w:space="0"/>
-            <w:insideV w:val="none" w:color="auto" w:sz="0" w:space="0"/>
-          </w:tblBorders>
+          <w:tblW w:w="0" w:type="auto"/>
+          <w:jc w:val="center"/>
           <w:tblCellMar>
             <w:top w:w="0" w:type="dxa"/>
             <w:left w:w="108" w:type="dxa"/>
@@ -491,7 +487,7 @@
           </w:tblCellMar>
         </w:tblPrEx>
         <w:trPr>
-          <w:trHeight w:val="810" w:hRule="atLeast"/>
+          <w:trHeight w:val="810"/>
           <w:jc w:val="center"/>
         </w:trPr>
         <w:tc>
@@ -516,7 +512,7 @@
               <w:snapToGrid w:val="0"/>
               <w:textAlignment w:val="baseline"/>
               <w:rPr>
-                <w:rFonts w:hint="default" w:ascii="Arial" w:hAnsi="Arial" w:eastAsia="Arial" w:cs="Arial"/>
+                <w:rFonts w:ascii="Arial" w:eastAsia="Arial" w:hAnsi="Arial" w:cs="Arial" w:hint="default"/>
                 <w:snapToGrid w:val="0"/>
                 <w:color w:val="000000"/>
                 <w:kern w:val="0"/>
@@ -548,7 +544,7 @@
             </w:r>
             <w:r>
               <w:rPr>
-                <w:rFonts w:hint="default" w:asciiTheme="minorAscii" w:hAnsiTheme="minorAscii" w:eastAsiaTheme="minorEastAsia"/>
+                <w:rFonts w:asciiTheme="minorAscii" w:eastAsiaTheme="minorEastAsia" w:hAnsiTheme="minorAscii" w:hint="default"/>
                 <w:spacing w:val="227"/>
                 <w:sz w:val="21"/>
                 <w:vertAlign w:val="baseline"/>
@@ -602,7 +598,7 @@
               <w:snapToGrid w:val="0"/>
               <w:textAlignment w:val="baseline"/>
               <w:rPr>
-                <w:rFonts w:hint="default" w:ascii="Arial" w:hAnsi="Arial" w:eastAsia="Arial" w:cs="Arial"/>
+                <w:rFonts w:ascii="Arial" w:eastAsia="Arial" w:hAnsi="Arial" w:cs="Arial" w:hint="default"/>
                 <w:snapToGrid w:val="0"/>
                 <w:color w:val="000000"/>
                 <w:kern w:val="0"/>
@@ -622,7 +618,7 @@
             </w:r>
             <w:r>
               <w:rPr>
-                <w:rFonts w:hint="eastAsia" w:asciiTheme="minorAscii" w:hAnsiTheme="minorAscii" w:eastAsiaTheme="minorEastAsia"/>
+                <w:rFonts w:asciiTheme="minorAscii" w:eastAsiaTheme="minorEastAsia" w:hAnsiTheme="minorAscii" w:hint="eastAsia"/>
                 <w:spacing w:val="227"/>
                 <w:sz w:val="21"/>
                 <w:vertAlign w:val="baseline"/>
@@ -644,14 +640,8 @@
       </w:tr>
       <w:tr>
         <w:tblPrEx>
-          <w:tblBorders>
-            <w:top w:val="none" w:color="auto" w:sz="0" w:space="0"/>
-            <w:left w:val="none" w:color="auto" w:sz="0" w:space="0"/>
-            <w:bottom w:val="none" w:color="auto" w:sz="0" w:space="0"/>
-            <w:right w:val="none" w:color="auto" w:sz="0" w:space="0"/>
-            <w:insideH w:val="none" w:color="auto" w:sz="0" w:space="0"/>
-            <w:insideV w:val="none" w:color="auto" w:sz="0" w:space="0"/>
-          </w:tblBorders>
+          <w:tblW w:w="0" w:type="auto"/>
+          <w:jc w:val="center"/>
           <w:tblCellMar>
             <w:top w:w="0" w:type="dxa"/>
             <w:left w:w="108" w:type="dxa"/>
@@ -660,7 +650,7 @@
           </w:tblCellMar>
         </w:tblPrEx>
         <w:trPr>
-          <w:trHeight w:val="635" w:hRule="atLeast"/>
+          <w:trHeight w:val="635"/>
           <w:jc w:val="center"/>
         </w:trPr>
         <w:tc>
@@ -711,7 +701,7 @@
             </w:r>
             <w:r>
               <w:rPr>
-                <w:rFonts w:hint="eastAsia" w:asciiTheme="minorAscii" w:hAnsiTheme="minorAscii" w:eastAsiaTheme="minorEastAsia"/>
+                <w:rFonts w:asciiTheme="minorAscii" w:eastAsiaTheme="minorEastAsia" w:hAnsiTheme="minorAscii" w:hint="eastAsia"/>
                 <w:spacing w:val="227"/>
                 <w:sz w:val="21"/>
                 <w:vertAlign w:val="baseline"/>
@@ -765,7 +755,7 @@
             </w:r>
             <w:r>
               <w:rPr>
-                <w:rFonts w:hint="eastAsia" w:asciiTheme="minorAscii" w:hAnsiTheme="minorAscii" w:eastAsiaTheme="minorEastAsia"/>
+                <w:rFonts w:asciiTheme="minorAscii" w:eastAsiaTheme="minorEastAsia" w:hAnsiTheme="minorAscii" w:hint="eastAsia"/>
                 <w:spacing w:val="227"/>
                 <w:sz w:val="21"/>
                 <w:vertAlign w:val="baseline"/>
@@ -826,14 +816,14 @@
         <w:ind w:left="3634"/>
         <w:textAlignment w:val="baseline"/>
         <w:rPr>
-          <w:rFonts w:ascii="宋体" w:hAnsi="宋体" w:eastAsia="宋体" w:cs="宋体"/>
+          <w:rFonts w:ascii="宋体" w:eastAsia="宋体" w:hAnsi="宋体" w:cs="宋体"/>
           <w:sz w:val="31"/>
           <w:szCs w:val="31"/>
         </w:rPr>
       </w:pPr>
       <w:r>
         <w:rPr>
-          <w:rFonts w:ascii="宋体" w:hAnsi="宋体" w:eastAsia="宋体" w:cs="宋体"/>
+          <w:rFonts w:ascii="宋体" w:eastAsia="宋体" w:hAnsi="宋体" w:cs="宋体"/>
           <w:b/>
           <w:bCs/>
           <w:spacing w:val="4"/>
@@ -845,16 +835,16 @@
     </w:p>
     <w:tbl>
       <w:tblPr>
-        <w:tblStyle w:val="26"/>
+        <w:tblStyle w:val="TableNormal0"/>
         <w:tblW w:w="8214" w:type="dxa"/>
         <w:jc w:val="center"/>
         <w:tblBorders>
-          <w:top w:val="single" w:color="000000" w:sz="2" w:space="0"/>
-          <w:left w:val="single" w:color="000000" w:sz="2" w:space="0"/>
-          <w:bottom w:val="single" w:color="000000" w:sz="2" w:space="0"/>
-          <w:right w:val="single" w:color="000000" w:sz="2" w:space="0"/>
-          <w:insideH w:val="single" w:color="000000" w:sz="2" w:space="0"/>
-          <w:insideV w:val="single" w:color="000000" w:sz="2" w:space="0"/>
+          <w:top w:val="single" w:sz="2" w:space="0" w:color="000000"/>
+          <w:left w:val="single" w:sz="2" w:space="0" w:color="000000"/>
+          <w:bottom w:val="single" w:sz="2" w:space="0" w:color="000000"/>
+          <w:right w:val="single" w:sz="2" w:space="0" w:color="000000"/>
+          <w:insideH w:val="single" w:sz="2" w:space="0" w:color="000000"/>
+          <w:insideV w:val="single" w:sz="2" w:space="0" w:color="000000"/>
         </w:tblBorders>
         <w:tblLayout w:type="fixed"/>
         <w:tblCellMar>
@@ -874,14 +864,17 @@
       </w:tblGrid>
       <w:tr>
         <w:tblPrEx>
+          <w:tblW w:w="8214" w:type="dxa"/>
+          <w:jc w:val="center"/>
           <w:tblBorders>
-            <w:top w:val="single" w:color="000000" w:sz="2" w:space="0"/>
-            <w:left w:val="single" w:color="000000" w:sz="2" w:space="0"/>
-            <w:bottom w:val="single" w:color="000000" w:sz="2" w:space="0"/>
-            <w:right w:val="single" w:color="000000" w:sz="2" w:space="0"/>
-            <w:insideH w:val="single" w:color="000000" w:sz="2" w:space="0"/>
-            <w:insideV w:val="single" w:color="000000" w:sz="2" w:space="0"/>
+            <w:top w:val="single" w:sz="2" w:space="0" w:color="000000"/>
+            <w:left w:val="single" w:sz="2" w:space="0" w:color="000000"/>
+            <w:bottom w:val="single" w:sz="2" w:space="0" w:color="000000"/>
+            <w:right w:val="single" w:sz="2" w:space="0" w:color="000000"/>
+            <w:insideH w:val="single" w:sz="2" w:space="0" w:color="000000"/>
+            <w:insideV w:val="single" w:sz="2" w:space="0" w:color="000000"/>
           </w:tblBorders>
+          <w:tblLayout w:type="fixed"/>
           <w:tblCellMar>
             <w:top w:w="0" w:type="dxa"/>
             <w:left w:w="0" w:type="dxa"/>
@@ -890,7 +883,7 @@
           </w:tblCellMar>
         </w:tblPrEx>
         <w:trPr>
-          <w:trHeight w:val="593" w:hRule="atLeast"/>
+          <w:trHeight w:val="593"/>
           <w:jc w:val="center"/>
         </w:trPr>
         <w:tc>
@@ -913,18 +906,18 @@
               <w:adjustRightInd w:val="0"/>
               <w:snapToGrid w:val="0"/>
               <w:spacing w:before="176" w:line="228" w:lineRule="auto"/>
-              <w:ind w:left="0" w:leftChars="0" w:right="0" w:rightChars="0" w:firstLine="0" w:firstLineChars="0"/>
+              <w:ind w:left="0" w:right="0" w:firstLine="0" w:leftChars="0" w:rightChars="0" w:firstLineChars="0"/>
               <w:jc w:val="center"/>
               <w:textAlignment w:val="baseline"/>
               <w:rPr>
-                <w:rFonts w:ascii="宋体" w:hAnsi="宋体" w:eastAsia="宋体" w:cs="宋体"/>
+                <w:rFonts w:ascii="宋体" w:eastAsia="宋体" w:hAnsi="宋体" w:cs="宋体"/>
                 <w:sz w:val="20"/>
                 <w:szCs w:val="20"/>
               </w:rPr>
             </w:pPr>
             <w:r>
               <w:rPr>
-                <w:rFonts w:hint="eastAsia" w:ascii="宋体" w:hAnsi="宋体" w:cs="宋体"/>
+                <w:rFonts w:ascii="宋体" w:hAnsi="宋体" w:cs="宋体" w:hint="eastAsia"/>
                 <w:spacing w:val="-14"/>
                 <w:sz w:val="20"/>
                 <w:szCs w:val="20"/>
@@ -934,7 +927,7 @@
             </w:r>
             <w:r>
               <w:rPr>
-                <w:rFonts w:ascii="宋体" w:hAnsi="宋体" w:eastAsia="宋体" w:cs="宋体"/>
+                <w:rFonts w:ascii="宋体" w:eastAsia="宋体" w:hAnsi="宋体" w:cs="宋体"/>
                 <w:spacing w:val="-14"/>
                 <w:sz w:val="20"/>
                 <w:szCs w:val="20"/>
@@ -963,18 +956,18 @@
               <w:adjustRightInd w:val="0"/>
               <w:snapToGrid w:val="0"/>
               <w:spacing w:before="175" w:line="227" w:lineRule="auto"/>
-              <w:ind w:left="0" w:leftChars="0" w:right="0" w:rightChars="0" w:firstLine="0" w:firstLineChars="0"/>
+              <w:ind w:left="0" w:right="0" w:firstLine="0" w:leftChars="0" w:rightChars="0" w:firstLineChars="0"/>
               <w:jc w:val="center"/>
               <w:textAlignment w:val="baseline"/>
               <w:rPr>
-                <w:rFonts w:ascii="宋体" w:hAnsi="宋体" w:eastAsia="宋体" w:cs="宋体"/>
+                <w:rFonts w:ascii="宋体" w:eastAsia="宋体" w:hAnsi="宋体" w:cs="宋体"/>
                 <w:sz w:val="20"/>
                 <w:szCs w:val="20"/>
               </w:rPr>
             </w:pPr>
             <w:r>
               <w:rPr>
-                <w:rFonts w:ascii="宋体" w:hAnsi="宋体" w:eastAsia="宋体" w:cs="宋体"/>
+                <w:rFonts w:ascii="宋体" w:eastAsia="宋体" w:hAnsi="宋体" w:cs="宋体"/>
                 <w:spacing w:val="4"/>
                 <w:sz w:val="20"/>
                 <w:szCs w:val="20"/>
@@ -1003,18 +996,18 @@
               <w:adjustRightInd w:val="0"/>
               <w:snapToGrid w:val="0"/>
               <w:spacing w:before="175" w:line="228" w:lineRule="auto"/>
-              <w:ind w:left="0" w:leftChars="0" w:right="0" w:rightChars="0" w:firstLine="0" w:firstLineChars="0"/>
+              <w:ind w:left="0" w:right="0" w:firstLine="0" w:leftChars="0" w:rightChars="0" w:firstLineChars="0"/>
               <w:jc w:val="center"/>
               <w:textAlignment w:val="baseline"/>
               <w:rPr>
-                <w:rFonts w:ascii="宋体" w:hAnsi="宋体" w:eastAsia="宋体" w:cs="宋体"/>
+                <w:rFonts w:ascii="宋体" w:eastAsia="宋体" w:hAnsi="宋体" w:cs="宋体"/>
                 <w:sz w:val="20"/>
                 <w:szCs w:val="20"/>
               </w:rPr>
             </w:pPr>
             <w:r>
               <w:rPr>
-                <w:rFonts w:ascii="宋体" w:hAnsi="宋体" w:eastAsia="宋体" w:cs="宋体"/>
+                <w:rFonts w:ascii="宋体" w:eastAsia="宋体" w:hAnsi="宋体" w:cs="宋体"/>
                 <w:spacing w:val="7"/>
                 <w:sz w:val="20"/>
                 <w:szCs w:val="20"/>
@@ -1043,11 +1036,11 @@
               <w:adjustRightInd w:val="0"/>
               <w:snapToGrid w:val="0"/>
               <w:spacing w:before="175" w:line="228" w:lineRule="auto"/>
-              <w:ind w:left="0" w:leftChars="0" w:right="0" w:rightChars="0" w:firstLine="0" w:firstLineChars="0"/>
+              <w:ind w:left="0" w:right="0" w:firstLine="0" w:leftChars="0" w:rightChars="0" w:firstLineChars="0"/>
               <w:jc w:val="center"/>
               <w:textAlignment w:val="baseline"/>
               <w:rPr>
-                <w:rFonts w:hint="eastAsia" w:ascii="宋体" w:hAnsi="宋体" w:eastAsia="宋体" w:cs="宋体"/>
+                <w:rFonts w:ascii="宋体" w:eastAsia="宋体" w:hAnsi="宋体" w:cs="宋体" w:hint="eastAsia"/>
                 <w:spacing w:val="7"/>
                 <w:sz w:val="20"/>
                 <w:szCs w:val="20"/>
@@ -1056,7 +1049,7 @@
             </w:pPr>
             <w:r>
               <w:rPr>
-                <w:rFonts w:hint="eastAsia" w:ascii="宋体" w:hAnsi="宋体" w:cs="宋体"/>
+                <w:rFonts w:ascii="宋体" w:hAnsi="宋体" w:cs="宋体" w:hint="eastAsia"/>
                 <w:spacing w:val="7"/>
                 <w:sz w:val="20"/>
                 <w:szCs w:val="20"/>
@@ -1086,11 +1079,11 @@
               <w:adjustRightInd w:val="0"/>
               <w:snapToGrid w:val="0"/>
               <w:spacing w:before="175" w:line="228" w:lineRule="auto"/>
-              <w:ind w:left="0" w:leftChars="0" w:right="0" w:rightChars="0" w:firstLine="0" w:firstLineChars="0"/>
+              <w:ind w:left="0" w:right="0" w:firstLine="0" w:leftChars="0" w:rightChars="0" w:firstLineChars="0"/>
               <w:jc w:val="center"/>
               <w:textAlignment w:val="baseline"/>
               <w:rPr>
-                <w:rFonts w:hint="default" w:ascii="宋体" w:hAnsi="宋体" w:cs="宋体"/>
+                <w:rFonts w:ascii="宋体" w:hAnsi="宋体" w:cs="宋体" w:hint="default"/>
                 <w:spacing w:val="7"/>
                 <w:sz w:val="20"/>
                 <w:szCs w:val="20"/>
@@ -1099,7 +1092,7 @@
             </w:pPr>
             <w:r>
               <w:rPr>
-                <w:rFonts w:hint="eastAsia" w:ascii="宋体" w:hAnsi="宋体" w:cs="宋体"/>
+                <w:rFonts w:ascii="宋体" w:hAnsi="宋体" w:cs="宋体" w:hint="eastAsia"/>
                 <w:spacing w:val="7"/>
                 <w:sz w:val="20"/>
                 <w:szCs w:val="20"/>
@@ -1129,18 +1122,18 @@
               <w:adjustRightInd w:val="0"/>
               <w:snapToGrid w:val="0"/>
               <w:spacing w:before="176" w:line="229" w:lineRule="auto"/>
-              <w:ind w:left="0" w:leftChars="0" w:right="0" w:rightChars="0" w:firstLine="0" w:firstLineChars="0"/>
+              <w:ind w:left="0" w:right="0" w:firstLine="0" w:leftChars="0" w:rightChars="0" w:firstLineChars="0"/>
               <w:jc w:val="center"/>
               <w:textAlignment w:val="baseline"/>
               <w:rPr>
-                <w:rFonts w:ascii="宋体" w:hAnsi="宋体" w:eastAsia="宋体" w:cs="宋体"/>
+                <w:rFonts w:ascii="宋体" w:eastAsia="宋体" w:hAnsi="宋体" w:cs="宋体"/>
                 <w:sz w:val="20"/>
                 <w:szCs w:val="20"/>
               </w:rPr>
             </w:pPr>
             <w:r>
               <w:rPr>
-                <w:rFonts w:ascii="宋体" w:hAnsi="宋体" w:eastAsia="宋体" w:cs="宋体"/>
+                <w:rFonts w:ascii="宋体" w:eastAsia="宋体" w:hAnsi="宋体" w:cs="宋体"/>
                 <w:spacing w:val="7"/>
                 <w:sz w:val="20"/>
                 <w:szCs w:val="20"/>
@@ -1152,14 +1145,9 @@
       </w:tr>
       <w:tr>
         <w:tblPrEx>
-          <w:tblBorders>
-            <w:top w:val="single" w:color="000000" w:sz="2" w:space="0"/>
-            <w:left w:val="single" w:color="000000" w:sz="2" w:space="0"/>
-            <w:bottom w:val="single" w:color="000000" w:sz="2" w:space="0"/>
-            <w:right w:val="single" w:color="000000" w:sz="2" w:space="0"/>
-            <w:insideH w:val="single" w:color="000000" w:sz="2" w:space="0"/>
-            <w:insideV w:val="single" w:color="000000" w:sz="2" w:space="0"/>
-          </w:tblBorders>
+          <w:tblW w:w="8214" w:type="dxa"/>
+          <w:jc w:val="center"/>
+          <w:tblLayout w:type="fixed"/>
           <w:tblCellMar>
             <w:top w:w="0" w:type="dxa"/>
             <w:left w:w="0" w:type="dxa"/>
@@ -1168,7 +1156,7 @@
           </w:tblCellMar>
         </w:tblPrEx>
         <w:trPr>
-          <w:trHeight w:val="516" w:hRule="atLeast"/>
+          <w:trHeight w:val="516"/>
           <w:jc w:val="center"/>
         </w:trPr>
         <w:tc>
@@ -1191,11 +1179,11 @@
               <w:adjustRightInd w:val="0"/>
               <w:snapToGrid w:val="0"/>
               <w:spacing w:before="173" w:line="267" w:lineRule="exact"/>
-              <w:ind w:left="0" w:leftChars="0" w:right="0" w:rightChars="0" w:firstLine="0" w:firstLineChars="0"/>
+              <w:ind w:left="0" w:right="0" w:firstLine="0" w:leftChars="0" w:rightChars="0" w:firstLineChars="0"/>
               <w:jc w:val="center"/>
               <w:textAlignment w:val="baseline"/>
               <w:rPr>
-                <w:rFonts w:hint="default" w:ascii="宋体" w:hAnsi="宋体" w:eastAsia="宋体" w:cs="宋体"/>
+                <w:rFonts w:ascii="宋体" w:eastAsia="宋体" w:hAnsi="宋体" w:cs="宋体" w:hint="default"/>
                 <w:sz w:val="20"/>
                 <w:szCs w:val="20"/>
                 <w:lang w:val="en-US" w:eastAsia="zh-CN"/>
@@ -1203,7 +1191,7 @@
             </w:pPr>
             <w:r>
               <w:rPr>
-                <w:rFonts w:ascii="宋体" w:hAnsi="宋体" w:eastAsia="宋体" w:cs="宋体"/>
+                <w:rFonts w:ascii="宋体" w:eastAsia="宋体" w:hAnsi="宋体" w:cs="宋体"/>
                 <w:spacing w:val="3"/>
                 <w:position w:val="1"/>
                 <w:sz w:val="20"/>
@@ -1213,7 +1201,7 @@
             </w:r>
             <w:r>
               <w:rPr>
-                <w:rFonts w:hint="eastAsia" w:ascii="宋体" w:hAnsi="宋体" w:cs="宋体"/>
+                <w:rFonts w:ascii="宋体" w:hAnsi="宋体" w:cs="宋体" w:hint="eastAsia"/>
                 <w:spacing w:val="3"/>
                 <w:position w:val="1"/>
                 <w:sz w:val="20"/>
@@ -1224,7 +1212,7 @@
             </w:r>
             <w:r>
               <w:rPr>
-                <w:rFonts w:ascii="宋体" w:hAnsi="宋体" w:eastAsia="宋体" w:cs="宋体"/>
+                <w:rFonts w:ascii="宋体" w:eastAsia="宋体" w:hAnsi="宋体" w:cs="宋体"/>
                 <w:spacing w:val="3"/>
                 <w:position w:val="1"/>
                 <w:sz w:val="20"/>
@@ -1234,7 +1222,7 @@
             </w:r>
             <w:r>
               <w:rPr>
-                <w:rFonts w:hint="eastAsia" w:ascii="宋体" w:hAnsi="宋体" w:cs="宋体"/>
+                <w:rFonts w:ascii="宋体" w:hAnsi="宋体" w:cs="宋体" w:hint="eastAsia"/>
                 <w:sz w:val="20"/>
                 <w:szCs w:val="20"/>
                 <w:lang w:val="en-US" w:eastAsia="zh-CN"/>
@@ -1263,18 +1251,18 @@
               <w:adjustRightInd w:val="0"/>
               <w:snapToGrid w:val="0"/>
               <w:spacing w:before="173" w:line="267" w:lineRule="exact"/>
-              <w:ind w:left="0" w:leftChars="0" w:right="0" w:rightChars="0" w:firstLine="0" w:firstLineChars="0"/>
+              <w:ind w:left="0" w:right="0" w:firstLine="0" w:leftChars="0" w:rightChars="0" w:firstLineChars="0"/>
               <w:jc w:val="center"/>
               <w:textAlignment w:val="baseline"/>
               <w:rPr>
-                <w:rFonts w:ascii="宋体" w:hAnsi="宋体" w:eastAsia="宋体" w:cs="宋体"/>
+                <w:rFonts w:ascii="宋体" w:eastAsia="宋体" w:hAnsi="宋体" w:cs="宋体"/>
                 <w:sz w:val="20"/>
                 <w:szCs w:val="20"/>
               </w:rPr>
             </w:pPr>
             <w:r>
               <w:rPr>
-                <w:rFonts w:ascii="宋体" w:hAnsi="宋体" w:eastAsia="宋体" w:cs="宋体"/>
+                <w:rFonts w:ascii="宋体" w:eastAsia="宋体" w:hAnsi="宋体" w:cs="宋体"/>
                 <w:spacing w:val="4"/>
                 <w:position w:val="1"/>
                 <w:sz w:val="20"/>
@@ -1304,11 +1292,11 @@
               <w:adjustRightInd w:val="0"/>
               <w:snapToGrid w:val="0"/>
               <w:spacing w:before="172" w:line="228" w:lineRule="auto"/>
-              <w:ind w:left="0" w:leftChars="0" w:right="0" w:rightChars="0" w:firstLine="0" w:firstLineChars="0"/>
+              <w:ind w:left="0" w:right="0" w:firstLine="0" w:leftChars="0" w:rightChars="0" w:firstLineChars="0"/>
               <w:jc w:val="center"/>
               <w:textAlignment w:val="baseline"/>
               <w:rPr>
-                <w:rFonts w:hint="eastAsia" w:ascii="宋体" w:hAnsi="宋体" w:eastAsia="宋体" w:cs="宋体"/>
+                <w:rFonts w:ascii="宋体" w:eastAsia="宋体" w:hAnsi="宋体" w:cs="宋体" w:hint="eastAsia"/>
                 <w:sz w:val="20"/>
                 <w:szCs w:val="20"/>
                 <w:lang w:val="en-US" w:eastAsia="zh-CN"/>
@@ -1316,7 +1304,7 @@
             </w:pPr>
             <w:r>
               <w:rPr>
-                <w:rFonts w:hint="eastAsia" w:ascii="宋体" w:hAnsi="宋体" w:cs="宋体"/>
+                <w:rFonts w:ascii="宋体" w:hAnsi="宋体" w:cs="宋体" w:hint="eastAsia"/>
                 <w:sz w:val="20"/>
                 <w:szCs w:val="20"/>
                 <w:lang w:val="en-US" w:eastAsia="zh-CN"/>
@@ -1346,11 +1334,11 @@
               <w:adjustRightInd w:val="0"/>
               <w:snapToGrid w:val="0"/>
               <w:spacing w:before="173" w:line="229" w:lineRule="auto"/>
-              <w:ind w:left="0" w:leftChars="0" w:right="0" w:rightChars="0" w:firstLine="0" w:firstLineChars="0"/>
+              <w:ind w:left="0" w:right="0" w:firstLine="0" w:leftChars="0" w:rightChars="0" w:firstLineChars="0"/>
               <w:jc w:val="center"/>
               <w:textAlignment w:val="baseline"/>
               <w:rPr>
-                <w:rFonts w:ascii="宋体" w:hAnsi="宋体" w:eastAsia="宋体" w:cs="宋体"/>
+                <w:rFonts w:ascii="宋体" w:eastAsia="宋体" w:hAnsi="宋体" w:cs="宋体"/>
                 <w:snapToGrid w:val="0"/>
                 <w:color w:val="000000"/>
                 <w:spacing w:val="200"/>
@@ -1362,14 +1350,14 @@
             </w:pPr>
             <w:r>
               <w:rPr>
-                <w:rFonts w:hint="eastAsia" w:asciiTheme="minorAscii" w:hAnsiTheme="minorAscii" w:eastAsiaTheme="minorEastAsia"/>
+                <w:rFonts w:asciiTheme="minorAscii" w:eastAsiaTheme="minorEastAsia" w:hAnsiTheme="minorAscii" w:hint="eastAsia"/>
                 <w:spacing w:val="0"/>
                 <w:kern w:val="0"/>
                 <w:sz w:val="21"/>
                 <w:vertAlign w:val="baseline"/>
                 <w:lang w:val="en-US" w:eastAsia="zh-CN"/>
               </w:rPr>
-              <w:t>强宇涛</w:t>
+              <w:t>程方</w:t>
             </w:r>
           </w:p>
         </w:tc>
@@ -1394,11 +1382,11 @@
               <w:adjustRightInd w:val="0"/>
               <w:snapToGrid w:val="0"/>
               <w:spacing w:before="173" w:line="229" w:lineRule="auto"/>
-              <w:ind w:left="0" w:leftChars="0" w:right="0" w:rightChars="0" w:firstLine="0" w:firstLineChars="0"/>
+              <w:ind w:left="0" w:right="0" w:firstLine="0" w:leftChars="0" w:rightChars="0" w:firstLineChars="0"/>
               <w:jc w:val="center"/>
               <w:textAlignment w:val="baseline"/>
               <w:rPr>
-                <w:rFonts w:ascii="宋体" w:hAnsi="宋体" w:eastAsia="宋体" w:cs="宋体"/>
+                <w:rFonts w:ascii="宋体" w:eastAsia="宋体" w:hAnsi="宋体" w:cs="宋体"/>
                 <w:snapToGrid w:val="0"/>
                 <w:color w:val="000000"/>
                 <w:spacing w:val="200"/>
@@ -1410,14 +1398,14 @@
             </w:pPr>
             <w:r>
               <w:rPr>
-                <w:rFonts w:hint="eastAsia" w:asciiTheme="minorAscii" w:hAnsiTheme="minorAscii" w:eastAsiaTheme="minorEastAsia"/>
+                <w:rFonts w:asciiTheme="minorAscii" w:eastAsiaTheme="minorEastAsia" w:hAnsiTheme="minorAscii" w:hint="eastAsia"/>
                 <w:spacing w:val="0"/>
                 <w:kern w:val="0"/>
                 <w:sz w:val="21"/>
                 <w:vertAlign w:val="baseline"/>
                 <w:lang w:val="en-US" w:eastAsia="zh-CN"/>
               </w:rPr>
-              <w:t>陈凯</w:t>
+              <w:t>茅建根</w:t>
             </w:r>
           </w:p>
         </w:tc>
@@ -1442,11 +1430,11 @@
               <w:adjustRightInd w:val="0"/>
               <w:snapToGrid w:val="0"/>
               <w:spacing w:before="173" w:line="229" w:lineRule="auto"/>
-              <w:ind w:left="0" w:leftChars="0" w:right="0" w:rightChars="0" w:firstLine="0" w:firstLineChars="0"/>
+              <w:ind w:left="0" w:right="0" w:firstLine="0" w:leftChars="0" w:rightChars="0" w:firstLineChars="0"/>
               <w:jc w:val="center"/>
               <w:textAlignment w:val="baseline"/>
               <w:rPr>
-                <w:rFonts w:ascii="宋体" w:hAnsi="宋体" w:eastAsia="宋体" w:cs="宋体"/>
+                <w:rFonts w:ascii="宋体" w:eastAsia="宋体" w:hAnsi="宋体" w:cs="宋体"/>
                 <w:snapToGrid w:val="0"/>
                 <w:color w:val="000000"/>
                 <w:kern w:val="0"/>
@@ -1457,7 +1445,7 @@
             </w:pPr>
             <w:r>
               <w:rPr>
-                <w:rFonts w:hint="eastAsia" w:asciiTheme="minorAscii" w:hAnsiTheme="minorAscii" w:eastAsiaTheme="minorEastAsia"/>
+                <w:rFonts w:asciiTheme="minorAscii" w:eastAsiaTheme="minorEastAsia" w:hAnsiTheme="minorAscii" w:hint="eastAsia"/>
                 <w:spacing w:val="0"/>
                 <w:kern w:val="0"/>
                 <w:sz w:val="21"/>
@@ -1471,14 +1459,9 @@
       </w:tr>
       <w:tr>
         <w:tblPrEx>
-          <w:tblBorders>
-            <w:top w:val="single" w:color="000000" w:sz="2" w:space="0"/>
-            <w:left w:val="single" w:color="000000" w:sz="2" w:space="0"/>
-            <w:bottom w:val="single" w:color="000000" w:sz="2" w:space="0"/>
-            <w:right w:val="single" w:color="000000" w:sz="2" w:space="0"/>
-            <w:insideH w:val="single" w:color="000000" w:sz="2" w:space="0"/>
-            <w:insideV w:val="single" w:color="000000" w:sz="2" w:space="0"/>
-          </w:tblBorders>
+          <w:tblW w:w="8214" w:type="dxa"/>
+          <w:jc w:val="center"/>
+          <w:tblLayout w:type="fixed"/>
           <w:tblCellMar>
             <w:top w:w="0" w:type="dxa"/>
             <w:left w:w="0" w:type="dxa"/>
@@ -1487,7 +1470,7 @@
           </w:tblCellMar>
         </w:tblPrEx>
         <w:trPr>
-          <w:trHeight w:val="556" w:hRule="atLeast"/>
+          <w:trHeight w:val="556"/>
           <w:jc w:val="center"/>
         </w:trPr>
         <w:tc>
@@ -1511,11 +1494,11 @@
               <w:adjustRightInd w:val="0"/>
               <w:snapToGrid w:val="0"/>
               <w:spacing w:before="173" w:line="267" w:lineRule="exact"/>
-              <w:ind w:left="0" w:leftChars="0" w:right="0" w:rightChars="0" w:firstLine="0" w:firstLineChars="0"/>
+              <w:ind w:left="0" w:right="0" w:firstLine="0" w:leftChars="0" w:rightChars="0" w:firstLineChars="0"/>
               <w:jc w:val="center"/>
               <w:textAlignment w:val="baseline"/>
               <w:rPr>
-                <w:rFonts w:hint="default" w:ascii="宋体" w:hAnsi="宋体" w:eastAsia="宋体" w:cs="宋体"/>
+                <w:rFonts w:ascii="宋体" w:eastAsia="宋体" w:hAnsi="宋体" w:cs="宋体" w:hint="default"/>
                 <w:snapToGrid w:val="0"/>
                 <w:color w:val="000000"/>
                 <w:kern w:val="0"/>
@@ -1547,11 +1530,11 @@
               <w:adjustRightInd w:val="0"/>
               <w:snapToGrid w:val="0"/>
               <w:spacing w:before="173" w:line="267" w:lineRule="exact"/>
-              <w:ind w:left="0" w:leftChars="0" w:right="0" w:rightChars="0" w:firstLine="0" w:firstLineChars="0"/>
+              <w:ind w:left="0" w:right="0" w:firstLine="0" w:leftChars="0" w:rightChars="0" w:firstLineChars="0"/>
               <w:jc w:val="center"/>
               <w:textAlignment w:val="baseline"/>
               <w:rPr>
-                <w:rFonts w:ascii="宋体" w:hAnsi="宋体" w:eastAsia="宋体" w:cs="宋体"/>
+                <w:rFonts w:ascii="宋体" w:eastAsia="宋体" w:hAnsi="宋体" w:cs="宋体"/>
                 <w:snapToGrid w:val="0"/>
                 <w:color w:val="000000"/>
                 <w:kern w:val="0"/>
@@ -1583,11 +1566,11 @@
               <w:adjustRightInd w:val="0"/>
               <w:snapToGrid w:val="0"/>
               <w:spacing w:before="172" w:line="228" w:lineRule="auto"/>
-              <w:ind w:left="0" w:leftChars="0" w:right="0" w:rightChars="0" w:firstLine="0" w:firstLineChars="0"/>
+              <w:ind w:left="0" w:right="0" w:firstLine="0" w:leftChars="0" w:rightChars="0" w:firstLineChars="0"/>
               <w:jc w:val="center"/>
               <w:textAlignment w:val="baseline"/>
               <w:rPr>
-                <w:rFonts w:hint="eastAsia" w:ascii="宋体" w:hAnsi="宋体" w:eastAsia="宋体" w:cs="宋体"/>
+                <w:rFonts w:ascii="宋体" w:eastAsia="宋体" w:hAnsi="宋体" w:cs="宋体" w:hint="eastAsia"/>
                 <w:snapToGrid w:val="0"/>
                 <w:color w:val="000000"/>
                 <w:kern w:val="0"/>
@@ -1619,11 +1602,11 @@
               <w:adjustRightInd w:val="0"/>
               <w:snapToGrid w:val="0"/>
               <w:spacing w:before="173" w:line="229" w:lineRule="auto"/>
-              <w:ind w:left="0" w:leftChars="0" w:right="0" w:rightChars="0" w:firstLine="0" w:firstLineChars="0"/>
+              <w:ind w:left="0" w:right="0" w:firstLine="0" w:leftChars="0" w:rightChars="0" w:firstLineChars="0"/>
               <w:jc w:val="center"/>
               <w:textAlignment w:val="baseline"/>
               <w:rPr>
-                <w:rFonts w:ascii="宋体" w:hAnsi="宋体" w:eastAsia="宋体" w:cs="宋体"/>
+                <w:rFonts w:ascii="宋体" w:eastAsia="宋体" w:hAnsi="宋体" w:cs="宋体"/>
                 <w:snapToGrid w:val="0"/>
                 <w:color w:val="000000"/>
                 <w:spacing w:val="200"/>
@@ -1656,11 +1639,11 @@
               <w:adjustRightInd w:val="0"/>
               <w:snapToGrid w:val="0"/>
               <w:spacing w:before="173" w:line="229" w:lineRule="auto"/>
-              <w:ind w:left="0" w:leftChars="0" w:right="0" w:rightChars="0" w:firstLine="0" w:firstLineChars="0"/>
+              <w:ind w:left="0" w:right="0" w:firstLine="0" w:leftChars="0" w:rightChars="0" w:firstLineChars="0"/>
               <w:jc w:val="center"/>
               <w:textAlignment w:val="baseline"/>
               <w:rPr>
-                <w:rFonts w:ascii="宋体" w:hAnsi="宋体" w:eastAsia="宋体" w:cs="宋体"/>
+                <w:rFonts w:ascii="宋体" w:eastAsia="宋体" w:hAnsi="宋体" w:cs="宋体"/>
                 <w:snapToGrid w:val="0"/>
                 <w:color w:val="000000"/>
                 <w:spacing w:val="200"/>
@@ -1693,11 +1676,11 @@
               <w:adjustRightInd w:val="0"/>
               <w:snapToGrid w:val="0"/>
               <w:spacing w:before="173" w:line="229" w:lineRule="auto"/>
-              <w:ind w:left="0" w:leftChars="0" w:right="0" w:rightChars="0" w:firstLine="0" w:firstLineChars="0"/>
+              <w:ind w:left="0" w:right="0" w:firstLine="0" w:leftChars="0" w:rightChars="0" w:firstLineChars="0"/>
               <w:jc w:val="center"/>
               <w:textAlignment w:val="baseline"/>
               <w:rPr>
-                <w:rFonts w:ascii="宋体" w:hAnsi="宋体" w:eastAsia="宋体" w:cs="宋体"/>
+                <w:rFonts w:ascii="宋体" w:eastAsia="宋体" w:hAnsi="宋体" w:cs="宋体"/>
                 <w:snapToGrid w:val="0"/>
                 <w:color w:val="000000"/>
                 <w:kern w:val="0"/>
@@ -1711,14 +1694,9 @@
       </w:tr>
       <w:tr>
         <w:tblPrEx>
-          <w:tblBorders>
-            <w:top w:val="single" w:color="000000" w:sz="2" w:space="0"/>
-            <w:left w:val="single" w:color="000000" w:sz="2" w:space="0"/>
-            <w:bottom w:val="single" w:color="000000" w:sz="2" w:space="0"/>
-            <w:right w:val="single" w:color="000000" w:sz="2" w:space="0"/>
-            <w:insideH w:val="single" w:color="000000" w:sz="2" w:space="0"/>
-            <w:insideV w:val="single" w:color="000000" w:sz="2" w:space="0"/>
-          </w:tblBorders>
+          <w:tblW w:w="8214" w:type="dxa"/>
+          <w:jc w:val="center"/>
+          <w:tblLayout w:type="fixed"/>
           <w:tblCellMar>
             <w:top w:w="0" w:type="dxa"/>
             <w:left w:w="0" w:type="dxa"/>
@@ -1727,7 +1705,7 @@
           </w:tblCellMar>
         </w:tblPrEx>
         <w:trPr>
-          <w:trHeight w:val="556" w:hRule="atLeast"/>
+          <w:trHeight w:val="556"/>
           <w:jc w:val="center"/>
         </w:trPr>
         <w:tc>
@@ -1736,7 +1714,7 @@
           </w:tcPr>
           <w:p>
             <w:pPr>
-              <w:pStyle w:val="27"/>
+              <w:pStyle w:val="TableText"/>
               <w:keepNext w:val="0"/>
               <w:keepLines w:val="0"/>
               <w:pageBreakBefore w:val="0"/>
@@ -1750,7 +1728,7 @@
               <w:bidi w:val="0"/>
               <w:adjustRightInd w:val="0"/>
               <w:snapToGrid w:val="0"/>
-              <w:ind w:left="0" w:leftChars="0" w:right="0" w:rightChars="0" w:firstLine="0" w:firstLineChars="0"/>
+              <w:ind w:left="0" w:right="0" w:firstLine="0" w:leftChars="0" w:rightChars="0" w:firstLineChars="0"/>
               <w:jc w:val="center"/>
               <w:textAlignment w:val="baseline"/>
             </w:pPr>
@@ -1762,7 +1740,7 @@
           </w:tcPr>
           <w:p>
             <w:pPr>
-              <w:pStyle w:val="27"/>
+              <w:pStyle w:val="TableText"/>
               <w:keepNext w:val="0"/>
               <w:keepLines w:val="0"/>
               <w:pageBreakBefore w:val="0"/>
@@ -1776,7 +1754,7 @@
               <w:bidi w:val="0"/>
               <w:adjustRightInd w:val="0"/>
               <w:snapToGrid w:val="0"/>
-              <w:ind w:left="0" w:leftChars="0" w:right="0" w:rightChars="0" w:firstLine="0" w:firstLineChars="0"/>
+              <w:ind w:left="0" w:right="0" w:firstLine="0" w:leftChars="0" w:rightChars="0" w:firstLineChars="0"/>
               <w:jc w:val="center"/>
               <w:textAlignment w:val="baseline"/>
             </w:pPr>
@@ -1788,7 +1766,7 @@
           </w:tcPr>
           <w:p>
             <w:pPr>
-              <w:pStyle w:val="27"/>
+              <w:pStyle w:val="TableText"/>
               <w:keepNext w:val="0"/>
               <w:keepLines w:val="0"/>
               <w:pageBreakBefore w:val="0"/>
@@ -1802,7 +1780,7 @@
               <w:bidi w:val="0"/>
               <w:adjustRightInd w:val="0"/>
               <w:snapToGrid w:val="0"/>
-              <w:ind w:left="0" w:leftChars="0" w:right="0" w:rightChars="0" w:firstLine="0" w:firstLineChars="0"/>
+              <w:ind w:left="0" w:right="0" w:firstLine="0" w:leftChars="0" w:rightChars="0" w:firstLineChars="0"/>
               <w:jc w:val="center"/>
               <w:textAlignment w:val="baseline"/>
             </w:pPr>
@@ -1814,7 +1792,7 @@
           </w:tcPr>
           <w:p>
             <w:pPr>
-              <w:pStyle w:val="27"/>
+              <w:pStyle w:val="TableText"/>
               <w:keepNext w:val="0"/>
               <w:keepLines w:val="0"/>
               <w:pageBreakBefore w:val="0"/>
@@ -1828,7 +1806,7 @@
               <w:bidi w:val="0"/>
               <w:adjustRightInd w:val="0"/>
               <w:snapToGrid w:val="0"/>
-              <w:ind w:left="0" w:leftChars="0" w:right="0" w:rightChars="0" w:firstLine="0" w:firstLineChars="0"/>
+              <w:ind w:left="0" w:right="0" w:firstLine="0" w:leftChars="0" w:rightChars="0" w:firstLineChars="0"/>
               <w:jc w:val="center"/>
               <w:textAlignment w:val="baseline"/>
             </w:pPr>
@@ -1840,7 +1818,7 @@
           </w:tcPr>
           <w:p>
             <w:pPr>
-              <w:pStyle w:val="27"/>
+              <w:pStyle w:val="TableText"/>
               <w:keepNext w:val="0"/>
               <w:keepLines w:val="0"/>
               <w:pageBreakBefore w:val="0"/>
@@ -1854,7 +1832,7 @@
               <w:bidi w:val="0"/>
               <w:adjustRightInd w:val="0"/>
               <w:snapToGrid w:val="0"/>
-              <w:ind w:left="0" w:leftChars="0" w:right="0" w:rightChars="0" w:firstLine="0" w:firstLineChars="0"/>
+              <w:ind w:left="0" w:right="0" w:firstLine="0" w:leftChars="0" w:rightChars="0" w:firstLineChars="0"/>
               <w:jc w:val="center"/>
               <w:textAlignment w:val="baseline"/>
             </w:pPr>
@@ -1866,7 +1844,7 @@
           </w:tcPr>
           <w:p>
             <w:pPr>
-              <w:pStyle w:val="27"/>
+              <w:pStyle w:val="TableText"/>
               <w:keepNext w:val="0"/>
               <w:keepLines w:val="0"/>
               <w:pageBreakBefore w:val="0"/>
@@ -1880,7 +1858,7 @@
               <w:bidi w:val="0"/>
               <w:adjustRightInd w:val="0"/>
               <w:snapToGrid w:val="0"/>
-              <w:ind w:left="0" w:leftChars="0" w:right="0" w:rightChars="0" w:firstLine="0" w:firstLineChars="0"/>
+              <w:ind w:left="0" w:right="0" w:firstLine="0" w:leftChars="0" w:rightChars="0" w:firstLineChars="0"/>
               <w:jc w:val="center"/>
               <w:textAlignment w:val="baseline"/>
             </w:pPr>
@@ -1889,14 +1867,9 @@
       </w:tr>
       <w:tr>
         <w:tblPrEx>
-          <w:tblBorders>
-            <w:top w:val="single" w:color="000000" w:sz="2" w:space="0"/>
-            <w:left w:val="single" w:color="000000" w:sz="2" w:space="0"/>
-            <w:bottom w:val="single" w:color="000000" w:sz="2" w:space="0"/>
-            <w:right w:val="single" w:color="000000" w:sz="2" w:space="0"/>
-            <w:insideH w:val="single" w:color="000000" w:sz="2" w:space="0"/>
-            <w:insideV w:val="single" w:color="000000" w:sz="2" w:space="0"/>
-          </w:tblBorders>
+          <w:tblW w:w="8214" w:type="dxa"/>
+          <w:jc w:val="center"/>
+          <w:tblLayout w:type="fixed"/>
           <w:tblCellMar>
             <w:top w:w="0" w:type="dxa"/>
             <w:left w:w="0" w:type="dxa"/>
@@ -1905,7 +1878,7 @@
           </w:tblCellMar>
         </w:tblPrEx>
         <w:trPr>
-          <w:trHeight w:val="557" w:hRule="atLeast"/>
+          <w:trHeight w:val="557"/>
           <w:jc w:val="center"/>
         </w:trPr>
         <w:tc>
@@ -1914,7 +1887,7 @@
           </w:tcPr>
           <w:p>
             <w:pPr>
-              <w:pStyle w:val="27"/>
+              <w:pStyle w:val="TableText"/>
               <w:keepNext w:val="0"/>
               <w:keepLines w:val="0"/>
               <w:pageBreakBefore w:val="0"/>
@@ -1928,7 +1901,7 @@
               <w:bidi w:val="0"/>
               <w:adjustRightInd w:val="0"/>
               <w:snapToGrid w:val="0"/>
-              <w:ind w:left="0" w:leftChars="0" w:right="0" w:rightChars="0" w:firstLine="0" w:firstLineChars="0"/>
+              <w:ind w:left="0" w:right="0" w:firstLine="0" w:leftChars="0" w:rightChars="0" w:firstLineChars="0"/>
               <w:jc w:val="center"/>
               <w:textAlignment w:val="baseline"/>
             </w:pPr>
@@ -1940,7 +1913,7 @@
           </w:tcPr>
           <w:p>
             <w:pPr>
-              <w:pStyle w:val="27"/>
+              <w:pStyle w:val="TableText"/>
               <w:keepNext w:val="0"/>
               <w:keepLines w:val="0"/>
               <w:pageBreakBefore w:val="0"/>
@@ -1954,7 +1927,7 @@
               <w:bidi w:val="0"/>
               <w:adjustRightInd w:val="0"/>
               <w:snapToGrid w:val="0"/>
-              <w:ind w:left="0" w:leftChars="0" w:right="0" w:rightChars="0" w:firstLine="0" w:firstLineChars="0"/>
+              <w:ind w:left="0" w:right="0" w:firstLine="0" w:leftChars="0" w:rightChars="0" w:firstLineChars="0"/>
               <w:jc w:val="center"/>
               <w:textAlignment w:val="baseline"/>
             </w:pPr>
@@ -1966,7 +1939,7 @@
           </w:tcPr>
           <w:p>
             <w:pPr>
-              <w:pStyle w:val="27"/>
+              <w:pStyle w:val="TableText"/>
               <w:keepNext w:val="0"/>
               <w:keepLines w:val="0"/>
               <w:pageBreakBefore w:val="0"/>
@@ -1980,7 +1953,7 @@
               <w:bidi w:val="0"/>
               <w:adjustRightInd w:val="0"/>
               <w:snapToGrid w:val="0"/>
-              <w:ind w:left="0" w:leftChars="0" w:right="0" w:rightChars="0" w:firstLine="0" w:firstLineChars="0"/>
+              <w:ind w:left="0" w:right="0" w:firstLine="0" w:leftChars="0" w:rightChars="0" w:firstLineChars="0"/>
               <w:jc w:val="center"/>
               <w:textAlignment w:val="baseline"/>
             </w:pPr>
@@ -1992,7 +1965,7 @@
           </w:tcPr>
           <w:p>
             <w:pPr>
-              <w:pStyle w:val="27"/>
+              <w:pStyle w:val="TableText"/>
               <w:keepNext w:val="0"/>
               <w:keepLines w:val="0"/>
               <w:pageBreakBefore w:val="0"/>
@@ -2006,7 +1979,7 @@
               <w:bidi w:val="0"/>
               <w:adjustRightInd w:val="0"/>
               <w:snapToGrid w:val="0"/>
-              <w:ind w:left="0" w:leftChars="0" w:right="0" w:rightChars="0" w:firstLine="0" w:firstLineChars="0"/>
+              <w:ind w:left="0" w:right="0" w:firstLine="0" w:leftChars="0" w:rightChars="0" w:firstLineChars="0"/>
               <w:jc w:val="center"/>
               <w:textAlignment w:val="baseline"/>
             </w:pPr>
@@ -2018,7 +1991,7 @@
           </w:tcPr>
           <w:p>
             <w:pPr>
-              <w:pStyle w:val="27"/>
+              <w:pStyle w:val="TableText"/>
               <w:keepNext w:val="0"/>
               <w:keepLines w:val="0"/>
               <w:pageBreakBefore w:val="0"/>
@@ -2032,7 +2005,7 @@
               <w:bidi w:val="0"/>
               <w:adjustRightInd w:val="0"/>
               <w:snapToGrid w:val="0"/>
-              <w:ind w:left="0" w:leftChars="0" w:right="0" w:rightChars="0" w:firstLine="0" w:firstLineChars="0"/>
+              <w:ind w:left="0" w:right="0" w:firstLine="0" w:leftChars="0" w:rightChars="0" w:firstLineChars="0"/>
               <w:jc w:val="center"/>
               <w:textAlignment w:val="baseline"/>
             </w:pPr>
@@ -2044,7 +2017,7 @@
           </w:tcPr>
           <w:p>
             <w:pPr>
-              <w:pStyle w:val="27"/>
+              <w:pStyle w:val="TableText"/>
               <w:keepNext w:val="0"/>
               <w:keepLines w:val="0"/>
               <w:pageBreakBefore w:val="0"/>
@@ -2058,7 +2031,7 @@
               <w:bidi w:val="0"/>
               <w:adjustRightInd w:val="0"/>
               <w:snapToGrid w:val="0"/>
-              <w:ind w:left="0" w:leftChars="0" w:right="0" w:rightChars="0" w:firstLine="0" w:firstLineChars="0"/>
+              <w:ind w:left="0" w:right="0" w:firstLine="0" w:leftChars="0" w:rightChars="0" w:firstLineChars="0"/>
               <w:jc w:val="center"/>
               <w:textAlignment w:val="baseline"/>
             </w:pPr>
@@ -2090,7 +2063,7 @@
     <w:sdt>
       <w:sdtPr>
         <w:rPr>
-          <w:rFonts w:ascii="宋体" w:hAnsi="宋体" w:eastAsia="宋体" w:cs="Arial"/>
+          <w:rFonts w:ascii="宋体" w:eastAsia="宋体" w:hAnsi="宋体" w:cs="Arial"/>
           <w:snapToGrid w:val="0"/>
           <w:color w:val="000000"/>
           <w:kern w:val="0"/>
@@ -2106,7 +2079,7 @@
       </w:sdtPr>
       <w:sdtEndPr>
         <w:rPr>
-          <w:rFonts w:hint="eastAsia" w:ascii="宋体" w:hAnsi="宋体" w:eastAsia="宋体" w:cs="宋体"/>
+          <w:rFonts w:ascii="宋体" w:eastAsia="宋体" w:hAnsi="宋体" w:cs="宋体" w:hint="eastAsia"/>
           <w:snapToGrid w:val="0"/>
           <w:color w:val="000000"/>
           <w:kern w:val="0"/>
@@ -2132,18 +2105,18 @@
             <w:adjustRightInd w:val="0"/>
             <w:snapToGrid w:val="0"/>
             <w:spacing w:before="0" w:beforeLines="0" w:after="0" w:afterLines="0" w:line="240" w:lineRule="auto"/>
-            <w:ind w:left="0" w:leftChars="0" w:right="0" w:rightChars="0" w:firstLine="0" w:firstLineChars="0"/>
+            <w:ind w:left="0" w:right="0" w:firstLine="0" w:leftChars="0" w:rightChars="0" w:firstLineChars="0"/>
             <w:jc w:val="center"/>
             <w:textAlignment w:val="baseline"/>
             <w:rPr>
-              <w:rFonts w:hint="eastAsia" w:ascii="宋体" w:hAnsi="宋体" w:eastAsia="宋体" w:cs="宋体"/>
+              <w:rFonts w:ascii="宋体" w:eastAsia="宋体" w:hAnsi="宋体" w:cs="宋体" w:hint="eastAsia"/>
               <w:sz w:val="24"/>
               <w:szCs w:val="24"/>
             </w:rPr>
           </w:pPr>
           <w:r>
             <w:rPr>
-              <w:rFonts w:hint="eastAsia" w:ascii="宋体" w:hAnsi="宋体" w:eastAsia="宋体" w:cs="宋体"/>
+              <w:rFonts w:ascii="宋体" w:eastAsia="宋体" w:hAnsi="宋体" w:cs="宋体" w:hint="eastAsia"/>
               <w:sz w:val="24"/>
               <w:szCs w:val="24"/>
             </w:rPr>
@@ -2152,16 +2125,16 @@
         </w:p>
         <w:p>
           <w:pPr>
-            <w:pStyle w:val="16"/>
+            <w:pStyle w:val="TOC1"/>
             <w:tabs>
               <w:tab w:val="right" w:leader="dot" w:pos="8306"/>
             </w:tabs>
           </w:pPr>
-          <w:bookmarkStart w:id="19" w:name="_GoBack"/>
-          <w:bookmarkEnd w:id="19"/>
-          <w:r>
-            <w:rPr>
-              <w:rFonts w:hint="eastAsia" w:ascii="宋体" w:hAnsi="宋体" w:eastAsia="宋体" w:cs="宋体"/>
+          <w:bookmarkStart w:id="2" w:name="_GoBack"/>
+          <w:bookmarkEnd w:id="2"/>
+          <w:r>
+            <w:rPr>
+              <w:rFonts w:ascii="宋体" w:eastAsia="宋体" w:hAnsi="宋体" w:cs="宋体" w:hint="eastAsia"/>
               <w:sz w:val="24"/>
               <w:szCs w:val="24"/>
             </w:rPr>
@@ -2169,7 +2142,7 @@
           </w:r>
           <w:r>
             <w:rPr>
-              <w:rFonts w:hint="eastAsia" w:ascii="宋体" w:hAnsi="宋体" w:eastAsia="宋体" w:cs="宋体"/>
+              <w:rFonts w:ascii="宋体" w:eastAsia="宋体" w:hAnsi="宋体" w:cs="宋体" w:hint="eastAsia"/>
               <w:sz w:val="24"/>
               <w:szCs w:val="24"/>
             </w:rPr>
@@ -2177,7 +2150,7 @@
           </w:r>
           <w:r>
             <w:rPr>
-              <w:rFonts w:hint="eastAsia" w:ascii="宋体" w:hAnsi="宋体" w:eastAsia="宋体" w:cs="宋体"/>
+              <w:rFonts w:ascii="宋体" w:eastAsia="宋体" w:hAnsi="宋体" w:cs="宋体" w:hint="eastAsia"/>
               <w:sz w:val="24"/>
               <w:szCs w:val="24"/>
             </w:rPr>
@@ -2185,21 +2158,21 @@
           </w:r>
           <w:r>
             <w:rPr>
-              <w:rFonts w:hint="eastAsia" w:ascii="宋体" w:hAnsi="宋体" w:eastAsia="宋体" w:cs="宋体"/>
+              <w:rFonts w:ascii="宋体" w:eastAsia="宋体" w:hAnsi="宋体" w:cs="宋体" w:hint="eastAsia"/>
               <w:szCs w:val="24"/>
             </w:rPr>
             <w:fldChar w:fldCharType="begin"/>
           </w:r>
           <w:r>
             <w:rPr>
-              <w:rFonts w:hint="eastAsia" w:ascii="宋体" w:hAnsi="宋体" w:eastAsia="宋体" w:cs="宋体"/>
+              <w:rFonts w:ascii="宋体" w:eastAsia="宋体" w:hAnsi="宋体" w:cs="宋体" w:hint="eastAsia"/>
               <w:szCs w:val="24"/>
             </w:rPr>
             <w:instrText xml:space="preserve"> HYPERLINK \l _Toc1508 </w:instrText>
           </w:r>
           <w:r>
             <w:rPr>
-              <w:rFonts w:hint="eastAsia" w:ascii="宋体" w:hAnsi="宋体" w:eastAsia="宋体" w:cs="宋体"/>
+              <w:rFonts w:ascii="宋体" w:eastAsia="宋体" w:hAnsi="宋体" w:cs="宋体" w:hint="eastAsia"/>
               <w:szCs w:val="24"/>
             </w:rPr>
             <w:fldChar w:fldCharType="separate"/>
@@ -2231,7 +2204,7 @@
           </w:r>
           <w:r>
             <w:rPr>
-              <w:rFonts w:hint="eastAsia" w:ascii="宋体" w:hAnsi="宋体" w:eastAsia="宋体" w:cs="宋体"/>
+              <w:rFonts w:ascii="宋体" w:eastAsia="宋体" w:hAnsi="宋体" w:cs="宋体" w:hint="eastAsia"/>
               <w:szCs w:val="24"/>
             </w:rPr>
             <w:fldChar w:fldCharType="end"/>
@@ -2239,28 +2212,28 @@
         </w:p>
         <w:p>
           <w:pPr>
-            <w:pStyle w:val="16"/>
+            <w:pStyle w:val="TOC1"/>
             <w:tabs>
               <w:tab w:val="right" w:leader="dot" w:pos="8306"/>
             </w:tabs>
           </w:pPr>
           <w:r>
             <w:rPr>
-              <w:rFonts w:hint="eastAsia" w:ascii="宋体" w:hAnsi="宋体" w:eastAsia="宋体" w:cs="宋体"/>
+              <w:rFonts w:ascii="宋体" w:eastAsia="宋体" w:hAnsi="宋体" w:cs="宋体" w:hint="eastAsia"/>
               <w:szCs w:val="24"/>
             </w:rPr>
             <w:fldChar w:fldCharType="begin"/>
           </w:r>
           <w:r>
             <w:rPr>
-              <w:rFonts w:hint="eastAsia" w:ascii="宋体" w:hAnsi="宋体" w:eastAsia="宋体" w:cs="宋体"/>
+              <w:rFonts w:ascii="宋体" w:eastAsia="宋体" w:hAnsi="宋体" w:cs="宋体" w:hint="eastAsia"/>
               <w:szCs w:val="24"/>
             </w:rPr>
             <w:instrText xml:space="preserve"> HYPERLINK \l _Toc4006 </w:instrText>
           </w:r>
           <w:r>
             <w:rPr>
-              <w:rFonts w:hint="eastAsia" w:ascii="宋体" w:hAnsi="宋体" w:eastAsia="宋体" w:cs="宋体"/>
+              <w:rFonts w:ascii="宋体" w:eastAsia="宋体" w:hAnsi="宋体" w:cs="宋体" w:hint="eastAsia"/>
               <w:szCs w:val="24"/>
             </w:rPr>
             <w:fldChar w:fldCharType="separate"/>
@@ -2292,7 +2265,7 @@
           </w:r>
           <w:r>
             <w:rPr>
-              <w:rFonts w:hint="eastAsia" w:ascii="宋体" w:hAnsi="宋体" w:eastAsia="宋体" w:cs="宋体"/>
+              <w:rFonts w:ascii="宋体" w:eastAsia="宋体" w:hAnsi="宋体" w:cs="宋体" w:hint="eastAsia"/>
               <w:szCs w:val="24"/>
             </w:rPr>
             <w:fldChar w:fldCharType="end"/>
@@ -2300,28 +2273,28 @@
         </w:p>
         <w:p>
           <w:pPr>
-            <w:pStyle w:val="16"/>
+            <w:pStyle w:val="TOC1"/>
             <w:tabs>
               <w:tab w:val="right" w:leader="dot" w:pos="8306"/>
             </w:tabs>
           </w:pPr>
           <w:r>
             <w:rPr>
-              <w:rFonts w:hint="eastAsia" w:ascii="宋体" w:hAnsi="宋体" w:eastAsia="宋体" w:cs="宋体"/>
+              <w:rFonts w:ascii="宋体" w:eastAsia="宋体" w:hAnsi="宋体" w:cs="宋体" w:hint="eastAsia"/>
               <w:szCs w:val="24"/>
             </w:rPr>
             <w:fldChar w:fldCharType="begin"/>
           </w:r>
           <w:r>
             <w:rPr>
-              <w:rFonts w:hint="eastAsia" w:ascii="宋体" w:hAnsi="宋体" w:eastAsia="宋体" w:cs="宋体"/>
+              <w:rFonts w:ascii="宋体" w:eastAsia="宋体" w:hAnsi="宋体" w:cs="宋体" w:hint="eastAsia"/>
               <w:szCs w:val="24"/>
             </w:rPr>
             <w:instrText xml:space="preserve"> HYPERLINK \l _Toc13382 </w:instrText>
           </w:r>
           <w:r>
             <w:rPr>
-              <w:rFonts w:hint="eastAsia" w:ascii="宋体" w:hAnsi="宋体" w:eastAsia="宋体" w:cs="宋体"/>
+              <w:rFonts w:ascii="宋体" w:eastAsia="宋体" w:hAnsi="宋体" w:cs="宋体" w:hint="eastAsia"/>
               <w:szCs w:val="24"/>
             </w:rPr>
             <w:fldChar w:fldCharType="separate"/>
@@ -2353,7 +2326,7 @@
           </w:r>
           <w:r>
             <w:rPr>
-              <w:rFonts w:hint="eastAsia" w:ascii="宋体" w:hAnsi="宋体" w:eastAsia="宋体" w:cs="宋体"/>
+              <w:rFonts w:ascii="宋体" w:eastAsia="宋体" w:hAnsi="宋体" w:cs="宋体" w:hint="eastAsia"/>
               <w:szCs w:val="24"/>
             </w:rPr>
             <w:fldChar w:fldCharType="end"/>
@@ -2361,28 +2334,28 @@
         </w:p>
         <w:p>
           <w:pPr>
-            <w:pStyle w:val="16"/>
+            <w:pStyle w:val="TOC1"/>
             <w:tabs>
               <w:tab w:val="right" w:leader="dot" w:pos="8306"/>
             </w:tabs>
           </w:pPr>
           <w:r>
             <w:rPr>
-              <w:rFonts w:hint="eastAsia" w:ascii="宋体" w:hAnsi="宋体" w:eastAsia="宋体" w:cs="宋体"/>
+              <w:rFonts w:ascii="宋体" w:eastAsia="宋体" w:hAnsi="宋体" w:cs="宋体" w:hint="eastAsia"/>
               <w:szCs w:val="24"/>
             </w:rPr>
             <w:fldChar w:fldCharType="begin"/>
           </w:r>
           <w:r>
             <w:rPr>
-              <w:rFonts w:hint="eastAsia" w:ascii="宋体" w:hAnsi="宋体" w:eastAsia="宋体" w:cs="宋体"/>
+              <w:rFonts w:ascii="宋体" w:eastAsia="宋体" w:hAnsi="宋体" w:cs="宋体" w:hint="eastAsia"/>
               <w:szCs w:val="24"/>
             </w:rPr>
             <w:instrText xml:space="preserve"> HYPERLINK \l _Toc19041 </w:instrText>
           </w:r>
           <w:r>
             <w:rPr>
-              <w:rFonts w:hint="eastAsia" w:ascii="宋体" w:hAnsi="宋体" w:eastAsia="宋体" w:cs="宋体"/>
+              <w:rFonts w:ascii="宋体" w:eastAsia="宋体" w:hAnsi="宋体" w:cs="宋体" w:hint="eastAsia"/>
               <w:szCs w:val="24"/>
             </w:rPr>
             <w:fldChar w:fldCharType="separate"/>
@@ -2414,7 +2387,7 @@
           </w:r>
           <w:r>
             <w:rPr>
-              <w:rFonts w:hint="eastAsia" w:ascii="宋体" w:hAnsi="宋体" w:eastAsia="宋体" w:cs="宋体"/>
+              <w:rFonts w:ascii="宋体" w:eastAsia="宋体" w:hAnsi="宋体" w:cs="宋体" w:hint="eastAsia"/>
               <w:szCs w:val="24"/>
             </w:rPr>
             <w:fldChar w:fldCharType="end"/>
@@ -2422,28 +2395,28 @@
         </w:p>
         <w:p>
           <w:pPr>
-            <w:pStyle w:val="17"/>
+            <w:pStyle w:val="TOC2"/>
             <w:tabs>
               <w:tab w:val="right" w:leader="dot" w:pos="8306"/>
             </w:tabs>
           </w:pPr>
           <w:r>
             <w:rPr>
-              <w:rFonts w:hint="eastAsia" w:ascii="宋体" w:hAnsi="宋体" w:eastAsia="宋体" w:cs="宋体"/>
+              <w:rFonts w:ascii="宋体" w:eastAsia="宋体" w:hAnsi="宋体" w:cs="宋体" w:hint="eastAsia"/>
               <w:szCs w:val="24"/>
             </w:rPr>
             <w:fldChar w:fldCharType="begin"/>
           </w:r>
           <w:r>
             <w:rPr>
-              <w:rFonts w:hint="eastAsia" w:ascii="宋体" w:hAnsi="宋体" w:eastAsia="宋体" w:cs="宋体"/>
+              <w:rFonts w:ascii="宋体" w:eastAsia="宋体" w:hAnsi="宋体" w:cs="宋体" w:hint="eastAsia"/>
               <w:szCs w:val="24"/>
             </w:rPr>
             <w:instrText xml:space="preserve"> HYPERLINK \l _Toc24333 </w:instrText>
           </w:r>
           <w:r>
             <w:rPr>
-              <w:rFonts w:hint="eastAsia" w:ascii="宋体" w:hAnsi="宋体" w:eastAsia="宋体" w:cs="宋体"/>
+              <w:rFonts w:ascii="宋体" w:eastAsia="宋体" w:hAnsi="宋体" w:cs="宋体" w:hint="eastAsia"/>
               <w:szCs w:val="24"/>
             </w:rPr>
             <w:fldChar w:fldCharType="separate"/>
@@ -2475,7 +2448,7 @@
           </w:r>
           <w:r>
             <w:rPr>
-              <w:rFonts w:hint="eastAsia" w:ascii="宋体" w:hAnsi="宋体" w:eastAsia="宋体" w:cs="宋体"/>
+              <w:rFonts w:ascii="宋体" w:eastAsia="宋体" w:hAnsi="宋体" w:cs="宋体" w:hint="eastAsia"/>
               <w:szCs w:val="24"/>
             </w:rPr>
             <w:fldChar w:fldCharType="end"/>
@@ -2483,28 +2456,28 @@
         </w:p>
         <w:p>
           <w:pPr>
-            <w:pStyle w:val="17"/>
+            <w:pStyle w:val="TOC2"/>
             <w:tabs>
               <w:tab w:val="right" w:leader="dot" w:pos="8306"/>
             </w:tabs>
           </w:pPr>
           <w:r>
             <w:rPr>
-              <w:rFonts w:hint="eastAsia" w:ascii="宋体" w:hAnsi="宋体" w:eastAsia="宋体" w:cs="宋体"/>
+              <w:rFonts w:ascii="宋体" w:eastAsia="宋体" w:hAnsi="宋体" w:cs="宋体" w:hint="eastAsia"/>
               <w:szCs w:val="24"/>
             </w:rPr>
             <w:fldChar w:fldCharType="begin"/>
           </w:r>
           <w:r>
             <w:rPr>
-              <w:rFonts w:hint="eastAsia" w:ascii="宋体" w:hAnsi="宋体" w:eastAsia="宋体" w:cs="宋体"/>
+              <w:rFonts w:ascii="宋体" w:eastAsia="宋体" w:hAnsi="宋体" w:cs="宋体" w:hint="eastAsia"/>
               <w:szCs w:val="24"/>
             </w:rPr>
             <w:instrText xml:space="preserve"> HYPERLINK \l _Toc13124 </w:instrText>
           </w:r>
           <w:r>
             <w:rPr>
-              <w:rFonts w:hint="eastAsia" w:ascii="宋体" w:hAnsi="宋体" w:eastAsia="宋体" w:cs="宋体"/>
+              <w:rFonts w:ascii="宋体" w:eastAsia="宋体" w:hAnsi="宋体" w:cs="宋体" w:hint="eastAsia"/>
               <w:szCs w:val="24"/>
             </w:rPr>
             <w:fldChar w:fldCharType="separate"/>
@@ -2536,7 +2509,7 @@
           </w:r>
           <w:r>
             <w:rPr>
-              <w:rFonts w:hint="eastAsia" w:ascii="宋体" w:hAnsi="宋体" w:eastAsia="宋体" w:cs="宋体"/>
+              <w:rFonts w:ascii="宋体" w:eastAsia="宋体" w:hAnsi="宋体" w:cs="宋体" w:hint="eastAsia"/>
               <w:szCs w:val="24"/>
             </w:rPr>
             <w:fldChar w:fldCharType="end"/>
@@ -2544,28 +2517,28 @@
         </w:p>
         <w:p>
           <w:pPr>
-            <w:pStyle w:val="13"/>
+            <w:pStyle w:val="TOC3"/>
             <w:tabs>
               <w:tab w:val="right" w:leader="dot" w:pos="8306"/>
             </w:tabs>
           </w:pPr>
           <w:r>
             <w:rPr>
-              <w:rFonts w:hint="eastAsia" w:ascii="宋体" w:hAnsi="宋体" w:eastAsia="宋体" w:cs="宋体"/>
+              <w:rFonts w:ascii="宋体" w:eastAsia="宋体" w:hAnsi="宋体" w:cs="宋体" w:hint="eastAsia"/>
               <w:szCs w:val="24"/>
             </w:rPr>
             <w:fldChar w:fldCharType="begin"/>
           </w:r>
           <w:r>
             <w:rPr>
-              <w:rFonts w:hint="eastAsia" w:ascii="宋体" w:hAnsi="宋体" w:eastAsia="宋体" w:cs="宋体"/>
+              <w:rFonts w:ascii="宋体" w:eastAsia="宋体" w:hAnsi="宋体" w:cs="宋体" w:hint="eastAsia"/>
               <w:szCs w:val="24"/>
             </w:rPr>
             <w:instrText xml:space="preserve"> HYPERLINK \l _Toc31323 </w:instrText>
           </w:r>
           <w:r>
             <w:rPr>
-              <w:rFonts w:hint="eastAsia" w:ascii="宋体" w:hAnsi="宋体" w:eastAsia="宋体" w:cs="宋体"/>
+              <w:rFonts w:ascii="宋体" w:eastAsia="宋体" w:hAnsi="宋体" w:cs="宋体" w:hint="eastAsia"/>
               <w:szCs w:val="24"/>
             </w:rPr>
             <w:fldChar w:fldCharType="separate"/>
@@ -2597,7 +2570,7 @@
           </w:r>
           <w:r>
             <w:rPr>
-              <w:rFonts w:hint="eastAsia" w:ascii="宋体" w:hAnsi="宋体" w:eastAsia="宋体" w:cs="宋体"/>
+              <w:rFonts w:ascii="宋体" w:eastAsia="宋体" w:hAnsi="宋体" w:cs="宋体" w:hint="eastAsia"/>
               <w:szCs w:val="24"/>
             </w:rPr>
             <w:fldChar w:fldCharType="end"/>
@@ -2605,28 +2578,28 @@
         </w:p>
         <w:p>
           <w:pPr>
-            <w:pStyle w:val="13"/>
+            <w:pStyle w:val="TOC3"/>
             <w:tabs>
               <w:tab w:val="right" w:leader="dot" w:pos="8306"/>
             </w:tabs>
           </w:pPr>
           <w:r>
             <w:rPr>
-              <w:rFonts w:hint="eastAsia" w:ascii="宋体" w:hAnsi="宋体" w:eastAsia="宋体" w:cs="宋体"/>
+              <w:rFonts w:ascii="宋体" w:eastAsia="宋体" w:hAnsi="宋体" w:cs="宋体" w:hint="eastAsia"/>
               <w:szCs w:val="24"/>
             </w:rPr>
             <w:fldChar w:fldCharType="begin"/>
           </w:r>
           <w:r>
             <w:rPr>
-              <w:rFonts w:hint="eastAsia" w:ascii="宋体" w:hAnsi="宋体" w:eastAsia="宋体" w:cs="宋体"/>
+              <w:rFonts w:ascii="宋体" w:eastAsia="宋体" w:hAnsi="宋体" w:cs="宋体" w:hint="eastAsia"/>
               <w:szCs w:val="24"/>
             </w:rPr>
             <w:instrText xml:space="preserve"> HYPERLINK \l _Toc10896 </w:instrText>
           </w:r>
           <w:r>
             <w:rPr>
-              <w:rFonts w:hint="eastAsia" w:ascii="宋体" w:hAnsi="宋体" w:eastAsia="宋体" w:cs="宋体"/>
+              <w:rFonts w:ascii="宋体" w:eastAsia="宋体" w:hAnsi="宋体" w:cs="宋体" w:hint="eastAsia"/>
               <w:szCs w:val="24"/>
             </w:rPr>
             <w:fldChar w:fldCharType="separate"/>
@@ -2658,7 +2631,7 @@
           </w:r>
           <w:r>
             <w:rPr>
-              <w:rFonts w:hint="eastAsia" w:ascii="宋体" w:hAnsi="宋体" w:eastAsia="宋体" w:cs="宋体"/>
+              <w:rFonts w:ascii="宋体" w:eastAsia="宋体" w:hAnsi="宋体" w:cs="宋体" w:hint="eastAsia"/>
               <w:szCs w:val="24"/>
             </w:rPr>
             <w:fldChar w:fldCharType="end"/>
@@ -2666,28 +2639,28 @@
         </w:p>
         <w:p>
           <w:pPr>
-            <w:pStyle w:val="13"/>
+            <w:pStyle w:val="TOC3"/>
             <w:tabs>
               <w:tab w:val="right" w:leader="dot" w:pos="8306"/>
             </w:tabs>
           </w:pPr>
           <w:r>
             <w:rPr>
-              <w:rFonts w:hint="eastAsia" w:ascii="宋体" w:hAnsi="宋体" w:eastAsia="宋体" w:cs="宋体"/>
+              <w:rFonts w:ascii="宋体" w:eastAsia="宋体" w:hAnsi="宋体" w:cs="宋体" w:hint="eastAsia"/>
               <w:szCs w:val="24"/>
             </w:rPr>
             <w:fldChar w:fldCharType="begin"/>
           </w:r>
           <w:r>
             <w:rPr>
-              <w:rFonts w:hint="eastAsia" w:ascii="宋体" w:hAnsi="宋体" w:eastAsia="宋体" w:cs="宋体"/>
+              <w:rFonts w:ascii="宋体" w:eastAsia="宋体" w:hAnsi="宋体" w:cs="宋体" w:hint="eastAsia"/>
               <w:szCs w:val="24"/>
             </w:rPr>
             <w:instrText xml:space="preserve"> HYPERLINK \l _Toc22385 </w:instrText>
           </w:r>
           <w:r>
             <w:rPr>
-              <w:rFonts w:hint="eastAsia" w:ascii="宋体" w:hAnsi="宋体" w:eastAsia="宋体" w:cs="宋体"/>
+              <w:rFonts w:ascii="宋体" w:eastAsia="宋体" w:hAnsi="宋体" w:cs="宋体" w:hint="eastAsia"/>
               <w:szCs w:val="24"/>
             </w:rPr>
             <w:fldChar w:fldCharType="separate"/>
@@ -2719,7 +2692,7 @@
           </w:r>
           <w:r>
             <w:rPr>
-              <w:rFonts w:hint="eastAsia" w:ascii="宋体" w:hAnsi="宋体" w:eastAsia="宋体" w:cs="宋体"/>
+              <w:rFonts w:ascii="宋体" w:eastAsia="宋体" w:hAnsi="宋体" w:cs="宋体" w:hint="eastAsia"/>
               <w:szCs w:val="24"/>
             </w:rPr>
             <w:fldChar w:fldCharType="end"/>
@@ -2727,28 +2700,28 @@
         </w:p>
         <w:p>
           <w:pPr>
-            <w:pStyle w:val="13"/>
+            <w:pStyle w:val="TOC3"/>
             <w:tabs>
               <w:tab w:val="right" w:leader="dot" w:pos="8306"/>
             </w:tabs>
           </w:pPr>
           <w:r>
             <w:rPr>
-              <w:rFonts w:hint="eastAsia" w:ascii="宋体" w:hAnsi="宋体" w:eastAsia="宋体" w:cs="宋体"/>
+              <w:rFonts w:ascii="宋体" w:eastAsia="宋体" w:hAnsi="宋体" w:cs="宋体" w:hint="eastAsia"/>
               <w:szCs w:val="24"/>
             </w:rPr>
             <w:fldChar w:fldCharType="begin"/>
           </w:r>
           <w:r>
             <w:rPr>
-              <w:rFonts w:hint="eastAsia" w:ascii="宋体" w:hAnsi="宋体" w:eastAsia="宋体" w:cs="宋体"/>
+              <w:rFonts w:ascii="宋体" w:eastAsia="宋体" w:hAnsi="宋体" w:cs="宋体" w:hint="eastAsia"/>
               <w:szCs w:val="24"/>
             </w:rPr>
             <w:instrText xml:space="preserve"> HYPERLINK \l _Toc28287 </w:instrText>
           </w:r>
           <w:r>
             <w:rPr>
-              <w:rFonts w:hint="eastAsia" w:ascii="宋体" w:hAnsi="宋体" w:eastAsia="宋体" w:cs="宋体"/>
+              <w:rFonts w:ascii="宋体" w:eastAsia="宋体" w:hAnsi="宋体" w:cs="宋体" w:hint="eastAsia"/>
               <w:szCs w:val="24"/>
             </w:rPr>
             <w:fldChar w:fldCharType="separate"/>
@@ -2780,7 +2753,7 @@
           </w:r>
           <w:r>
             <w:rPr>
-              <w:rFonts w:hint="eastAsia" w:ascii="宋体" w:hAnsi="宋体" w:eastAsia="宋体" w:cs="宋体"/>
+              <w:rFonts w:ascii="宋体" w:eastAsia="宋体" w:hAnsi="宋体" w:cs="宋体" w:hint="eastAsia"/>
               <w:szCs w:val="24"/>
             </w:rPr>
             <w:fldChar w:fldCharType="end"/>
@@ -2788,28 +2761,28 @@
         </w:p>
         <w:p>
           <w:pPr>
-            <w:pStyle w:val="17"/>
+            <w:pStyle w:val="TOC2"/>
             <w:tabs>
               <w:tab w:val="right" w:leader="dot" w:pos="8306"/>
             </w:tabs>
           </w:pPr>
           <w:r>
             <w:rPr>
-              <w:rFonts w:hint="eastAsia" w:ascii="宋体" w:hAnsi="宋体" w:eastAsia="宋体" w:cs="宋体"/>
+              <w:rFonts w:ascii="宋体" w:eastAsia="宋体" w:hAnsi="宋体" w:cs="宋体" w:hint="eastAsia"/>
               <w:szCs w:val="24"/>
             </w:rPr>
             <w:fldChar w:fldCharType="begin"/>
           </w:r>
           <w:r>
             <w:rPr>
-              <w:rFonts w:hint="eastAsia" w:ascii="宋体" w:hAnsi="宋体" w:eastAsia="宋体" w:cs="宋体"/>
+              <w:rFonts w:ascii="宋体" w:eastAsia="宋体" w:hAnsi="宋体" w:cs="宋体" w:hint="eastAsia"/>
               <w:szCs w:val="24"/>
             </w:rPr>
             <w:instrText xml:space="preserve"> HYPERLINK \l _Toc3509 </w:instrText>
           </w:r>
           <w:r>
             <w:rPr>
-              <w:rFonts w:hint="eastAsia" w:ascii="宋体" w:hAnsi="宋体" w:eastAsia="宋体" w:cs="宋体"/>
+              <w:rFonts w:ascii="宋体" w:eastAsia="宋体" w:hAnsi="宋体" w:cs="宋体" w:hint="eastAsia"/>
               <w:szCs w:val="24"/>
             </w:rPr>
             <w:fldChar w:fldCharType="separate"/>
@@ -2841,7 +2814,7 @@
           </w:r>
           <w:r>
             <w:rPr>
-              <w:rFonts w:hint="eastAsia" w:ascii="宋体" w:hAnsi="宋体" w:eastAsia="宋体" w:cs="宋体"/>
+              <w:rFonts w:ascii="宋体" w:eastAsia="宋体" w:hAnsi="宋体" w:cs="宋体" w:hint="eastAsia"/>
               <w:szCs w:val="24"/>
             </w:rPr>
             <w:fldChar w:fldCharType="end"/>
@@ -2849,28 +2822,28 @@
         </w:p>
         <w:p>
           <w:pPr>
-            <w:pStyle w:val="13"/>
+            <w:pStyle w:val="TOC3"/>
             <w:tabs>
               <w:tab w:val="right" w:leader="dot" w:pos="8306"/>
             </w:tabs>
           </w:pPr>
           <w:r>
             <w:rPr>
-              <w:rFonts w:hint="eastAsia" w:ascii="宋体" w:hAnsi="宋体" w:eastAsia="宋体" w:cs="宋体"/>
+              <w:rFonts w:ascii="宋体" w:eastAsia="宋体" w:hAnsi="宋体" w:cs="宋体" w:hint="eastAsia"/>
               <w:szCs w:val="24"/>
             </w:rPr>
             <w:fldChar w:fldCharType="begin"/>
           </w:r>
           <w:r>
             <w:rPr>
-              <w:rFonts w:hint="eastAsia" w:ascii="宋体" w:hAnsi="宋体" w:eastAsia="宋体" w:cs="宋体"/>
+              <w:rFonts w:ascii="宋体" w:eastAsia="宋体" w:hAnsi="宋体" w:cs="宋体" w:hint="eastAsia"/>
               <w:szCs w:val="24"/>
             </w:rPr>
             <w:instrText xml:space="preserve"> HYPERLINK \l _Toc2727 </w:instrText>
           </w:r>
           <w:r>
             <w:rPr>
-              <w:rFonts w:hint="eastAsia" w:ascii="宋体" w:hAnsi="宋体" w:eastAsia="宋体" w:cs="宋体"/>
+              <w:rFonts w:ascii="宋体" w:eastAsia="宋体" w:hAnsi="宋体" w:cs="宋体" w:hint="eastAsia"/>
               <w:szCs w:val="24"/>
             </w:rPr>
             <w:fldChar w:fldCharType="separate"/>
@@ -2902,7 +2875,7 @@
           </w:r>
           <w:r>
             <w:rPr>
-              <w:rFonts w:hint="eastAsia" w:ascii="宋体" w:hAnsi="宋体" w:eastAsia="宋体" w:cs="宋体"/>
+              <w:rFonts w:ascii="宋体" w:eastAsia="宋体" w:hAnsi="宋体" w:cs="宋体" w:hint="eastAsia"/>
               <w:szCs w:val="24"/>
             </w:rPr>
             <w:fldChar w:fldCharType="end"/>
@@ -2910,28 +2883,28 @@
         </w:p>
         <w:p>
           <w:pPr>
-            <w:pStyle w:val="13"/>
+            <w:pStyle w:val="TOC3"/>
             <w:tabs>
               <w:tab w:val="right" w:leader="dot" w:pos="8306"/>
             </w:tabs>
           </w:pPr>
           <w:r>
             <w:rPr>
-              <w:rFonts w:hint="eastAsia" w:ascii="宋体" w:hAnsi="宋体" w:eastAsia="宋体" w:cs="宋体"/>
+              <w:rFonts w:ascii="宋体" w:eastAsia="宋体" w:hAnsi="宋体" w:cs="宋体" w:hint="eastAsia"/>
               <w:szCs w:val="24"/>
             </w:rPr>
             <w:fldChar w:fldCharType="begin"/>
           </w:r>
           <w:r>
             <w:rPr>
-              <w:rFonts w:hint="eastAsia" w:ascii="宋体" w:hAnsi="宋体" w:eastAsia="宋体" w:cs="宋体"/>
+              <w:rFonts w:ascii="宋体" w:eastAsia="宋体" w:hAnsi="宋体" w:cs="宋体" w:hint="eastAsia"/>
               <w:szCs w:val="24"/>
             </w:rPr>
             <w:instrText xml:space="preserve"> HYPERLINK \l _Toc11519 </w:instrText>
           </w:r>
           <w:r>
             <w:rPr>
-              <w:rFonts w:hint="eastAsia" w:ascii="宋体" w:hAnsi="宋体" w:eastAsia="宋体" w:cs="宋体"/>
+              <w:rFonts w:ascii="宋体" w:eastAsia="宋体" w:hAnsi="宋体" w:cs="宋体" w:hint="eastAsia"/>
               <w:szCs w:val="24"/>
             </w:rPr>
             <w:fldChar w:fldCharType="separate"/>
@@ -2963,7 +2936,7 @@
           </w:r>
           <w:r>
             <w:rPr>
-              <w:rFonts w:hint="eastAsia" w:ascii="宋体" w:hAnsi="宋体" w:eastAsia="宋体" w:cs="宋体"/>
+              <w:rFonts w:ascii="宋体" w:eastAsia="宋体" w:hAnsi="宋体" w:cs="宋体" w:hint="eastAsia"/>
               <w:szCs w:val="24"/>
             </w:rPr>
             <w:fldChar w:fldCharType="end"/>
@@ -2971,28 +2944,28 @@
         </w:p>
         <w:p>
           <w:pPr>
-            <w:pStyle w:val="17"/>
+            <w:pStyle w:val="TOC2"/>
             <w:tabs>
               <w:tab w:val="right" w:leader="dot" w:pos="8306"/>
             </w:tabs>
           </w:pPr>
           <w:r>
             <w:rPr>
-              <w:rFonts w:hint="eastAsia" w:ascii="宋体" w:hAnsi="宋体" w:eastAsia="宋体" w:cs="宋体"/>
+              <w:rFonts w:ascii="宋体" w:eastAsia="宋体" w:hAnsi="宋体" w:cs="宋体" w:hint="eastAsia"/>
               <w:szCs w:val="24"/>
             </w:rPr>
             <w:fldChar w:fldCharType="begin"/>
           </w:r>
           <w:r>
             <w:rPr>
-              <w:rFonts w:hint="eastAsia" w:ascii="宋体" w:hAnsi="宋体" w:eastAsia="宋体" w:cs="宋体"/>
+              <w:rFonts w:ascii="宋体" w:eastAsia="宋体" w:hAnsi="宋体" w:cs="宋体" w:hint="eastAsia"/>
               <w:szCs w:val="24"/>
             </w:rPr>
             <w:instrText xml:space="preserve"> HYPERLINK \l _Toc16281 </w:instrText>
           </w:r>
           <w:r>
             <w:rPr>
-              <w:rFonts w:hint="eastAsia" w:ascii="宋体" w:hAnsi="宋体" w:eastAsia="宋体" w:cs="宋体"/>
+              <w:rFonts w:ascii="宋体" w:eastAsia="宋体" w:hAnsi="宋体" w:cs="宋体" w:hint="eastAsia"/>
               <w:szCs w:val="24"/>
             </w:rPr>
             <w:fldChar w:fldCharType="separate"/>
@@ -3024,7 +2997,7 @@
           </w:r>
           <w:r>
             <w:rPr>
-              <w:rFonts w:hint="eastAsia" w:ascii="宋体" w:hAnsi="宋体" w:eastAsia="宋体" w:cs="宋体"/>
+              <w:rFonts w:ascii="宋体" w:eastAsia="宋体" w:hAnsi="宋体" w:cs="宋体" w:hint="eastAsia"/>
               <w:szCs w:val="24"/>
             </w:rPr>
             <w:fldChar w:fldCharType="end"/>
@@ -3032,28 +3005,28 @@
         </w:p>
         <w:p>
           <w:pPr>
-            <w:pStyle w:val="13"/>
+            <w:pStyle w:val="TOC3"/>
             <w:tabs>
               <w:tab w:val="right" w:leader="dot" w:pos="8306"/>
             </w:tabs>
           </w:pPr>
           <w:r>
             <w:rPr>
-              <w:rFonts w:hint="eastAsia" w:ascii="宋体" w:hAnsi="宋体" w:eastAsia="宋体" w:cs="宋体"/>
+              <w:rFonts w:ascii="宋体" w:eastAsia="宋体" w:hAnsi="宋体" w:cs="宋体" w:hint="eastAsia"/>
               <w:szCs w:val="24"/>
             </w:rPr>
             <w:fldChar w:fldCharType="begin"/>
           </w:r>
           <w:r>
             <w:rPr>
-              <w:rFonts w:hint="eastAsia" w:ascii="宋体" w:hAnsi="宋体" w:eastAsia="宋体" w:cs="宋体"/>
+              <w:rFonts w:ascii="宋体" w:eastAsia="宋体" w:hAnsi="宋体" w:cs="宋体" w:hint="eastAsia"/>
               <w:szCs w:val="24"/>
             </w:rPr>
             <w:instrText xml:space="preserve"> HYPERLINK \l _Toc2904 </w:instrText>
           </w:r>
           <w:r>
             <w:rPr>
-              <w:rFonts w:hint="eastAsia" w:ascii="宋体" w:hAnsi="宋体" w:eastAsia="宋体" w:cs="宋体"/>
+              <w:rFonts w:ascii="宋体" w:eastAsia="宋体" w:hAnsi="宋体" w:cs="宋体" w:hint="eastAsia"/>
               <w:szCs w:val="24"/>
             </w:rPr>
             <w:fldChar w:fldCharType="separate"/>
@@ -3085,7 +3058,7 @@
           </w:r>
           <w:r>
             <w:rPr>
-              <w:rFonts w:hint="eastAsia" w:ascii="宋体" w:hAnsi="宋体" w:eastAsia="宋体" w:cs="宋体"/>
+              <w:rFonts w:ascii="宋体" w:eastAsia="宋体" w:hAnsi="宋体" w:cs="宋体" w:hint="eastAsia"/>
               <w:szCs w:val="24"/>
             </w:rPr>
             <w:fldChar w:fldCharType="end"/>
@@ -3093,28 +3066,28 @@
         </w:p>
         <w:p>
           <w:pPr>
-            <w:pStyle w:val="13"/>
+            <w:pStyle w:val="TOC3"/>
             <w:tabs>
               <w:tab w:val="right" w:leader="dot" w:pos="8306"/>
             </w:tabs>
           </w:pPr>
           <w:r>
             <w:rPr>
-              <w:rFonts w:hint="eastAsia" w:ascii="宋体" w:hAnsi="宋体" w:eastAsia="宋体" w:cs="宋体"/>
+              <w:rFonts w:ascii="宋体" w:eastAsia="宋体" w:hAnsi="宋体" w:cs="宋体" w:hint="eastAsia"/>
               <w:szCs w:val="24"/>
             </w:rPr>
             <w:fldChar w:fldCharType="begin"/>
           </w:r>
           <w:r>
             <w:rPr>
-              <w:rFonts w:hint="eastAsia" w:ascii="宋体" w:hAnsi="宋体" w:eastAsia="宋体" w:cs="宋体"/>
+              <w:rFonts w:ascii="宋体" w:eastAsia="宋体" w:hAnsi="宋体" w:cs="宋体" w:hint="eastAsia"/>
               <w:szCs w:val="24"/>
             </w:rPr>
             <w:instrText xml:space="preserve"> HYPERLINK \l _Toc3112 </w:instrText>
           </w:r>
           <w:r>
             <w:rPr>
-              <w:rFonts w:hint="eastAsia" w:ascii="宋体" w:hAnsi="宋体" w:eastAsia="宋体" w:cs="宋体"/>
+              <w:rFonts w:ascii="宋体" w:eastAsia="宋体" w:hAnsi="宋体" w:cs="宋体" w:hint="eastAsia"/>
               <w:szCs w:val="24"/>
             </w:rPr>
             <w:fldChar w:fldCharType="separate"/>
@@ -3146,7 +3119,7 @@
           </w:r>
           <w:r>
             <w:rPr>
-              <w:rFonts w:hint="eastAsia" w:ascii="宋体" w:hAnsi="宋体" w:eastAsia="宋体" w:cs="宋体"/>
+              <w:rFonts w:ascii="宋体" w:eastAsia="宋体" w:hAnsi="宋体" w:cs="宋体" w:hint="eastAsia"/>
               <w:szCs w:val="24"/>
             </w:rPr>
             <w:fldChar w:fldCharType="end"/>
@@ -3154,28 +3127,28 @@
         </w:p>
         <w:p>
           <w:pPr>
-            <w:pStyle w:val="13"/>
+            <w:pStyle w:val="TOC3"/>
             <w:tabs>
               <w:tab w:val="right" w:leader="dot" w:pos="8306"/>
             </w:tabs>
           </w:pPr>
           <w:r>
             <w:rPr>
-              <w:rFonts w:hint="eastAsia" w:ascii="宋体" w:hAnsi="宋体" w:eastAsia="宋体" w:cs="宋体"/>
+              <w:rFonts w:ascii="宋体" w:eastAsia="宋体" w:hAnsi="宋体" w:cs="宋体" w:hint="eastAsia"/>
               <w:szCs w:val="24"/>
             </w:rPr>
             <w:fldChar w:fldCharType="begin"/>
           </w:r>
           <w:r>
             <w:rPr>
-              <w:rFonts w:hint="eastAsia" w:ascii="宋体" w:hAnsi="宋体" w:eastAsia="宋体" w:cs="宋体"/>
+              <w:rFonts w:ascii="宋体" w:eastAsia="宋体" w:hAnsi="宋体" w:cs="宋体" w:hint="eastAsia"/>
               <w:szCs w:val="24"/>
             </w:rPr>
             <w:instrText xml:space="preserve"> HYPERLINK \l _Toc20867 </w:instrText>
           </w:r>
           <w:r>
             <w:rPr>
-              <w:rFonts w:hint="eastAsia" w:ascii="宋体" w:hAnsi="宋体" w:eastAsia="宋体" w:cs="宋体"/>
+              <w:rFonts w:ascii="宋体" w:eastAsia="宋体" w:hAnsi="宋体" w:cs="宋体" w:hint="eastAsia"/>
               <w:szCs w:val="24"/>
             </w:rPr>
             <w:fldChar w:fldCharType="separate"/>
@@ -3207,7 +3180,7 @@
           </w:r>
           <w:r>
             <w:rPr>
-              <w:rFonts w:hint="eastAsia" w:ascii="宋体" w:hAnsi="宋体" w:eastAsia="宋体" w:cs="宋体"/>
+              <w:rFonts w:ascii="宋体" w:eastAsia="宋体" w:hAnsi="宋体" w:cs="宋体" w:hint="eastAsia"/>
               <w:szCs w:val="24"/>
             </w:rPr>
             <w:fldChar w:fldCharType="end"/>
@@ -3215,28 +3188,28 @@
         </w:p>
         <w:p>
           <w:pPr>
-            <w:pStyle w:val="16"/>
+            <w:pStyle w:val="TOC1"/>
             <w:tabs>
               <w:tab w:val="right" w:leader="dot" w:pos="8306"/>
             </w:tabs>
           </w:pPr>
           <w:r>
             <w:rPr>
-              <w:rFonts w:hint="eastAsia" w:ascii="宋体" w:hAnsi="宋体" w:eastAsia="宋体" w:cs="宋体"/>
+              <w:rFonts w:ascii="宋体" w:eastAsia="宋体" w:hAnsi="宋体" w:cs="宋体" w:hint="eastAsia"/>
               <w:szCs w:val="24"/>
             </w:rPr>
             <w:fldChar w:fldCharType="begin"/>
           </w:r>
           <w:r>
             <w:rPr>
-              <w:rFonts w:hint="eastAsia" w:ascii="宋体" w:hAnsi="宋体" w:eastAsia="宋体" w:cs="宋体"/>
+              <w:rFonts w:ascii="宋体" w:eastAsia="宋体" w:hAnsi="宋体" w:cs="宋体" w:hint="eastAsia"/>
               <w:szCs w:val="24"/>
             </w:rPr>
             <w:instrText xml:space="preserve"> HYPERLINK \l _Toc3647 </w:instrText>
           </w:r>
           <w:r>
             <w:rPr>
-              <w:rFonts w:hint="eastAsia" w:ascii="宋体" w:hAnsi="宋体" w:eastAsia="宋体" w:cs="宋体"/>
+              <w:rFonts w:ascii="宋体" w:eastAsia="宋体" w:hAnsi="宋体" w:cs="宋体" w:hint="eastAsia"/>
               <w:szCs w:val="24"/>
             </w:rPr>
             <w:fldChar w:fldCharType="separate"/>
@@ -3275,7 +3248,7 @@
           </w:r>
           <w:r>
             <w:rPr>
-              <w:rFonts w:hint="eastAsia" w:ascii="宋体" w:hAnsi="宋体" w:eastAsia="宋体" w:cs="宋体"/>
+              <w:rFonts w:ascii="宋体" w:eastAsia="宋体" w:hAnsi="宋体" w:cs="宋体" w:hint="eastAsia"/>
               <w:szCs w:val="24"/>
             </w:rPr>
             <w:fldChar w:fldCharType="end"/>
@@ -3283,28 +3256,28 @@
         </w:p>
         <w:p>
           <w:pPr>
-            <w:pStyle w:val="16"/>
+            <w:pStyle w:val="TOC1"/>
             <w:tabs>
               <w:tab w:val="right" w:leader="dot" w:pos="8306"/>
             </w:tabs>
           </w:pPr>
           <w:r>
             <w:rPr>
-              <w:rFonts w:hint="eastAsia" w:ascii="宋体" w:hAnsi="宋体" w:eastAsia="宋体" w:cs="宋体"/>
+              <w:rFonts w:ascii="宋体" w:eastAsia="宋体" w:hAnsi="宋体" w:cs="宋体" w:hint="eastAsia"/>
               <w:szCs w:val="24"/>
             </w:rPr>
             <w:fldChar w:fldCharType="begin"/>
           </w:r>
           <w:r>
             <w:rPr>
-              <w:rFonts w:hint="eastAsia" w:ascii="宋体" w:hAnsi="宋体" w:eastAsia="宋体" w:cs="宋体"/>
+              <w:rFonts w:ascii="宋体" w:eastAsia="宋体" w:hAnsi="宋体" w:cs="宋体" w:hint="eastAsia"/>
               <w:szCs w:val="24"/>
             </w:rPr>
             <w:instrText xml:space="preserve"> HYPERLINK \l _Toc17680 </w:instrText>
           </w:r>
           <w:r>
             <w:rPr>
-              <w:rFonts w:hint="eastAsia" w:ascii="宋体" w:hAnsi="宋体" w:eastAsia="宋体" w:cs="宋体"/>
+              <w:rFonts w:ascii="宋体" w:eastAsia="宋体" w:hAnsi="宋体" w:cs="宋体" w:hint="eastAsia"/>
               <w:szCs w:val="24"/>
             </w:rPr>
             <w:fldChar w:fldCharType="separate"/>
@@ -3343,7 +3316,7 @@
           </w:r>
           <w:r>
             <w:rPr>
-              <w:rFonts w:hint="eastAsia" w:ascii="宋体" w:hAnsi="宋体" w:eastAsia="宋体" w:cs="宋体"/>
+              <w:rFonts w:ascii="宋体" w:eastAsia="宋体" w:hAnsi="宋体" w:cs="宋体" w:hint="eastAsia"/>
               <w:szCs w:val="24"/>
             </w:rPr>
             <w:fldChar w:fldCharType="end"/>
@@ -3366,7 +3339,7 @@
             <w:snapToGrid w:val="0"/>
             <w:textAlignment w:val="baseline"/>
             <w:rPr>
-              <w:rFonts w:hint="eastAsia" w:ascii="宋体" w:hAnsi="宋体" w:eastAsia="宋体" w:cs="宋体"/>
+              <w:rFonts w:ascii="宋体" w:eastAsia="宋体" w:hAnsi="宋体" w:cs="宋体" w:hint="eastAsia"/>
               <w:snapToGrid w:val="0"/>
               <w:color w:val="000000"/>
               <w:kern w:val="0"/>
@@ -3377,7 +3350,7 @@
           </w:pPr>
           <w:r>
             <w:rPr>
-              <w:rFonts w:hint="eastAsia" w:ascii="宋体" w:hAnsi="宋体" w:eastAsia="宋体" w:cs="宋体"/>
+              <w:rFonts w:ascii="宋体" w:eastAsia="宋体" w:hAnsi="宋体" w:cs="宋体" w:hint="eastAsia"/>
               <w:szCs w:val="24"/>
             </w:rPr>
             <w:fldChar w:fldCharType="end"/>
@@ -3402,7 +3375,7 @@
         <w:snapToGrid w:val="0"/>
         <w:textAlignment w:val="baseline"/>
         <w:rPr>
-          <w:rFonts w:ascii="Arial" w:hAnsi="Arial" w:eastAsia="Arial" w:cs="Arial"/>
+          <w:rFonts w:ascii="Arial" w:eastAsia="Arial" w:hAnsi="Arial" w:cs="Arial"/>
           <w:snapToGrid w:val="0"/>
           <w:color w:val="000000"/>
           <w:kern w:val="0"/>
@@ -3413,7 +3386,7 @@
       </w:pPr>
       <w:r>
         <w:rPr>
-          <w:rFonts w:ascii="Arial" w:hAnsi="Arial" w:eastAsia="Arial" w:cs="Arial"/>
+          <w:rFonts w:ascii="Arial" w:eastAsia="Arial" w:hAnsi="Arial" w:cs="Arial"/>
           <w:snapToGrid w:val="0"/>
           <w:color w:val="000000"/>
           <w:kern w:val="0"/>
@@ -3426,7 +3399,7 @@
     </w:p>
     <w:p>
       <w:pPr>
-        <w:pStyle w:val="28"/>
+        <w:pStyle w:val="1"/>
         <w:keepNext w:val="0"/>
         <w:keepLines w:val="0"/>
         <w:pageBreakBefore w:val="0"/>
@@ -3446,7 +3419,7 @@
           <w:lang w:val="en-US" w:eastAsia="zh-CN"/>
         </w:rPr>
       </w:pPr>
-      <w:bookmarkStart w:id="2" w:name="_Toc13382"/>
+      <w:bookmarkStart w:id="3" w:name="_Toc13382"/>
       <w:r>
         <w:rPr>
           <w:rFonts w:hint="default"/>
@@ -3454,11 +3427,11 @@
         </w:rPr>
         <w:t>概述</w:t>
       </w:r>
-      <w:bookmarkEnd w:id="2"/>
+      <w:bookmarkEnd w:id="3"/>
     </w:p>
     <w:p>
       <w:pPr>
-        <w:pStyle w:val="29"/>
+        <w:pStyle w:val="a1"/>
         <w:keepNext w:val="0"/>
         <w:keepLines w:val="0"/>
         <w:pageBreakBefore w:val="0"/>
@@ -3488,7 +3461,7 @@
     </w:p>
     <w:p>
       <w:pPr>
-        <w:pStyle w:val="28"/>
+        <w:pStyle w:val="1"/>
         <w:keepNext w:val="0"/>
         <w:keepLines w:val="0"/>
         <w:pageBreakBefore w:val="0"/>
@@ -3508,7 +3481,7 @@
           <w:lang w:val="en-US" w:eastAsia="zh-CN"/>
         </w:rPr>
       </w:pPr>
-      <w:bookmarkStart w:id="3" w:name="_Toc19041"/>
+      <w:bookmarkStart w:id="4" w:name="_Toc19041"/>
       <w:r>
         <w:rPr>
           <w:rFonts w:hint="default"/>
@@ -3516,11 +3489,11 @@
         </w:rPr>
         <w:t>服务台运行机制与实施情况</w:t>
       </w:r>
-      <w:bookmarkEnd w:id="3"/>
+      <w:bookmarkEnd w:id="4"/>
     </w:p>
     <w:p>
       <w:pPr>
-        <w:pStyle w:val="30"/>
+        <w:pStyle w:val="2"/>
         <w:keepNext w:val="0"/>
         <w:keepLines w:val="0"/>
         <w:pageBreakBefore w:val="0"/>
@@ -3540,7 +3513,7 @@
           <w:lang w:val="en-US" w:eastAsia="zh-CN"/>
         </w:rPr>
       </w:pPr>
-      <w:bookmarkStart w:id="4" w:name="_Toc24333"/>
+      <w:bookmarkStart w:id="5" w:name="_Toc24333"/>
       <w:r>
         <w:rPr>
           <w:rFonts w:hint="default"/>
@@ -3548,11 +3521,11 @@
         </w:rPr>
         <w:t>制度落实与体系建设</w:t>
       </w:r>
-      <w:bookmarkEnd w:id="4"/>
+      <w:bookmarkEnd w:id="5"/>
     </w:p>
     <w:p>
       <w:pPr>
-        <w:pStyle w:val="29"/>
+        <w:pStyle w:val="a1"/>
         <w:keepNext w:val="0"/>
         <w:keepLines w:val="0"/>
         <w:pageBreakBefore w:val="0"/>
@@ -3582,7 +3555,7 @@
     </w:p>
     <w:p>
       <w:pPr>
-        <w:pStyle w:val="29"/>
+        <w:pStyle w:val="a1"/>
         <w:keepNext w:val="0"/>
         <w:keepLines w:val="0"/>
         <w:pageBreakBefore w:val="0"/>
@@ -3612,7 +3585,7 @@
     </w:p>
     <w:p>
       <w:pPr>
-        <w:pStyle w:val="29"/>
+        <w:pStyle w:val="a1"/>
         <w:keepNext w:val="0"/>
         <w:keepLines w:val="0"/>
         <w:pageBreakBefore w:val="0"/>
@@ -3642,7 +3615,7 @@
     </w:p>
     <w:p>
       <w:pPr>
-        <w:pStyle w:val="30"/>
+        <w:pStyle w:val="2"/>
         <w:keepNext w:val="0"/>
         <w:keepLines w:val="0"/>
         <w:pageBreakBefore w:val="0"/>
@@ -3662,7 +3635,7 @@
           <w:lang w:val="en-US" w:eastAsia="zh-CN"/>
         </w:rPr>
       </w:pPr>
-      <w:bookmarkStart w:id="5" w:name="_Toc13124"/>
+      <w:bookmarkStart w:id="6" w:name="_Toc13124"/>
       <w:r>
         <w:rPr>
           <w:rFonts w:hint="default"/>
@@ -3670,11 +3643,11 @@
         </w:rPr>
         <w:t>流程执行与日常运营</w:t>
       </w:r>
-      <w:bookmarkEnd w:id="5"/>
+      <w:bookmarkEnd w:id="6"/>
     </w:p>
     <w:p>
       <w:pPr>
-        <w:pStyle w:val="31"/>
+        <w:pStyle w:val="3"/>
         <w:keepNext w:val="0"/>
         <w:keepLines w:val="0"/>
         <w:pageBreakBefore w:val="0"/>
@@ -3694,7 +3667,7 @@
           <w:lang w:val="en-US" w:eastAsia="zh-CN"/>
         </w:rPr>
       </w:pPr>
-      <w:bookmarkStart w:id="6" w:name="_Toc31323"/>
+      <w:bookmarkStart w:id="7" w:name="_Toc31323"/>
       <w:r>
         <w:rPr>
           <w:rFonts w:hint="default"/>
@@ -3702,11 +3675,11 @@
         </w:rPr>
         <w:t>统一接入与智能分配</w:t>
       </w:r>
-      <w:bookmarkEnd w:id="6"/>
+      <w:bookmarkEnd w:id="7"/>
     </w:p>
     <w:p>
       <w:pPr>
-        <w:pStyle w:val="29"/>
+        <w:pStyle w:val="a1"/>
         <w:keepNext w:val="0"/>
         <w:keepLines w:val="0"/>
         <w:pageBreakBefore w:val="0"/>
@@ -3736,7 +3709,7 @@
     </w:p>
     <w:p>
       <w:pPr>
-        <w:pStyle w:val="31"/>
+        <w:pStyle w:val="3"/>
         <w:keepNext w:val="0"/>
         <w:keepLines w:val="0"/>
         <w:pageBreakBefore w:val="0"/>
@@ -3756,7 +3729,7 @@
           <w:lang w:val="en-US" w:eastAsia="zh-CN"/>
         </w:rPr>
       </w:pPr>
-      <w:bookmarkStart w:id="7" w:name="_Toc10896"/>
+      <w:bookmarkStart w:id="8" w:name="_Toc10896"/>
       <w:r>
         <w:rPr>
           <w:rFonts w:hint="default"/>
@@ -3764,11 +3737,11 @@
         </w:rPr>
         <w:t>标准化作业与即时响应</w:t>
       </w:r>
-      <w:bookmarkEnd w:id="7"/>
+      <w:bookmarkEnd w:id="8"/>
     </w:p>
     <w:p>
       <w:pPr>
-        <w:pStyle w:val="29"/>
+        <w:pStyle w:val="a1"/>
         <w:keepNext w:val="0"/>
         <w:keepLines w:val="0"/>
         <w:pageBreakBefore w:val="0"/>
@@ -3798,7 +3771,7 @@
     </w:p>
     <w:p>
       <w:pPr>
-        <w:pStyle w:val="29"/>
+        <w:pStyle w:val="a1"/>
         <w:keepNext w:val="0"/>
         <w:keepLines w:val="0"/>
         <w:pageBreakBefore w:val="0"/>
@@ -3828,7 +3801,7 @@
     </w:p>
     <w:p>
       <w:pPr>
-        <w:pStyle w:val="31"/>
+        <w:pStyle w:val="3"/>
         <w:keepNext w:val="0"/>
         <w:keepLines w:val="0"/>
         <w:pageBreakBefore w:val="0"/>
@@ -3848,7 +3821,7 @@
           <w:lang w:val="en-US" w:eastAsia="zh-CN"/>
         </w:rPr>
       </w:pPr>
-      <w:bookmarkStart w:id="8" w:name="_Toc22385"/>
+      <w:bookmarkStart w:id="9" w:name="_Toc22385"/>
       <w:r>
         <w:rPr>
           <w:rFonts w:hint="default"/>
@@ -3856,11 +3829,11 @@
         </w:rPr>
         <w:t>分级处理与主动跟踪</w:t>
       </w:r>
-      <w:bookmarkEnd w:id="8"/>
+      <w:bookmarkEnd w:id="9"/>
     </w:p>
     <w:p>
       <w:pPr>
-        <w:pStyle w:val="29"/>
+        <w:pStyle w:val="a1"/>
         <w:keepNext w:val="0"/>
         <w:keepLines w:val="0"/>
         <w:pageBreakBefore w:val="0"/>
@@ -3904,7 +3877,7 @@
     </w:p>
     <w:p>
       <w:pPr>
-        <w:pStyle w:val="29"/>
+        <w:pStyle w:val="a1"/>
         <w:keepNext w:val="0"/>
         <w:keepLines w:val="0"/>
         <w:pageBreakBefore w:val="0"/>
@@ -3934,7 +3907,7 @@
     </w:p>
     <w:p>
       <w:pPr>
-        <w:pStyle w:val="31"/>
+        <w:pStyle w:val="3"/>
         <w:keepNext w:val="0"/>
         <w:keepLines w:val="0"/>
         <w:pageBreakBefore w:val="0"/>
@@ -3954,7 +3927,7 @@
           <w:lang w:val="en-US" w:eastAsia="zh-CN"/>
         </w:rPr>
       </w:pPr>
-      <w:bookmarkStart w:id="9" w:name="_Toc28287"/>
+      <w:bookmarkStart w:id="10" w:name="_Toc28287"/>
       <w:r>
         <w:rPr>
           <w:rFonts w:hint="default"/>
@@ -3962,11 +3935,11 @@
         </w:rPr>
         <w:t>闭环验证与用户回访</w:t>
       </w:r>
-      <w:bookmarkEnd w:id="9"/>
+      <w:bookmarkEnd w:id="10"/>
     </w:p>
     <w:p>
       <w:pPr>
-        <w:pStyle w:val="29"/>
+        <w:pStyle w:val="a1"/>
         <w:keepNext w:val="0"/>
         <w:keepLines w:val="0"/>
         <w:pageBreakBefore w:val="0"/>
@@ -3996,7 +3969,7 @@
     </w:p>
     <w:p>
       <w:pPr>
-        <w:pStyle w:val="29"/>
+        <w:pStyle w:val="a1"/>
         <w:keepNext w:val="0"/>
         <w:keepLines w:val="0"/>
         <w:pageBreakBefore w:val="0"/>
@@ -4026,7 +3999,7 @@
     </w:p>
     <w:p>
       <w:pPr>
-        <w:pStyle w:val="30"/>
+        <w:pStyle w:val="2"/>
         <w:keepNext w:val="0"/>
         <w:keepLines w:val="0"/>
         <w:pageBreakBefore w:val="0"/>
@@ -4046,38 +4019,38 @@
           <w:lang w:val="en-US" w:eastAsia="zh-CN"/>
         </w:rPr>
       </w:pPr>
-      <w:bookmarkStart w:id="10" w:name="_Toc3509"/>
+      <w:bookmarkStart w:id="11" w:name="_Toc3509"/>
       <w:r>
         <w:rPr>
           <w:rFonts w:hint="default"/>
           <w:lang w:val="en-US" w:eastAsia="zh-CN"/>
         </w:rPr>
         <w:t>质量监控、数据分析与绩效评估</w:t>
-      </w:r>
-      <w:bookmarkEnd w:id="10"/>
-    </w:p>
-    <w:p>
-      <w:pPr>
-        <w:pStyle w:val="31"/>
-        <w:bidi w:val="0"/>
-        <w:rPr>
-          <w:rFonts w:hint="default"/>
-          <w:lang w:val="en-US" w:eastAsia="zh-CN"/>
-        </w:rPr>
-      </w:pPr>
-      <w:bookmarkStart w:id="11" w:name="_Toc2727"/>
-      <w:r>
-        <w:rPr>
-          <w:rFonts w:hint="default"/>
-          <w:lang w:val="en-US" w:eastAsia="zh-CN"/>
-        </w:rPr>
-        <w:t>核心指标持续监测</w:t>
       </w:r>
       <w:bookmarkEnd w:id="11"/>
     </w:p>
     <w:p>
       <w:pPr>
-        <w:pStyle w:val="29"/>
+        <w:pStyle w:val="3"/>
+        <w:bidi w:val="0"/>
+        <w:rPr>
+          <w:rFonts w:hint="default"/>
+          <w:lang w:val="en-US" w:eastAsia="zh-CN"/>
+        </w:rPr>
+      </w:pPr>
+      <w:bookmarkStart w:id="12" w:name="_Toc2727"/>
+      <w:r>
+        <w:rPr>
+          <w:rFonts w:hint="default"/>
+          <w:lang w:val="en-US" w:eastAsia="zh-CN"/>
+        </w:rPr>
+        <w:t>核心指标持续监测</w:t>
+      </w:r>
+      <w:bookmarkEnd w:id="12"/>
+    </w:p>
+    <w:p>
+      <w:pPr>
+        <w:pStyle w:val="a1"/>
         <w:keepNext w:val="0"/>
         <w:keepLines w:val="0"/>
         <w:pageBreakBefore w:val="0"/>
@@ -4107,7 +4080,7 @@
     </w:p>
     <w:p>
       <w:pPr>
-        <w:pStyle w:val="29"/>
+        <w:pStyle w:val="a1"/>
         <w:keepNext w:val="0"/>
         <w:keepLines w:val="0"/>
         <w:pageBreakBefore w:val="0"/>
@@ -4137,14 +4110,14 @@
     </w:p>
     <w:p>
       <w:pPr>
-        <w:pStyle w:val="31"/>
+        <w:pStyle w:val="3"/>
         <w:bidi w:val="0"/>
         <w:rPr>
           <w:rFonts w:hint="default"/>
           <w:lang w:val="en-US" w:eastAsia="zh-CN"/>
         </w:rPr>
       </w:pPr>
-      <w:bookmarkStart w:id="12" w:name="_Toc11519"/>
+      <w:bookmarkStart w:id="13" w:name="_Toc11519"/>
       <w:r>
         <w:rPr>
           <w:rFonts w:hint="default"/>
@@ -4152,11 +4125,11 @@
         </w:rPr>
         <w:t>数据驱动的定期复盘</w:t>
       </w:r>
-      <w:bookmarkEnd w:id="12"/>
+      <w:bookmarkEnd w:id="13"/>
     </w:p>
     <w:p>
       <w:pPr>
-        <w:pStyle w:val="29"/>
+        <w:pStyle w:val="a1"/>
         <w:keepNext w:val="0"/>
         <w:keepLines w:val="0"/>
         <w:pageBreakBefore w:val="0"/>
@@ -4186,7 +4159,7 @@
     </w:p>
     <w:p>
       <w:pPr>
-        <w:pStyle w:val="29"/>
+        <w:pStyle w:val="a1"/>
         <w:keepNext w:val="0"/>
         <w:keepLines w:val="0"/>
         <w:pageBreakBefore w:val="0"/>
@@ -4216,7 +4189,7 @@
     </w:p>
     <w:p>
       <w:pPr>
-        <w:pStyle w:val="30"/>
+        <w:pStyle w:val="2"/>
         <w:keepNext w:val="0"/>
         <w:keepLines w:val="0"/>
         <w:pageBreakBefore w:val="0"/>
@@ -4236,38 +4209,38 @@
           <w:lang w:val="en-US" w:eastAsia="zh-CN"/>
         </w:rPr>
       </w:pPr>
-      <w:bookmarkStart w:id="13" w:name="_Toc16281"/>
+      <w:bookmarkStart w:id="14" w:name="_Toc16281"/>
       <w:r>
         <w:rPr>
           <w:rFonts w:hint="default"/>
           <w:lang w:val="en-US" w:eastAsia="zh-CN"/>
         </w:rPr>
         <w:t>持续改进与能力建设</w:t>
-      </w:r>
-      <w:bookmarkEnd w:id="13"/>
-    </w:p>
-    <w:p>
-      <w:pPr>
-        <w:pStyle w:val="31"/>
-        <w:bidi w:val="0"/>
-        <w:rPr>
-          <w:rFonts w:hint="default"/>
-          <w:lang w:val="en-US" w:eastAsia="zh-CN"/>
-        </w:rPr>
-      </w:pPr>
-      <w:bookmarkStart w:id="14" w:name="_Toc2904"/>
-      <w:r>
-        <w:rPr>
-          <w:rFonts w:hint="default"/>
-          <w:lang w:val="en-US" w:eastAsia="zh-CN"/>
-        </w:rPr>
-        <w:t>流程迭代优化</w:t>
       </w:r>
       <w:bookmarkEnd w:id="14"/>
     </w:p>
     <w:p>
       <w:pPr>
-        <w:pStyle w:val="29"/>
+        <w:pStyle w:val="3"/>
+        <w:bidi w:val="0"/>
+        <w:rPr>
+          <w:rFonts w:hint="default"/>
+          <w:lang w:val="en-US" w:eastAsia="zh-CN"/>
+        </w:rPr>
+      </w:pPr>
+      <w:bookmarkStart w:id="15" w:name="_Toc2904"/>
+      <w:r>
+        <w:rPr>
+          <w:rFonts w:hint="default"/>
+          <w:lang w:val="en-US" w:eastAsia="zh-CN"/>
+        </w:rPr>
+        <w:t>流程迭代优化</w:t>
+      </w:r>
+      <w:bookmarkEnd w:id="15"/>
+    </w:p>
+    <w:p>
+      <w:pPr>
+        <w:pStyle w:val="a1"/>
         <w:keepNext w:val="0"/>
         <w:keepLines w:val="0"/>
         <w:pageBreakBefore w:val="0"/>
@@ -4297,14 +4270,14 @@
     </w:p>
     <w:p>
       <w:pPr>
-        <w:pStyle w:val="31"/>
+        <w:pStyle w:val="3"/>
         <w:bidi w:val="0"/>
         <w:rPr>
           <w:rFonts w:hint="default"/>
           <w:lang w:val="en-US" w:eastAsia="zh-CN"/>
         </w:rPr>
       </w:pPr>
-      <w:bookmarkStart w:id="15" w:name="_Toc3112"/>
+      <w:bookmarkStart w:id="16" w:name="_Toc3112"/>
       <w:r>
         <w:rPr>
           <w:rFonts w:hint="default"/>
@@ -4312,11 +4285,11 @@
         </w:rPr>
         <w:t>知识管理与赋能</w:t>
       </w:r>
-      <w:bookmarkEnd w:id="15"/>
+      <w:bookmarkEnd w:id="16"/>
     </w:p>
     <w:p>
       <w:pPr>
-        <w:pStyle w:val="29"/>
+        <w:pStyle w:val="a1"/>
         <w:keepNext w:val="0"/>
         <w:keepLines w:val="0"/>
         <w:pageBreakBefore w:val="0"/>
@@ -4374,14 +4347,14 @@
     </w:p>
     <w:p>
       <w:pPr>
-        <w:pStyle w:val="31"/>
+        <w:pStyle w:val="3"/>
         <w:bidi w:val="0"/>
         <w:rPr>
           <w:rFonts w:hint="default"/>
           <w:lang w:val="en-US" w:eastAsia="zh-CN"/>
         </w:rPr>
       </w:pPr>
-      <w:bookmarkStart w:id="16" w:name="_Toc20867"/>
+      <w:bookmarkStart w:id="17" w:name="_Toc20867"/>
       <w:r>
         <w:rPr>
           <w:rFonts w:hint="default"/>
@@ -4389,11 +4362,11 @@
         </w:rPr>
         <w:t>系统工具优化</w:t>
       </w:r>
-      <w:bookmarkEnd w:id="16"/>
+      <w:bookmarkEnd w:id="17"/>
     </w:p>
     <w:p>
       <w:pPr>
-        <w:pStyle w:val="29"/>
+        <w:pStyle w:val="a1"/>
         <w:keepNext w:val="0"/>
         <w:keepLines w:val="0"/>
         <w:pageBreakBefore w:val="0"/>
@@ -4423,14 +4396,14 @@
     </w:p>
     <w:p>
       <w:pPr>
-        <w:pStyle w:val="28"/>
+        <w:pStyle w:val="1"/>
         <w:bidi w:val="0"/>
         <w:rPr>
           <w:rFonts w:hint="eastAsia"/>
           <w:lang w:val="en-US" w:eastAsia="zh-CN"/>
         </w:rPr>
       </w:pPr>
-      <w:bookmarkStart w:id="17" w:name="_Toc3647"/>
+      <w:bookmarkStart w:id="18" w:name="_Toc3647"/>
       <w:r>
         <w:rPr>
           <w:rFonts w:hint="eastAsia"/>
@@ -4438,11 +4411,11 @@
         </w:rPr>
         <w:t>考核指标达成情况</w:t>
       </w:r>
-      <w:bookmarkEnd w:id="17"/>
+      <w:bookmarkEnd w:id="18"/>
     </w:p>
     <w:p>
       <w:pPr>
-        <w:pStyle w:val="29"/>
+        <w:pStyle w:val="a1"/>
         <w:rPr>
           <w:rFonts w:hint="eastAsia"/>
           <w:lang w:val="en-US" w:eastAsia="zh-CN"/>
@@ -4461,7 +4434,7 @@
             <wp:cNvGraphicFramePr/>
             <a:graphic xmlns:a="http://schemas.openxmlformats.org/drawingml/2006/main">
               <a:graphicData uri="http://schemas.openxmlformats.org/drawingml/2006/chart">
-                <c:chart xmlns:c="http://schemas.openxmlformats.org/drawingml/2006/chart" xmlns:r="http://schemas.openxmlformats.org/officeDocument/2006/relationships" r:id="rId10"/>
+                <c:chart xmlns:c="http://schemas.openxmlformats.org/drawingml/2006/chart" xmlns:r="http://schemas.openxmlformats.org/officeDocument/2006/relationships" r:id="rId7"/>
               </a:graphicData>
             </a:graphic>
           </wp:inline>
@@ -4470,7 +4443,7 @@
     </w:p>
     <w:p>
       <w:pPr>
-        <w:pStyle w:val="29"/>
+        <w:pStyle w:val="a1"/>
         <w:rPr>
           <w:rFonts w:hint="eastAsia"/>
           <w:lang w:val="en-US" w:eastAsia="zh-CN"/>
@@ -4486,7 +4459,7 @@
     </w:p>
     <w:p>
       <w:pPr>
-        <w:pStyle w:val="29"/>
+        <w:pStyle w:val="a1"/>
         <w:rPr>
           <w:rFonts w:hint="default"/>
           <w:lang w:val="en-US" w:eastAsia="zh-CN"/>
@@ -4530,14 +4503,14 @@
     </w:p>
     <w:p>
       <w:pPr>
-        <w:pStyle w:val="28"/>
+        <w:pStyle w:val="1"/>
         <w:bidi w:val="0"/>
         <w:rPr>
           <w:rFonts w:hint="default"/>
           <w:lang w:val="en-US" w:eastAsia="zh-CN"/>
         </w:rPr>
       </w:pPr>
-      <w:bookmarkStart w:id="18" w:name="_Toc17680"/>
+      <w:bookmarkStart w:id="19" w:name="_Toc17680"/>
       <w:r>
         <w:rPr>
           <w:rFonts w:hint="eastAsia"/>
@@ -4545,11 +4518,11 @@
         </w:rPr>
         <w:t>结论与展望</w:t>
       </w:r>
-      <w:bookmarkEnd w:id="18"/>
+      <w:bookmarkEnd w:id="19"/>
     </w:p>
     <w:p>
       <w:pPr>
-        <w:pStyle w:val="29"/>
+        <w:pStyle w:val="a1"/>
         <w:rPr>
           <w:rFonts w:hint="default"/>
           <w:lang w:val="en-US" w:eastAsia="zh-CN"/>
@@ -4565,7 +4538,7 @@
     </w:p>
     <w:p>
       <w:pPr>
-        <w:pStyle w:val="29"/>
+        <w:pStyle w:val="a1"/>
         <w:rPr>
           <w:rFonts w:hint="default"/>
           <w:lang w:val="en-US" w:eastAsia="zh-CN"/>
@@ -4573,73 +4546,23 @@
       </w:pPr>
     </w:p>
     <w:sectPr>
-      <w:headerReference r:id="rId5" w:type="default"/>
+      <w:headerReference w:type="default" r:id="rId8"/>
       <w:pgSz w:w="11906" w:h="16838"/>
       <w:pgMar w:top="1417" w:right="1800" w:bottom="1440" w:left="1800" w:header="1140" w:footer="992" w:gutter="0"/>
-      <w:cols w:space="425" w:num="1"/>
+      <w:cols w:num="1" w:space="425"/>
       <w:docGrid w:type="lines" w:linePitch="312" w:charSpace="0"/>
     </w:sectPr>
   </w:body>
 </w:document>
 </file>
 
-<file path=word/endnotes.xml><?xml version="1.0" encoding="utf-8"?>
-<w:endnotes xmlns:wpc="http://schemas.microsoft.com/office/word/2010/wordprocessingCanvas" xmlns:mc="http://schemas.openxmlformats.org/markup-compatibility/2006" xmlns:o="urn:schemas-microsoft-com:office:office" xmlns:r="http://schemas.openxmlformats.org/officeDocument/2006/relationships" xmlns:m="http://schemas.openxmlformats.org/officeDocument/2006/math" xmlns:v="urn:schemas-microsoft-com:vml" xmlns:wp14="http://schemas.microsoft.com/office/word/2010/wordprocessingDrawing" xmlns:wp="http://schemas.openxmlformats.org/drawingml/2006/wordprocessingDrawing" xmlns:w="http://schemas.openxmlformats.org/wordprocessingml/2006/main" xmlns:w14="http://schemas.microsoft.com/office/word/2010/wordml" xmlns:w15="http://schemas.microsoft.com/office/word/2012/wordml" xmlns:w10="urn:schemas-microsoft-com:office:word" xmlns:wpg="http://schemas.microsoft.com/office/word/2010/wordprocessingGroup" xmlns:wpi="http://schemas.microsoft.com/office/word/2010/wordprocessingInk" xmlns:wne="http://schemas.microsoft.com/office/word/2006/wordml" xmlns:wps="http://schemas.microsoft.com/office/word/2010/wordprocessingShape" xmlns:wpsCustomData="http://www.wps.cn/officeDocument/2013/wpsCustomData" mc:Ignorable="w14 w15 wp14">
-  <w:endnote w:type="separator" w:id="0">
-    <w:p>
-      <w:pPr>
-        <w:spacing w:line="240" w:lineRule="auto"/>
-      </w:pPr>
-      <w:r>
-        <w:separator/>
-      </w:r>
-    </w:p>
-  </w:endnote>
-  <w:endnote w:type="continuationSeparator" w:id="1">
-    <w:p>
-      <w:pPr>
-        <w:spacing w:line="240" w:lineRule="auto"/>
-      </w:pPr>
-      <w:r>
-        <w:continuationSeparator/>
-      </w:r>
-    </w:p>
-  </w:endnote>
-</w:endnotes>
-</file>
-
-<file path=word/footnotes.xml><?xml version="1.0" encoding="utf-8"?>
-<w:footnotes xmlns:wpc="http://schemas.microsoft.com/office/word/2010/wordprocessingCanvas" xmlns:mc="http://schemas.openxmlformats.org/markup-compatibility/2006" xmlns:o="urn:schemas-microsoft-com:office:office" xmlns:r="http://schemas.openxmlformats.org/officeDocument/2006/relationships" xmlns:m="http://schemas.openxmlformats.org/officeDocument/2006/math" xmlns:v="urn:schemas-microsoft-com:vml" xmlns:wp14="http://schemas.microsoft.com/office/word/2010/wordprocessingDrawing" xmlns:wp="http://schemas.openxmlformats.org/drawingml/2006/wordprocessingDrawing" xmlns:w="http://schemas.openxmlformats.org/wordprocessingml/2006/main" xmlns:w14="http://schemas.microsoft.com/office/word/2010/wordml" xmlns:w15="http://schemas.microsoft.com/office/word/2012/wordml" xmlns:w10="urn:schemas-microsoft-com:office:word" xmlns:wpg="http://schemas.microsoft.com/office/word/2010/wordprocessingGroup" xmlns:wpi="http://schemas.microsoft.com/office/word/2010/wordprocessingInk" xmlns:wne="http://schemas.microsoft.com/office/word/2006/wordml" xmlns:wps="http://schemas.microsoft.com/office/word/2010/wordprocessingShape" xmlns:wpsCustomData="http://www.wps.cn/officeDocument/2013/wpsCustomData" mc:Ignorable="w14 w15 wp14">
-  <w:footnote w:type="separator" w:id="0">
-    <w:p>
-      <w:pPr>
-        <w:spacing w:line="360" w:lineRule="auto"/>
-      </w:pPr>
-      <w:r>
-        <w:separator/>
-      </w:r>
-    </w:p>
-  </w:footnote>
-  <w:footnote w:type="continuationSeparator" w:id="1">
-    <w:p>
-      <w:pPr>
-        <w:spacing w:line="360" w:lineRule="auto"/>
-      </w:pPr>
-      <w:r>
-        <w:continuationSeparator/>
-      </w:r>
-    </w:p>
-  </w:footnote>
-</w:footnotes>
-</file>
-
 <file path=word/header1.xml><?xml version="1.0" encoding="utf-8"?>
-<w:hdr xmlns:wpc="http://schemas.microsoft.com/office/word/2010/wordprocessingCanvas" xmlns:mc="http://schemas.openxmlformats.org/markup-compatibility/2006" xmlns:o="urn:schemas-microsoft-com:office:office" xmlns:r="http://schemas.openxmlformats.org/officeDocument/2006/relationships" xmlns:m="http://schemas.openxmlformats.org/officeDocument/2006/math" xmlns:v="urn:schemas-microsoft-com:vml" xmlns:wp14="http://schemas.microsoft.com/office/word/2010/wordprocessingDrawing" xmlns:wp="http://schemas.openxmlformats.org/drawingml/2006/wordprocessingDrawing" xmlns:w10="urn:schemas-microsoft-com:office:word" xmlns:w="http://schemas.openxmlformats.org/wordprocessingml/2006/main" xmlns:w14="http://schemas.microsoft.com/office/word/2010/wordml" xmlns:w15="http://schemas.microsoft.com/office/word/2012/wordml" xmlns:wpg="http://schemas.microsoft.com/office/word/2010/wordprocessingGroup" xmlns:wpi="http://schemas.microsoft.com/office/word/2010/wordprocessingInk" xmlns:wne="http://schemas.microsoft.com/office/word/2006/wordml" xmlns:wps="http://schemas.microsoft.com/office/word/2010/wordprocessingShape" xmlns:wpsCustomData="http://www.wps.cn/officeDocument/2013/wpsCustomData" mc:Ignorable="w14 w15 wp14">
+<w:hdr xmlns:wpc="http://schemas.microsoft.com/office/word/2010/wordprocessingCanvas" xmlns:mc="http://schemas.openxmlformats.org/markup-compatibility/2006" xmlns:o="urn:schemas-microsoft-com:office:office" xmlns:r="http://schemas.openxmlformats.org/officeDocument/2006/relationships" xmlns:m="http://schemas.openxmlformats.org/officeDocument/2006/math" xmlns:v="urn:schemas-microsoft-com:vml" xmlns:wp14="http://schemas.microsoft.com/office/word/2010/wordprocessingDrawing" xmlns:wp="http://schemas.openxmlformats.org/drawingml/2006/wordprocessingDrawing" xmlns:w10="urn:schemas-microsoft-com:office:word" xmlns:w="http://schemas.openxmlformats.org/wordprocessingml/2006/main" xmlns:w14="http://schemas.microsoft.com/office/word/2010/wordml" xmlns:w15="http://schemas.microsoft.com/office/word/2012/wordml" xmlns:wne="http://schemas.microsoft.com/office/word/2006/wordml" xmlns:wpg="http://schemas.microsoft.com/office/word/2010/wordprocessingGroup" xmlns:wpi="http://schemas.microsoft.com/office/word/2010/wordprocessingInk" xmlns:wps="http://schemas.microsoft.com/office/word/2010/wordprocessingShape" mc:Ignorable="w14 w15 wp14">
   <w:p>
     <w:pPr>
-      <w:pStyle w:val="15"/>
+      <w:pStyle w:val="Header"/>
       <w:pBdr>
-        <w:bottom w:val="single" w:color="auto" w:sz="4" w:space="1"/>
+        <w:bottom w:val="single" w:sz="4" w:space="1" w:color="auto"/>
       </w:pBdr>
       <w:tabs>
         <w:tab w:val="left" w:pos="335"/>
@@ -4647,27 +4570,27 @@
       </w:tabs>
       <w:jc w:val="right"/>
       <w:rPr>
-        <w:rFonts w:hint="eastAsia" w:eastAsiaTheme="minorEastAsia"/>
+        <w:rFonts w:eastAsiaTheme="minorEastAsia" w:hint="eastAsia"/>
         <w:lang w:eastAsia="zh-CN"/>
       </w:rPr>
     </w:pPr>
     <w:r>
       <w:rPr>
-        <w:rFonts w:hint="eastAsia" w:eastAsiaTheme="minorEastAsia"/>
+        <w:rFonts w:eastAsiaTheme="minorEastAsia" w:hint="eastAsia"/>
         <w:lang w:val="en-US" w:eastAsia="zh-CN"/>
       </w:rPr>
       <w:tab/>
     </w:r>
     <w:r>
       <w:rPr>
-        <w:rFonts w:hint="eastAsia" w:eastAsiaTheme="minorEastAsia"/>
+        <w:rFonts w:eastAsiaTheme="minorEastAsia" w:hint="eastAsia"/>
         <w:lang w:val="en-US" w:eastAsia="zh-CN"/>
       </w:rPr>
       <w:tab/>
     </w:r>
     <w:r>
       <w:rPr>
-        <w:rFonts w:hint="eastAsia" w:eastAsiaTheme="minorEastAsia"/>
+        <w:rFonts w:eastAsiaTheme="minorEastAsia" w:hint="eastAsia"/>
         <w:lang w:val="en-US" w:eastAsia="zh-CN"/>
       </w:rPr>
       <w:t>桐乡华数广电网络有限公司</w:t>
@@ -4677,15 +4600,15 @@
 </file>
 
 <file path=word/numbering.xml><?xml version="1.0" encoding="utf-8"?>
-<w:numbering xmlns:wpc="http://schemas.microsoft.com/office/word/2010/wordprocessingCanvas" xmlns:mc="http://schemas.openxmlformats.org/markup-compatibility/2006" xmlns:o="urn:schemas-microsoft-com:office:office" xmlns:r="http://schemas.openxmlformats.org/officeDocument/2006/relationships" xmlns:m="http://schemas.openxmlformats.org/officeDocument/2006/math" xmlns:v="urn:schemas-microsoft-com:vml" xmlns:wp14="http://schemas.microsoft.com/office/word/2010/wordprocessingDrawing" xmlns:wp="http://schemas.openxmlformats.org/drawingml/2006/wordprocessingDrawing" xmlns:w10="urn:schemas-microsoft-com:office:word" xmlns:w="http://schemas.openxmlformats.org/wordprocessingml/2006/main" xmlns:w14="http://schemas.microsoft.com/office/word/2010/wordml" xmlns:wpg="http://schemas.microsoft.com/office/word/2010/wordprocessingGroup" xmlns:wpi="http://schemas.microsoft.com/office/word/2010/wordprocessingInk" xmlns:wne="http://schemas.microsoft.com/office/word/2006/wordml" xmlns:wps="http://schemas.microsoft.com/office/word/2010/wordprocessingShape" xmlns:wpsCustomData="http://www.wps.cn/officeDocument/2013/wpsCustomData" mc:Ignorable="w14 wp14">
+<w:numbering xmlns:wpc="http://schemas.microsoft.com/office/word/2010/wordprocessingCanvas" xmlns:mc="http://schemas.openxmlformats.org/markup-compatibility/2006" xmlns:o="urn:schemas-microsoft-com:office:office" xmlns:r="http://schemas.openxmlformats.org/officeDocument/2006/relationships" xmlns:m="http://schemas.openxmlformats.org/officeDocument/2006/math" xmlns:v="urn:schemas-microsoft-com:vml" xmlns:wp14="http://schemas.microsoft.com/office/word/2010/wordprocessingDrawing" xmlns:wp="http://schemas.openxmlformats.org/drawingml/2006/wordprocessingDrawing" xmlns:w10="urn:schemas-microsoft-com:office:word" xmlns:w="http://schemas.openxmlformats.org/wordprocessingml/2006/main" xmlns:w14="http://schemas.microsoft.com/office/word/2010/wordml" xmlns:w15="http://schemas.microsoft.com/office/word/2012/wordml" xmlns:wne="http://schemas.microsoft.com/office/word/2006/wordml" xmlns:wpg="http://schemas.microsoft.com/office/word/2010/wordprocessingGroup" xmlns:wpi="http://schemas.microsoft.com/office/word/2010/wordprocessingInk" xmlns:wps="http://schemas.microsoft.com/office/word/2010/wordprocessingShape" mc:Ignorable="w14 w15 wp14">
   <w:abstractNum w:abstractNumId="0">
     <w:nsid w:val="8E964DCE"/>
     <w:multiLevelType w:val="multilevel"/>
     <w:tmpl w:val="8E964DCE"/>
-    <w:lvl w:ilvl="0" w:tentative="0">
+    <w:lvl w:ilvl="0">
       <w:start w:val="1"/>
       <w:numFmt w:val="decimal"/>
-      <w:pStyle w:val="2"/>
+      <w:pStyle w:val="Heading1"/>
       <w:lvlText w:val="%1."/>
       <w:lvlJc w:val="left"/>
       <w:pPr>
@@ -4695,10 +4618,10 @@
         <w:rFonts w:hint="default"/>
       </w:rPr>
     </w:lvl>
-    <w:lvl w:ilvl="1" w:tentative="0">
+    <w:lvl w:ilvl="1">
       <w:start w:val="1"/>
       <w:numFmt w:val="decimal"/>
-      <w:pStyle w:val="3"/>
+      <w:pStyle w:val="Heading2"/>
       <w:lvlText w:val="%1.%2."/>
       <w:lvlJc w:val="left"/>
       <w:pPr>
@@ -4708,10 +4631,10 @@
         <w:rFonts w:hint="default"/>
       </w:rPr>
     </w:lvl>
-    <w:lvl w:ilvl="2" w:tentative="0">
+    <w:lvl w:ilvl="2">
       <w:start w:val="1"/>
       <w:numFmt w:val="decimal"/>
-      <w:pStyle w:val="4"/>
+      <w:pStyle w:val="Heading3"/>
       <w:lvlText w:val="%1.%2.%3."/>
       <w:lvlJc w:val="left"/>
       <w:pPr>
@@ -4721,10 +4644,10 @@
         <w:rFonts w:hint="default"/>
       </w:rPr>
     </w:lvl>
-    <w:lvl w:ilvl="3" w:tentative="0">
+    <w:lvl w:ilvl="3">
       <w:start w:val="1"/>
       <w:numFmt w:val="decimal"/>
-      <w:pStyle w:val="5"/>
+      <w:pStyle w:val="Heading4"/>
       <w:lvlText w:val="%1.%2.%3.%4."/>
       <w:lvlJc w:val="left"/>
       <w:pPr>
@@ -4734,10 +4657,10 @@
         <w:rFonts w:hint="default"/>
       </w:rPr>
     </w:lvl>
-    <w:lvl w:ilvl="4" w:tentative="0">
+    <w:lvl w:ilvl="4">
       <w:start w:val="1"/>
       <w:numFmt w:val="decimal"/>
-      <w:pStyle w:val="6"/>
+      <w:pStyle w:val="Heading5"/>
       <w:lvlText w:val="%1.%2.%3.%4.%5."/>
       <w:lvlJc w:val="left"/>
       <w:pPr>
@@ -4747,10 +4670,10 @@
         <w:rFonts w:hint="default"/>
       </w:rPr>
     </w:lvl>
-    <w:lvl w:ilvl="5" w:tentative="0">
+    <w:lvl w:ilvl="5">
       <w:start w:val="1"/>
       <w:numFmt w:val="decimal"/>
-      <w:pStyle w:val="7"/>
+      <w:pStyle w:val="Heading6"/>
       <w:lvlText w:val="%1.%2.%3.%4.%5.%6."/>
       <w:lvlJc w:val="left"/>
       <w:pPr>
@@ -4760,10 +4683,10 @@
         <w:rFonts w:hint="default"/>
       </w:rPr>
     </w:lvl>
-    <w:lvl w:ilvl="6" w:tentative="0">
+    <w:lvl w:ilvl="6">
       <w:start w:val="1"/>
       <w:numFmt w:val="decimal"/>
-      <w:pStyle w:val="8"/>
+      <w:pStyle w:val="Heading7"/>
       <w:lvlText w:val="%1.%2.%3.%4.%5.%6.%7."/>
       <w:lvlJc w:val="left"/>
       <w:pPr>
@@ -4773,10 +4696,10 @@
         <w:rFonts w:hint="default"/>
       </w:rPr>
     </w:lvl>
-    <w:lvl w:ilvl="7" w:tentative="0">
+    <w:lvl w:ilvl="7">
       <w:start w:val="1"/>
       <w:numFmt w:val="decimal"/>
-      <w:pStyle w:val="9"/>
+      <w:pStyle w:val="Heading8"/>
       <w:lvlText w:val="%1.%2.%3.%4.%5.%6.%7.%8."/>
       <w:lvlJc w:val="left"/>
       <w:pPr>
@@ -4786,10 +4709,10 @@
         <w:rFonts w:hint="default"/>
       </w:rPr>
     </w:lvl>
-    <w:lvl w:ilvl="8" w:tentative="0">
+    <w:lvl w:ilvl="8">
       <w:start w:val="1"/>
       <w:numFmt w:val="decimal"/>
-      <w:pStyle w:val="10"/>
+      <w:pStyle w:val="Heading9"/>
       <w:lvlText w:val="%1.%2.%3.%4.%5.%6.%7.%8.%9."/>
       <w:lvlJc w:val="left"/>
       <w:pPr>
@@ -4807,269 +4730,267 @@
 </file>
 
 <file path=word/styles.xml><?xml version="1.0" encoding="utf-8"?>
-<w:styles xmlns:mc="http://schemas.openxmlformats.org/markup-compatibility/2006" xmlns:o="urn:schemas-microsoft-com:office:office" xmlns:r="http://schemas.openxmlformats.org/officeDocument/2006/relationships" xmlns:m="http://schemas.openxmlformats.org/officeDocument/2006/math" xmlns:v="urn:schemas-microsoft-com:vml" xmlns:w="http://schemas.openxmlformats.org/wordprocessingml/2006/main" xmlns:w14="http://schemas.microsoft.com/office/word/2010/wordml" xmlns:w10="urn:schemas-microsoft-com:office:word" xmlns:sl="http://schemas.openxmlformats.org/schemaLibrary/2006/main" xmlns:wpsCustomData="http://www.wps.cn/officeDocument/2013/wpsCustomData" mc:Ignorable="w14">
+<w:styles xmlns:mc="http://schemas.openxmlformats.org/markup-compatibility/2006" xmlns:r="http://schemas.openxmlformats.org/officeDocument/2006/relationships" xmlns:w="http://schemas.openxmlformats.org/wordprocessingml/2006/main" xmlns:w14="http://schemas.microsoft.com/office/word/2010/wordml" xmlns:w15="http://schemas.microsoft.com/office/word/2012/wordml" mc:Ignorable="w14 w15">
   <w:docDefaults>
     <w:rPrDefault>
       <w:rPr>
-        <w:rFonts w:ascii="Times New Roman" w:hAnsi="Times New Roman" w:eastAsia="宋体" w:cs="Times New Roman"/>
+        <w:rFonts w:ascii="Times New Roman" w:eastAsia="宋体" w:hAnsi="Times New Roman" w:cs="Times New Roman"/>
       </w:rPr>
     </w:rPrDefault>
     <w:pPrDefault/>
   </w:docDefaults>
-  <w:latentStyles w:count="260" w:defQFormat="0" w:defUnhideWhenUsed="1" w:defSemiHidden="1" w:defUIPriority="99" w:defLockedState="0">
-    <w:lsdException w:qFormat="1" w:unhideWhenUsed="0" w:uiPriority="0" w:semiHidden="0" w:name="Normal"/>
-    <w:lsdException w:qFormat="1" w:unhideWhenUsed="0" w:uiPriority="0" w:semiHidden="0" w:name="heading 1"/>
-    <w:lsdException w:qFormat="1" w:uiPriority="0" w:semiHidden="0" w:name="heading 2"/>
-    <w:lsdException w:qFormat="1" w:uiPriority="0" w:name="heading 3"/>
-    <w:lsdException w:qFormat="1" w:uiPriority="0" w:semiHidden="0" w:name="heading 4"/>
-    <w:lsdException w:qFormat="1" w:uiPriority="0" w:name="heading 5"/>
-    <w:lsdException w:qFormat="1" w:uiPriority="0" w:name="heading 6"/>
-    <w:lsdException w:qFormat="1" w:uiPriority="0" w:name="heading 7"/>
-    <w:lsdException w:qFormat="1" w:uiPriority="0" w:name="heading 8"/>
-    <w:lsdException w:qFormat="1" w:uiPriority="0" w:name="heading 9"/>
-    <w:lsdException w:unhideWhenUsed="0" w:uiPriority="0" w:semiHidden="0" w:name="index 1"/>
-    <w:lsdException w:unhideWhenUsed="0" w:uiPriority="0" w:semiHidden="0" w:name="index 2"/>
-    <w:lsdException w:unhideWhenUsed="0" w:uiPriority="0" w:semiHidden="0" w:name="index 3"/>
-    <w:lsdException w:unhideWhenUsed="0" w:uiPriority="0" w:semiHidden="0" w:name="index 4"/>
-    <w:lsdException w:unhideWhenUsed="0" w:uiPriority="0" w:semiHidden="0" w:name="index 5"/>
-    <w:lsdException w:unhideWhenUsed="0" w:uiPriority="0" w:semiHidden="0" w:name="index 6"/>
-    <w:lsdException w:unhideWhenUsed="0" w:uiPriority="0" w:semiHidden="0" w:name="index 7"/>
-    <w:lsdException w:unhideWhenUsed="0" w:uiPriority="0" w:semiHidden="0" w:name="index 8"/>
-    <w:lsdException w:unhideWhenUsed="0" w:uiPriority="0" w:semiHidden="0" w:name="index 9"/>
-    <w:lsdException w:qFormat="1" w:unhideWhenUsed="0" w:uiPriority="0" w:semiHidden="0" w:name="toc 1"/>
-    <w:lsdException w:qFormat="1" w:unhideWhenUsed="0" w:uiPriority="0" w:semiHidden="0" w:name="toc 2"/>
-    <w:lsdException w:qFormat="1" w:unhideWhenUsed="0" w:uiPriority="0" w:semiHidden="0" w:name="toc 3"/>
-    <w:lsdException w:unhideWhenUsed="0" w:uiPriority="0" w:semiHidden="0" w:name="toc 4"/>
-    <w:lsdException w:unhideWhenUsed="0" w:uiPriority="0" w:semiHidden="0" w:name="toc 5"/>
-    <w:lsdException w:unhideWhenUsed="0" w:uiPriority="0" w:semiHidden="0" w:name="toc 6"/>
-    <w:lsdException w:unhideWhenUsed="0" w:uiPriority="0" w:semiHidden="0" w:name="toc 7"/>
-    <w:lsdException w:unhideWhenUsed="0" w:uiPriority="0" w:semiHidden="0" w:name="toc 8"/>
-    <w:lsdException w:unhideWhenUsed="0" w:uiPriority="0" w:semiHidden="0" w:name="toc 9"/>
-    <w:lsdException w:unhideWhenUsed="0" w:uiPriority="0" w:semiHidden="0" w:name="Normal Indent"/>
-    <w:lsdException w:unhideWhenUsed="0" w:uiPriority="0" w:semiHidden="0" w:name="footnote text"/>
-    <w:lsdException w:qFormat="1" w:unhideWhenUsed="0" w:uiPriority="0" w:semiHidden="0" w:name="annotation text"/>
-    <w:lsdException w:qFormat="1" w:unhideWhenUsed="0" w:uiPriority="0" w:semiHidden="0" w:name="header"/>
-    <w:lsdException w:qFormat="1" w:unhideWhenUsed="0" w:uiPriority="0" w:semiHidden="0" w:name="footer"/>
-    <w:lsdException w:unhideWhenUsed="0" w:uiPriority="0" w:semiHidden="0" w:name="index heading"/>
-    <w:lsdException w:qFormat="1" w:uiPriority="0" w:name="caption"/>
-    <w:lsdException w:unhideWhenUsed="0" w:uiPriority="0" w:semiHidden="0" w:name="table of figures"/>
-    <w:lsdException w:unhideWhenUsed="0" w:uiPriority="0" w:semiHidden="0" w:name="envelope address"/>
-    <w:lsdException w:unhideWhenUsed="0" w:uiPriority="0" w:semiHidden="0" w:name="envelope return"/>
-    <w:lsdException w:unhideWhenUsed="0" w:uiPriority="0" w:semiHidden="0" w:name="footnote reference"/>
-    <w:lsdException w:unhideWhenUsed="0" w:uiPriority="0" w:semiHidden="0" w:name="annotation reference"/>
-    <w:lsdException w:unhideWhenUsed="0" w:uiPriority="0" w:semiHidden="0" w:name="line number"/>
-    <w:lsdException w:unhideWhenUsed="0" w:uiPriority="0" w:semiHidden="0" w:name="page number"/>
-    <w:lsdException w:unhideWhenUsed="0" w:uiPriority="0" w:semiHidden="0" w:name="endnote reference"/>
-    <w:lsdException w:unhideWhenUsed="0" w:uiPriority="0" w:semiHidden="0" w:name="endnote text"/>
-    <w:lsdException w:unhideWhenUsed="0" w:uiPriority="0" w:semiHidden="0" w:name="table of authorities"/>
-    <w:lsdException w:unhideWhenUsed="0" w:uiPriority="0" w:semiHidden="0" w:name="macro"/>
-    <w:lsdException w:unhideWhenUsed="0" w:uiPriority="0" w:semiHidden="0" w:name="toa heading"/>
-    <w:lsdException w:unhideWhenUsed="0" w:uiPriority="0" w:semiHidden="0" w:name="List"/>
-    <w:lsdException w:unhideWhenUsed="0" w:uiPriority="0" w:semiHidden="0" w:name="List Bullet"/>
-    <w:lsdException w:unhideWhenUsed="0" w:uiPriority="0" w:semiHidden="0" w:name="List Number"/>
-    <w:lsdException w:unhideWhenUsed="0" w:uiPriority="0" w:semiHidden="0" w:name="List 2"/>
-    <w:lsdException w:unhideWhenUsed="0" w:uiPriority="0" w:semiHidden="0" w:name="List 3"/>
-    <w:lsdException w:unhideWhenUsed="0" w:uiPriority="0" w:semiHidden="0" w:name="List 4"/>
-    <w:lsdException w:unhideWhenUsed="0" w:uiPriority="0" w:semiHidden="0" w:name="List 5"/>
-    <w:lsdException w:unhideWhenUsed="0" w:uiPriority="0" w:semiHidden="0" w:name="List Bullet 2"/>
-    <w:lsdException w:unhideWhenUsed="0" w:uiPriority="0" w:semiHidden="0" w:name="List Bullet 3"/>
-    <w:lsdException w:unhideWhenUsed="0" w:uiPriority="0" w:semiHidden="0" w:name="List Bullet 4"/>
-    <w:lsdException w:unhideWhenUsed="0" w:uiPriority="0" w:semiHidden="0" w:name="List Bullet 5"/>
-    <w:lsdException w:unhideWhenUsed="0" w:uiPriority="0" w:semiHidden="0" w:name="List Number 2"/>
-    <w:lsdException w:unhideWhenUsed="0" w:uiPriority="0" w:semiHidden="0" w:name="List Number 3"/>
-    <w:lsdException w:unhideWhenUsed="0" w:uiPriority="0" w:semiHidden="0" w:name="List Number 4"/>
-    <w:lsdException w:unhideWhenUsed="0" w:uiPriority="0" w:semiHidden="0" w:name="List Number 5"/>
-    <w:lsdException w:qFormat="1" w:unhideWhenUsed="0" w:uiPriority="0" w:semiHidden="0" w:name="Title"/>
-    <w:lsdException w:unhideWhenUsed="0" w:uiPriority="0" w:semiHidden="0" w:name="Closing"/>
-    <w:lsdException w:unhideWhenUsed="0" w:uiPriority="0" w:semiHidden="0" w:name="Signature"/>
-    <w:lsdException w:qFormat="1" w:unhideWhenUsed="0" w:uiPriority="0" w:name="Default Paragraph Font"/>
-    <w:lsdException w:qFormat="1" w:unhideWhenUsed="0" w:uiPriority="0" w:name="Body Text"/>
-    <w:lsdException w:unhideWhenUsed="0" w:uiPriority="0" w:semiHidden="0" w:name="Body Text Indent"/>
-    <w:lsdException w:unhideWhenUsed="0" w:uiPriority="0" w:semiHidden="0" w:name="List Continue"/>
-    <w:lsdException w:unhideWhenUsed="0" w:uiPriority="0" w:semiHidden="0" w:name="List Continue 2"/>
-    <w:lsdException w:unhideWhenUsed="0" w:uiPriority="0" w:semiHidden="0" w:name="List Continue 3"/>
-    <w:lsdException w:unhideWhenUsed="0" w:uiPriority="0" w:semiHidden="0" w:name="List Continue 4"/>
-    <w:lsdException w:unhideWhenUsed="0" w:uiPriority="0" w:semiHidden="0" w:name="List Continue 5"/>
-    <w:lsdException w:unhideWhenUsed="0" w:uiPriority="0" w:semiHidden="0" w:name="Message Header"/>
-    <w:lsdException w:qFormat="1" w:unhideWhenUsed="0" w:uiPriority="0" w:semiHidden="0" w:name="Subtitle"/>
-    <w:lsdException w:unhideWhenUsed="0" w:uiPriority="0" w:semiHidden="0" w:name="Salutation"/>
-    <w:lsdException w:unhideWhenUsed="0" w:uiPriority="0" w:semiHidden="0" w:name="Date"/>
-    <w:lsdException w:unhideWhenUsed="0" w:uiPriority="0" w:semiHidden="0" w:name="Body Text First Indent"/>
-    <w:lsdException w:unhideWhenUsed="0" w:uiPriority="0" w:semiHidden="0" w:name="Body Text First Indent 2"/>
-    <w:lsdException w:uiPriority="99" w:name="Note Heading"/>
-    <w:lsdException w:unhideWhenUsed="0" w:uiPriority="0" w:semiHidden="0" w:name="Body Text 2"/>
-    <w:lsdException w:unhideWhenUsed="0" w:uiPriority="0" w:semiHidden="0" w:name="Body Text 3"/>
-    <w:lsdException w:unhideWhenUsed="0" w:uiPriority="0" w:semiHidden="0" w:name="Body Text Indent 2"/>
-    <w:lsdException w:unhideWhenUsed="0" w:uiPriority="0" w:semiHidden="0" w:name="Body Text Indent 3"/>
-    <w:lsdException w:unhideWhenUsed="0" w:uiPriority="0" w:semiHidden="0" w:name="Block Text"/>
-    <w:lsdException w:unhideWhenUsed="0" w:uiPriority="0" w:semiHidden="0" w:name="Hyperlink"/>
-    <w:lsdException w:unhideWhenUsed="0" w:uiPriority="0" w:semiHidden="0" w:name="FollowedHyperlink"/>
-    <w:lsdException w:qFormat="1" w:unhideWhenUsed="0" w:uiPriority="0" w:semiHidden="0" w:name="Strong"/>
-    <w:lsdException w:qFormat="1" w:unhideWhenUsed="0" w:uiPriority="0" w:semiHidden="0" w:name="Emphasis"/>
-    <w:lsdException w:unhideWhenUsed="0" w:uiPriority="0" w:semiHidden="0" w:name="Document Map"/>
-    <w:lsdException w:unhideWhenUsed="0" w:uiPriority="0" w:semiHidden="0" w:name="Plain Text"/>
-    <w:lsdException w:unhideWhenUsed="0" w:uiPriority="0" w:semiHidden="0" w:name="E-mail Signature"/>
-    <w:lsdException w:qFormat="1" w:unhideWhenUsed="0" w:uiPriority="0" w:semiHidden="0" w:name="Normal (Web)"/>
-    <w:lsdException w:unhideWhenUsed="0" w:uiPriority="0" w:semiHidden="0" w:name="HTML Acronym"/>
-    <w:lsdException w:unhideWhenUsed="0" w:uiPriority="0" w:semiHidden="0" w:name="HTML Address"/>
-    <w:lsdException w:unhideWhenUsed="0" w:uiPriority="0" w:semiHidden="0" w:name="HTML Cite"/>
-    <w:lsdException w:unhideWhenUsed="0" w:uiPriority="0" w:semiHidden="0" w:name="HTML Code"/>
-    <w:lsdException w:unhideWhenUsed="0" w:uiPriority="0" w:semiHidden="0" w:name="HTML Definition"/>
-    <w:lsdException w:unhideWhenUsed="0" w:uiPriority="0" w:semiHidden="0" w:name="HTML Keyboard"/>
-    <w:lsdException w:unhideWhenUsed="0" w:uiPriority="0" w:semiHidden="0" w:name="HTML Preformatted"/>
-    <w:lsdException w:unhideWhenUsed="0" w:uiPriority="0" w:semiHidden="0" w:name="HTML Sample"/>
-    <w:lsdException w:unhideWhenUsed="0" w:uiPriority="0" w:semiHidden="0" w:name="HTML Typewriter"/>
-    <w:lsdException w:unhideWhenUsed="0" w:uiPriority="0" w:semiHidden="0" w:name="HTML Variable"/>
-    <w:lsdException w:qFormat="1" w:unhideWhenUsed="0" w:uiPriority="0" w:name="Normal Table"/>
-    <w:lsdException w:unhideWhenUsed="0" w:uiPriority="0" w:semiHidden="0" w:name="annotation subject"/>
-    <w:lsdException w:unhideWhenUsed="0" w:uiPriority="0" w:semiHidden="0" w:name="Table Simple 1"/>
-    <w:lsdException w:unhideWhenUsed="0" w:uiPriority="0" w:semiHidden="0" w:name="Table Simple 2"/>
-    <w:lsdException w:unhideWhenUsed="0" w:uiPriority="0" w:semiHidden="0" w:name="Table Simple 3"/>
-    <w:lsdException w:unhideWhenUsed="0" w:uiPriority="0" w:semiHidden="0" w:name="Table Classic 1"/>
-    <w:lsdException w:unhideWhenUsed="0" w:uiPriority="0" w:semiHidden="0" w:name="Table Classic 2"/>
-    <w:lsdException w:unhideWhenUsed="0" w:uiPriority="0" w:semiHidden="0" w:name="Table Classic 3"/>
-    <w:lsdException w:unhideWhenUsed="0" w:uiPriority="0" w:semiHidden="0" w:name="Table Classic 4"/>
-    <w:lsdException w:unhideWhenUsed="0" w:uiPriority="0" w:semiHidden="0" w:name="Table Colorful 1"/>
-    <w:lsdException w:unhideWhenUsed="0" w:uiPriority="0" w:semiHidden="0" w:name="Table Colorful 2"/>
-    <w:lsdException w:unhideWhenUsed="0" w:uiPriority="0" w:semiHidden="0" w:name="Table Colorful 3"/>
-    <w:lsdException w:unhideWhenUsed="0" w:uiPriority="0" w:semiHidden="0" w:name="Table Columns 1"/>
-    <w:lsdException w:unhideWhenUsed="0" w:uiPriority="0" w:semiHidden="0" w:name="Table Columns 2"/>
-    <w:lsdException w:unhideWhenUsed="0" w:uiPriority="0" w:semiHidden="0" w:name="Table Columns 3"/>
-    <w:lsdException w:unhideWhenUsed="0" w:uiPriority="0" w:semiHidden="0" w:name="Table Columns 4"/>
-    <w:lsdException w:unhideWhenUsed="0" w:uiPriority="0" w:semiHidden="0" w:name="Table Columns 5"/>
-    <w:lsdException w:unhideWhenUsed="0" w:uiPriority="0" w:semiHidden="0" w:name="Table Grid 1"/>
-    <w:lsdException w:unhideWhenUsed="0" w:uiPriority="0" w:semiHidden="0" w:name="Table Grid 2"/>
-    <w:lsdException w:unhideWhenUsed="0" w:uiPriority="0" w:semiHidden="0" w:name="Table Grid 3"/>
-    <w:lsdException w:unhideWhenUsed="0" w:uiPriority="0" w:semiHidden="0" w:name="Table Grid 4"/>
-    <w:lsdException w:unhideWhenUsed="0" w:uiPriority="0" w:semiHidden="0" w:name="Table Grid 5"/>
-    <w:lsdException w:unhideWhenUsed="0" w:uiPriority="0" w:semiHidden="0" w:name="Table Grid 6"/>
-    <w:lsdException w:unhideWhenUsed="0" w:uiPriority="0" w:semiHidden="0" w:name="Table Grid 7"/>
-    <w:lsdException w:unhideWhenUsed="0" w:uiPriority="0" w:semiHidden="0" w:name="Table Grid 8"/>
-    <w:lsdException w:unhideWhenUsed="0" w:uiPriority="0" w:semiHidden="0" w:name="Table List 1"/>
-    <w:lsdException w:unhideWhenUsed="0" w:uiPriority="0" w:semiHidden="0" w:name="Table List 2"/>
-    <w:lsdException w:unhideWhenUsed="0" w:uiPriority="0" w:semiHidden="0" w:name="Table List 3"/>
-    <w:lsdException w:unhideWhenUsed="0" w:uiPriority="0" w:semiHidden="0" w:name="Table List 4"/>
-    <w:lsdException w:unhideWhenUsed="0" w:uiPriority="0" w:semiHidden="0" w:name="Table List 5"/>
-    <w:lsdException w:unhideWhenUsed="0" w:uiPriority="0" w:semiHidden="0" w:name="Table List 6"/>
-    <w:lsdException w:unhideWhenUsed="0" w:uiPriority="0" w:semiHidden="0" w:name="Table List 7"/>
-    <w:lsdException w:unhideWhenUsed="0" w:uiPriority="0" w:semiHidden="0" w:name="Table List 8"/>
-    <w:lsdException w:unhideWhenUsed="0" w:uiPriority="0" w:semiHidden="0" w:name="Table 3D effects 1"/>
-    <w:lsdException w:unhideWhenUsed="0" w:uiPriority="0" w:semiHidden="0" w:name="Table 3D effects 2"/>
-    <w:lsdException w:unhideWhenUsed="0" w:uiPriority="0" w:semiHidden="0" w:name="Table 3D effects 3"/>
-    <w:lsdException w:unhideWhenUsed="0" w:uiPriority="0" w:semiHidden="0" w:name="Table Contemporary"/>
-    <w:lsdException w:unhideWhenUsed="0" w:uiPriority="0" w:semiHidden="0" w:name="Table Elegant"/>
-    <w:lsdException w:unhideWhenUsed="0" w:uiPriority="0" w:semiHidden="0" w:name="Table Professional"/>
-    <w:lsdException w:unhideWhenUsed="0" w:uiPriority="0" w:semiHidden="0" w:name="Table Subtle 1"/>
-    <w:lsdException w:unhideWhenUsed="0" w:uiPriority="0" w:semiHidden="0" w:name="Table Subtle 2"/>
-    <w:lsdException w:unhideWhenUsed="0" w:uiPriority="0" w:semiHidden="0" w:name="Table Web 1"/>
-    <w:lsdException w:unhideWhenUsed="0" w:uiPriority="0" w:semiHidden="0" w:name="Table Web 2"/>
-    <w:lsdException w:unhideWhenUsed="0" w:uiPriority="0" w:semiHidden="0" w:name="Table Web 3"/>
-    <w:lsdException w:unhideWhenUsed="0" w:uiPriority="0" w:semiHidden="0" w:name="Balloon Text"/>
-    <w:lsdException w:qFormat="1" w:unhideWhenUsed="0" w:uiPriority="0" w:semiHidden="0" w:name="Table Grid"/>
-    <w:lsdException w:unhideWhenUsed="0" w:uiPriority="0" w:semiHidden="0" w:name="Table Theme"/>
-    <w:lsdException w:unhideWhenUsed="0" w:uiPriority="60" w:semiHidden="0" w:name="Light Shading"/>
-    <w:lsdException w:unhideWhenUsed="0" w:uiPriority="61" w:semiHidden="0" w:name="Light List"/>
-    <w:lsdException w:unhideWhenUsed="0" w:uiPriority="62" w:semiHidden="0" w:name="Light Grid"/>
-    <w:lsdException w:unhideWhenUsed="0" w:uiPriority="63" w:semiHidden="0" w:name="Medium Shading 1"/>
-    <w:lsdException w:unhideWhenUsed="0" w:uiPriority="64" w:semiHidden="0" w:name="Medium Shading 2"/>
-    <w:lsdException w:unhideWhenUsed="0" w:uiPriority="65" w:semiHidden="0" w:name="Medium List 1"/>
-    <w:lsdException w:unhideWhenUsed="0" w:uiPriority="66" w:semiHidden="0" w:name="Medium List 2"/>
-    <w:lsdException w:unhideWhenUsed="0" w:uiPriority="67" w:semiHidden="0" w:name="Medium Grid 1"/>
-    <w:lsdException w:unhideWhenUsed="0" w:uiPriority="68" w:semiHidden="0" w:name="Medium Grid 2"/>
-    <w:lsdException w:unhideWhenUsed="0" w:uiPriority="69" w:semiHidden="0" w:name="Medium Grid 3"/>
-    <w:lsdException w:unhideWhenUsed="0" w:uiPriority="70" w:semiHidden="0" w:name="Dark List"/>
-    <w:lsdException w:unhideWhenUsed="0" w:uiPriority="71" w:semiHidden="0" w:name="Colorful Shading"/>
-    <w:lsdException w:unhideWhenUsed="0" w:uiPriority="72" w:semiHidden="0" w:name="Colorful List"/>
-    <w:lsdException w:unhideWhenUsed="0" w:uiPriority="73" w:semiHidden="0" w:name="Colorful Grid"/>
-    <w:lsdException w:unhideWhenUsed="0" w:uiPriority="60" w:semiHidden="0" w:name="Light Shading Accent 1"/>
-    <w:lsdException w:unhideWhenUsed="0" w:uiPriority="61" w:semiHidden="0" w:name="Light List Accent 1"/>
-    <w:lsdException w:unhideWhenUsed="0" w:uiPriority="62" w:semiHidden="0" w:name="Light Grid Accent 1"/>
-    <w:lsdException w:unhideWhenUsed="0" w:uiPriority="63" w:semiHidden="0" w:name="Medium Shading 1 Accent 1"/>
-    <w:lsdException w:unhideWhenUsed="0" w:uiPriority="64" w:semiHidden="0" w:name="Medium Shading 2 Accent 1"/>
-    <w:lsdException w:unhideWhenUsed="0" w:uiPriority="65" w:semiHidden="0" w:name="Medium List 1 Accent 1"/>
-    <w:lsdException w:unhideWhenUsed="0" w:uiPriority="66" w:semiHidden="0" w:name="Medium List 2 Accent 1"/>
-    <w:lsdException w:unhideWhenUsed="0" w:uiPriority="67" w:semiHidden="0" w:name="Medium Grid 1 Accent 1"/>
-    <w:lsdException w:unhideWhenUsed="0" w:uiPriority="68" w:semiHidden="0" w:name="Medium Grid 2 Accent 1"/>
-    <w:lsdException w:unhideWhenUsed="0" w:uiPriority="69" w:semiHidden="0" w:name="Medium Grid 3 Accent 1"/>
-    <w:lsdException w:unhideWhenUsed="0" w:uiPriority="70" w:semiHidden="0" w:name="Dark List Accent 1"/>
-    <w:lsdException w:unhideWhenUsed="0" w:uiPriority="71" w:semiHidden="0" w:name="Colorful Shading Accent 1"/>
-    <w:lsdException w:unhideWhenUsed="0" w:uiPriority="72" w:semiHidden="0" w:name="Colorful List Accent 1"/>
-    <w:lsdException w:unhideWhenUsed="0" w:uiPriority="73" w:semiHidden="0" w:name="Colorful Grid Accent 1"/>
-    <w:lsdException w:unhideWhenUsed="0" w:uiPriority="60" w:semiHidden="0" w:name="Light Shading Accent 2"/>
-    <w:lsdException w:unhideWhenUsed="0" w:uiPriority="61" w:semiHidden="0" w:name="Light List Accent 2"/>
-    <w:lsdException w:unhideWhenUsed="0" w:uiPriority="62" w:semiHidden="0" w:name="Light Grid Accent 2"/>
-    <w:lsdException w:unhideWhenUsed="0" w:uiPriority="63" w:semiHidden="0" w:name="Medium Shading 1 Accent 2"/>
-    <w:lsdException w:unhideWhenUsed="0" w:uiPriority="64" w:semiHidden="0" w:name="Medium Shading 2 Accent 2"/>
-    <w:lsdException w:unhideWhenUsed="0" w:uiPriority="65" w:semiHidden="0" w:name="Medium List 1 Accent 2"/>
-    <w:lsdException w:unhideWhenUsed="0" w:uiPriority="66" w:semiHidden="0" w:name="Medium List 2 Accent 2"/>
-    <w:lsdException w:unhideWhenUsed="0" w:uiPriority="67" w:semiHidden="0" w:name="Medium Grid 1 Accent 2"/>
-    <w:lsdException w:unhideWhenUsed="0" w:uiPriority="68" w:semiHidden="0" w:name="Medium Grid 2 Accent 2"/>
-    <w:lsdException w:unhideWhenUsed="0" w:uiPriority="69" w:semiHidden="0" w:name="Medium Grid 3 Accent 2"/>
-    <w:lsdException w:unhideWhenUsed="0" w:uiPriority="70" w:semiHidden="0" w:name="Dark List Accent 2"/>
-    <w:lsdException w:unhideWhenUsed="0" w:uiPriority="71" w:semiHidden="0" w:name="Colorful Shading Accent 2"/>
-    <w:lsdException w:unhideWhenUsed="0" w:uiPriority="72" w:semiHidden="0" w:name="Colorful List Accent 2"/>
-    <w:lsdException w:unhideWhenUsed="0" w:uiPriority="73" w:semiHidden="0" w:name="Colorful Grid Accent 2"/>
-    <w:lsdException w:unhideWhenUsed="0" w:uiPriority="60" w:semiHidden="0" w:name="Light Shading Accent 3"/>
-    <w:lsdException w:unhideWhenUsed="0" w:uiPriority="61" w:semiHidden="0" w:name="Light List Accent 3"/>
-    <w:lsdException w:unhideWhenUsed="0" w:uiPriority="62" w:semiHidden="0" w:name="Light Grid Accent 3"/>
-    <w:lsdException w:unhideWhenUsed="0" w:uiPriority="63" w:semiHidden="0" w:name="Medium Shading 1 Accent 3"/>
-    <w:lsdException w:unhideWhenUsed="0" w:uiPriority="64" w:semiHidden="0" w:name="Medium Shading 2 Accent 3"/>
-    <w:lsdException w:unhideWhenUsed="0" w:uiPriority="65" w:semiHidden="0" w:name="Medium List 1 Accent 3"/>
-    <w:lsdException w:unhideWhenUsed="0" w:uiPriority="66" w:semiHidden="0" w:name="Medium List 2 Accent 3"/>
-    <w:lsdException w:unhideWhenUsed="0" w:uiPriority="67" w:semiHidden="0" w:name="Medium Grid 1 Accent 3"/>
-    <w:lsdException w:unhideWhenUsed="0" w:uiPriority="68" w:semiHidden="0" w:name="Medium Grid 2 Accent 3"/>
-    <w:lsdException w:unhideWhenUsed="0" w:uiPriority="69" w:semiHidden="0" w:name="Medium Grid 3 Accent 3"/>
-    <w:lsdException w:unhideWhenUsed="0" w:uiPriority="70" w:semiHidden="0" w:name="Dark List Accent 3"/>
-    <w:lsdException w:unhideWhenUsed="0" w:uiPriority="71" w:semiHidden="0" w:name="Colorful Shading Accent 3"/>
-    <w:lsdException w:unhideWhenUsed="0" w:uiPriority="72" w:semiHidden="0" w:name="Colorful List Accent 3"/>
-    <w:lsdException w:unhideWhenUsed="0" w:uiPriority="73" w:semiHidden="0" w:name="Colorful Grid Accent 3"/>
-    <w:lsdException w:unhideWhenUsed="0" w:uiPriority="60" w:semiHidden="0" w:name="Light Shading Accent 4"/>
-    <w:lsdException w:unhideWhenUsed="0" w:uiPriority="61" w:semiHidden="0" w:name="Light List Accent 4"/>
-    <w:lsdException w:unhideWhenUsed="0" w:uiPriority="62" w:semiHidden="0" w:name="Light Grid Accent 4"/>
-    <w:lsdException w:unhideWhenUsed="0" w:uiPriority="63" w:semiHidden="0" w:name="Medium Shading 1 Accent 4"/>
-    <w:lsdException w:unhideWhenUsed="0" w:uiPriority="64" w:semiHidden="0" w:name="Medium Shading 2 Accent 4"/>
-    <w:lsdException w:unhideWhenUsed="0" w:uiPriority="65" w:semiHidden="0" w:name="Medium List 1 Accent 4"/>
-    <w:lsdException w:unhideWhenUsed="0" w:uiPriority="66" w:semiHidden="0" w:name="Medium List 2 Accent 4"/>
-    <w:lsdException w:unhideWhenUsed="0" w:uiPriority="67" w:semiHidden="0" w:name="Medium Grid 1 Accent 4"/>
-    <w:lsdException w:unhideWhenUsed="0" w:uiPriority="68" w:semiHidden="0" w:name="Medium Grid 2 Accent 4"/>
-    <w:lsdException w:unhideWhenUsed="0" w:uiPriority="69" w:semiHidden="0" w:name="Medium Grid 3 Accent 4"/>
-    <w:lsdException w:unhideWhenUsed="0" w:uiPriority="70" w:semiHidden="0" w:name="Dark List Accent 4"/>
-    <w:lsdException w:unhideWhenUsed="0" w:uiPriority="71" w:semiHidden="0" w:name="Colorful Shading Accent 4"/>
-    <w:lsdException w:unhideWhenUsed="0" w:uiPriority="72" w:semiHidden="0" w:name="Colorful List Accent 4"/>
-    <w:lsdException w:unhideWhenUsed="0" w:uiPriority="73" w:semiHidden="0" w:name="Colorful Grid Accent 4"/>
-    <w:lsdException w:unhideWhenUsed="0" w:uiPriority="60" w:semiHidden="0" w:name="Light Shading Accent 5"/>
-    <w:lsdException w:unhideWhenUsed="0" w:uiPriority="61" w:semiHidden="0" w:name="Light List Accent 5"/>
-    <w:lsdException w:unhideWhenUsed="0" w:uiPriority="62" w:semiHidden="0" w:name="Light Grid Accent 5"/>
-    <w:lsdException w:unhideWhenUsed="0" w:uiPriority="63" w:semiHidden="0" w:name="Medium Shading 1 Accent 5"/>
-    <w:lsdException w:unhideWhenUsed="0" w:uiPriority="64" w:semiHidden="0" w:name="Medium Shading 2 Accent 5"/>
-    <w:lsdException w:unhideWhenUsed="0" w:uiPriority="65" w:semiHidden="0" w:name="Medium List 1 Accent 5"/>
-    <w:lsdException w:unhideWhenUsed="0" w:uiPriority="66" w:semiHidden="0" w:name="Medium List 2 Accent 5"/>
-    <w:lsdException w:unhideWhenUsed="0" w:uiPriority="67" w:semiHidden="0" w:name="Medium Grid 1 Accent 5"/>
-    <w:lsdException w:unhideWhenUsed="0" w:uiPriority="68" w:semiHidden="0" w:name="Medium Grid 2 Accent 5"/>
-    <w:lsdException w:unhideWhenUsed="0" w:uiPriority="69" w:semiHidden="0" w:name="Medium Grid 3 Accent 5"/>
-    <w:lsdException w:unhideWhenUsed="0" w:uiPriority="70" w:semiHidden="0" w:name="Dark List Accent 5"/>
-    <w:lsdException w:unhideWhenUsed="0" w:uiPriority="71" w:semiHidden="0" w:name="Colorful Shading Accent 5"/>
-    <w:lsdException w:unhideWhenUsed="0" w:uiPriority="72" w:semiHidden="0" w:name="Colorful List Accent 5"/>
-    <w:lsdException w:unhideWhenUsed="0" w:uiPriority="73" w:semiHidden="0" w:name="Colorful Grid Accent 5"/>
-    <w:lsdException w:unhideWhenUsed="0" w:uiPriority="60" w:semiHidden="0" w:name="Light Shading Accent 6"/>
-    <w:lsdException w:unhideWhenUsed="0" w:uiPriority="61" w:semiHidden="0" w:name="Light List Accent 6"/>
-    <w:lsdException w:unhideWhenUsed="0" w:uiPriority="62" w:semiHidden="0" w:name="Light Grid Accent 6"/>
-    <w:lsdException w:unhideWhenUsed="0" w:uiPriority="63" w:semiHidden="0" w:name="Medium Shading 1 Accent 6"/>
-    <w:lsdException w:unhideWhenUsed="0" w:uiPriority="64" w:semiHidden="0" w:name="Medium Shading 2 Accent 6"/>
-    <w:lsdException w:unhideWhenUsed="0" w:uiPriority="65" w:semiHidden="0" w:name="Medium List 1 Accent 6"/>
-    <w:lsdException w:unhideWhenUsed="0" w:uiPriority="66" w:semiHidden="0" w:name="Medium List 2 Accent 6"/>
-    <w:lsdException w:unhideWhenUsed="0" w:uiPriority="67" w:semiHidden="0" w:name="Medium Grid 1 Accent 6"/>
-    <w:lsdException w:unhideWhenUsed="0" w:uiPriority="68" w:semiHidden="0" w:name="Medium Grid 2 Accent 6"/>
-    <w:lsdException w:unhideWhenUsed="0" w:uiPriority="69" w:semiHidden="0" w:name="Medium Grid 3 Accent 6"/>
-    <w:lsdException w:unhideWhenUsed="0" w:uiPriority="70" w:semiHidden="0" w:name="Dark List Accent 6"/>
-    <w:lsdException w:unhideWhenUsed="0" w:uiPriority="71" w:semiHidden="0" w:name="Colorful Shading Accent 6"/>
-    <w:lsdException w:unhideWhenUsed="0" w:uiPriority="72" w:semiHidden="0" w:name="Colorful List Accent 6"/>
-    <w:lsdException w:unhideWhenUsed="0" w:uiPriority="73" w:semiHidden="0" w:name="Colorful Grid Accent 6"/>
+  <w:latentStyles w:defLockedState="0" w:defUIPriority="99" w:defSemiHidden="1" w:defUnhideWhenUsed="1" w:defQFormat="0" w:count="260">
+    <w:lsdException w:name="Normal" w:semiHidden="0" w:uiPriority="0" w:unhideWhenUsed="0" w:qFormat="1"/>
+    <w:lsdException w:name="heading 1" w:semiHidden="0" w:uiPriority="0" w:unhideWhenUsed="0" w:qFormat="1"/>
+    <w:lsdException w:name="heading 2" w:semiHidden="0" w:uiPriority="0" w:qFormat="1"/>
+    <w:lsdException w:name="heading 3" w:uiPriority="0" w:qFormat="1"/>
+    <w:lsdException w:name="heading 4" w:semiHidden="0" w:uiPriority="0" w:qFormat="1"/>
+    <w:lsdException w:name="heading 5" w:uiPriority="0" w:qFormat="1"/>
+    <w:lsdException w:name="heading 6" w:uiPriority="0" w:qFormat="1"/>
+    <w:lsdException w:name="heading 7" w:uiPriority="0" w:qFormat="1"/>
+    <w:lsdException w:name="heading 8" w:uiPriority="0" w:qFormat="1"/>
+    <w:lsdException w:name="heading 9" w:uiPriority="0" w:qFormat="1"/>
+    <w:lsdException w:name="index 1" w:semiHidden="0" w:uiPriority="0" w:unhideWhenUsed="0"/>
+    <w:lsdException w:name="index 2" w:semiHidden="0" w:uiPriority="0" w:unhideWhenUsed="0"/>
+    <w:lsdException w:name="index 3" w:semiHidden="0" w:uiPriority="0" w:unhideWhenUsed="0"/>
+    <w:lsdException w:name="index 4" w:semiHidden="0" w:uiPriority="0" w:unhideWhenUsed="0"/>
+    <w:lsdException w:name="index 5" w:semiHidden="0" w:uiPriority="0" w:unhideWhenUsed="0"/>
+    <w:lsdException w:name="index 6" w:semiHidden="0" w:uiPriority="0" w:unhideWhenUsed="0"/>
+    <w:lsdException w:name="index 7" w:semiHidden="0" w:uiPriority="0" w:unhideWhenUsed="0"/>
+    <w:lsdException w:name="index 8" w:semiHidden="0" w:uiPriority="0" w:unhideWhenUsed="0"/>
+    <w:lsdException w:name="index 9" w:semiHidden="0" w:uiPriority="0" w:unhideWhenUsed="0"/>
+    <w:lsdException w:name="toc 1" w:semiHidden="0" w:uiPriority="0" w:unhideWhenUsed="0" w:qFormat="1"/>
+    <w:lsdException w:name="toc 2" w:semiHidden="0" w:uiPriority="0" w:unhideWhenUsed="0" w:qFormat="1"/>
+    <w:lsdException w:name="toc 3" w:semiHidden="0" w:uiPriority="0" w:unhideWhenUsed="0" w:qFormat="1"/>
+    <w:lsdException w:name="toc 4" w:semiHidden="0" w:uiPriority="0" w:unhideWhenUsed="0"/>
+    <w:lsdException w:name="toc 5" w:semiHidden="0" w:uiPriority="0" w:unhideWhenUsed="0"/>
+    <w:lsdException w:name="toc 6" w:semiHidden="0" w:uiPriority="0" w:unhideWhenUsed="0"/>
+    <w:lsdException w:name="toc 7" w:semiHidden="0" w:uiPriority="0" w:unhideWhenUsed="0"/>
+    <w:lsdException w:name="toc 8" w:semiHidden="0" w:uiPriority="0" w:unhideWhenUsed="0"/>
+    <w:lsdException w:name="toc 9" w:semiHidden="0" w:uiPriority="0" w:unhideWhenUsed="0"/>
+    <w:lsdException w:name="Normal Indent" w:semiHidden="0" w:uiPriority="0" w:unhideWhenUsed="0"/>
+    <w:lsdException w:name="footnote text" w:semiHidden="0" w:uiPriority="0" w:unhideWhenUsed="0"/>
+    <w:lsdException w:name="annotation text" w:semiHidden="0" w:uiPriority="0" w:unhideWhenUsed="0" w:qFormat="1"/>
+    <w:lsdException w:name="header" w:semiHidden="0" w:uiPriority="0" w:unhideWhenUsed="0" w:qFormat="1"/>
+    <w:lsdException w:name="footer" w:semiHidden="0" w:uiPriority="0" w:unhideWhenUsed="0" w:qFormat="1"/>
+    <w:lsdException w:name="index heading" w:semiHidden="0" w:uiPriority="0" w:unhideWhenUsed="0"/>
+    <w:lsdException w:name="caption" w:uiPriority="0" w:qFormat="1"/>
+    <w:lsdException w:name="table of figures" w:semiHidden="0" w:uiPriority="0" w:unhideWhenUsed="0"/>
+    <w:lsdException w:name="envelope address" w:semiHidden="0" w:uiPriority="0" w:unhideWhenUsed="0"/>
+    <w:lsdException w:name="envelope return" w:semiHidden="0" w:uiPriority="0" w:unhideWhenUsed="0"/>
+    <w:lsdException w:name="footnote reference" w:semiHidden="0" w:uiPriority="0" w:unhideWhenUsed="0"/>
+    <w:lsdException w:name="annotation reference" w:semiHidden="0" w:uiPriority="0" w:unhideWhenUsed="0"/>
+    <w:lsdException w:name="line number" w:semiHidden="0" w:uiPriority="0" w:unhideWhenUsed="0"/>
+    <w:lsdException w:name="page number" w:semiHidden="0" w:uiPriority="0" w:unhideWhenUsed="0"/>
+    <w:lsdException w:name="endnote reference" w:semiHidden="0" w:uiPriority="0" w:unhideWhenUsed="0"/>
+    <w:lsdException w:name="endnote text" w:semiHidden="0" w:uiPriority="0" w:unhideWhenUsed="0"/>
+    <w:lsdException w:name="table of authorities" w:semiHidden="0" w:uiPriority="0" w:unhideWhenUsed="0"/>
+    <w:lsdException w:name="macro" w:semiHidden="0" w:uiPriority="0" w:unhideWhenUsed="0"/>
+    <w:lsdException w:name="toa heading" w:semiHidden="0" w:uiPriority="0" w:unhideWhenUsed="0"/>
+    <w:lsdException w:name="List" w:semiHidden="0" w:uiPriority="0" w:unhideWhenUsed="0"/>
+    <w:lsdException w:name="List Bullet" w:semiHidden="0" w:uiPriority="0" w:unhideWhenUsed="0"/>
+    <w:lsdException w:name="List Number" w:semiHidden="0" w:uiPriority="0" w:unhideWhenUsed="0"/>
+    <w:lsdException w:name="List 2" w:semiHidden="0" w:uiPriority="0" w:unhideWhenUsed="0"/>
+    <w:lsdException w:name="List 3" w:semiHidden="0" w:uiPriority="0" w:unhideWhenUsed="0"/>
+    <w:lsdException w:name="List 4" w:semiHidden="0" w:uiPriority="0" w:unhideWhenUsed="0"/>
+    <w:lsdException w:name="List 5" w:semiHidden="0" w:uiPriority="0" w:unhideWhenUsed="0"/>
+    <w:lsdException w:name="List Bullet 2" w:semiHidden="0" w:uiPriority="0" w:unhideWhenUsed="0"/>
+    <w:lsdException w:name="List Bullet 3" w:semiHidden="0" w:uiPriority="0" w:unhideWhenUsed="0"/>
+    <w:lsdException w:name="List Bullet 4" w:semiHidden="0" w:uiPriority="0" w:unhideWhenUsed="0"/>
+    <w:lsdException w:name="List Bullet 5" w:semiHidden="0" w:uiPriority="0" w:unhideWhenUsed="0"/>
+    <w:lsdException w:name="List Number 2" w:semiHidden="0" w:uiPriority="0" w:unhideWhenUsed="0"/>
+    <w:lsdException w:name="List Number 3" w:semiHidden="0" w:uiPriority="0" w:unhideWhenUsed="0"/>
+    <w:lsdException w:name="List Number 4" w:semiHidden="0" w:uiPriority="0" w:unhideWhenUsed="0"/>
+    <w:lsdException w:name="List Number 5" w:semiHidden="0" w:uiPriority="0" w:unhideWhenUsed="0"/>
+    <w:lsdException w:name="Title" w:semiHidden="0" w:uiPriority="0" w:unhideWhenUsed="0" w:qFormat="1"/>
+    <w:lsdException w:name="Closing" w:semiHidden="0" w:uiPriority="0" w:unhideWhenUsed="0"/>
+    <w:lsdException w:name="Signature" w:semiHidden="0" w:uiPriority="0" w:unhideWhenUsed="0"/>
+    <w:lsdException w:name="Default Paragraph Font" w:uiPriority="0" w:unhideWhenUsed="0" w:qFormat="1"/>
+    <w:lsdException w:name="Body Text" w:uiPriority="0" w:unhideWhenUsed="0" w:qFormat="1"/>
+    <w:lsdException w:name="Body Text Indent" w:semiHidden="0" w:uiPriority="0" w:unhideWhenUsed="0"/>
+    <w:lsdException w:name="List Continue" w:semiHidden="0" w:uiPriority="0" w:unhideWhenUsed="0"/>
+    <w:lsdException w:name="List Continue 2" w:semiHidden="0" w:uiPriority="0" w:unhideWhenUsed="0"/>
+    <w:lsdException w:name="List Continue 3" w:semiHidden="0" w:uiPriority="0" w:unhideWhenUsed="0"/>
+    <w:lsdException w:name="List Continue 4" w:semiHidden="0" w:uiPriority="0" w:unhideWhenUsed="0"/>
+    <w:lsdException w:name="List Continue 5" w:semiHidden="0" w:uiPriority="0" w:unhideWhenUsed="0"/>
+    <w:lsdException w:name="Message Header" w:semiHidden="0" w:uiPriority="0" w:unhideWhenUsed="0"/>
+    <w:lsdException w:name="Subtitle" w:semiHidden="0" w:uiPriority="0" w:unhideWhenUsed="0" w:qFormat="1"/>
+    <w:lsdException w:name="Salutation" w:semiHidden="0" w:uiPriority="0" w:unhideWhenUsed="0"/>
+    <w:lsdException w:name="Date" w:semiHidden="0" w:uiPriority="0" w:unhideWhenUsed="0"/>
+    <w:lsdException w:name="Body Text First Indent" w:semiHidden="0" w:uiPriority="0" w:unhideWhenUsed="0"/>
+    <w:lsdException w:name="Body Text First Indent 2" w:semiHidden="0" w:uiPriority="0" w:unhideWhenUsed="0"/>
+    <w:lsdException w:name="Body Text 2" w:semiHidden="0" w:uiPriority="0" w:unhideWhenUsed="0"/>
+    <w:lsdException w:name="Body Text 3" w:semiHidden="0" w:uiPriority="0" w:unhideWhenUsed="0"/>
+    <w:lsdException w:name="Body Text Indent 2" w:semiHidden="0" w:uiPriority="0" w:unhideWhenUsed="0"/>
+    <w:lsdException w:name="Body Text Indent 3" w:semiHidden="0" w:uiPriority="0" w:unhideWhenUsed="0"/>
+    <w:lsdException w:name="Block Text" w:semiHidden="0" w:uiPriority="0" w:unhideWhenUsed="0"/>
+    <w:lsdException w:name="Hyperlink" w:semiHidden="0" w:uiPriority="0" w:unhideWhenUsed="0"/>
+    <w:lsdException w:name="FollowedHyperlink" w:semiHidden="0" w:uiPriority="0" w:unhideWhenUsed="0"/>
+    <w:lsdException w:name="Strong" w:semiHidden="0" w:uiPriority="0" w:unhideWhenUsed="0" w:qFormat="1"/>
+    <w:lsdException w:name="Emphasis" w:semiHidden="0" w:uiPriority="0" w:unhideWhenUsed="0" w:qFormat="1"/>
+    <w:lsdException w:name="Document Map" w:semiHidden="0" w:uiPriority="0" w:unhideWhenUsed="0"/>
+    <w:lsdException w:name="Plain Text" w:semiHidden="0" w:uiPriority="0" w:unhideWhenUsed="0"/>
+    <w:lsdException w:name="E-mail Signature" w:semiHidden="0" w:uiPriority="0" w:unhideWhenUsed="0"/>
+    <w:lsdException w:name="Normal (Web)" w:semiHidden="0" w:uiPriority="0" w:unhideWhenUsed="0" w:qFormat="1"/>
+    <w:lsdException w:name="HTML Acronym" w:semiHidden="0" w:uiPriority="0" w:unhideWhenUsed="0"/>
+    <w:lsdException w:name="HTML Address" w:semiHidden="0" w:uiPriority="0" w:unhideWhenUsed="0"/>
+    <w:lsdException w:name="HTML Cite" w:semiHidden="0" w:uiPriority="0" w:unhideWhenUsed="0"/>
+    <w:lsdException w:name="HTML Code" w:semiHidden="0" w:uiPriority="0" w:unhideWhenUsed="0"/>
+    <w:lsdException w:name="HTML Definition" w:semiHidden="0" w:uiPriority="0" w:unhideWhenUsed="0"/>
+    <w:lsdException w:name="HTML Keyboard" w:semiHidden="0" w:uiPriority="0" w:unhideWhenUsed="0"/>
+    <w:lsdException w:name="HTML Preformatted" w:semiHidden="0" w:uiPriority="0" w:unhideWhenUsed="0"/>
+    <w:lsdException w:name="HTML Sample" w:semiHidden="0" w:uiPriority="0" w:unhideWhenUsed="0"/>
+    <w:lsdException w:name="HTML Typewriter" w:semiHidden="0" w:uiPriority="0" w:unhideWhenUsed="0"/>
+    <w:lsdException w:name="HTML Variable" w:semiHidden="0" w:uiPriority="0" w:unhideWhenUsed="0"/>
+    <w:lsdException w:name="Normal Table" w:uiPriority="0" w:unhideWhenUsed="0" w:qFormat="1"/>
+    <w:lsdException w:name="annotation subject" w:semiHidden="0" w:uiPriority="0" w:unhideWhenUsed="0"/>
+    <w:lsdException w:name="Table Simple 1" w:semiHidden="0" w:uiPriority="0" w:unhideWhenUsed="0"/>
+    <w:lsdException w:name="Table Simple 2" w:semiHidden="0" w:uiPriority="0" w:unhideWhenUsed="0"/>
+    <w:lsdException w:name="Table Simple 3" w:semiHidden="0" w:uiPriority="0" w:unhideWhenUsed="0"/>
+    <w:lsdException w:name="Table Classic 1" w:semiHidden="0" w:uiPriority="0" w:unhideWhenUsed="0"/>
+    <w:lsdException w:name="Table Classic 2" w:semiHidden="0" w:uiPriority="0" w:unhideWhenUsed="0"/>
+    <w:lsdException w:name="Table Classic 3" w:semiHidden="0" w:uiPriority="0" w:unhideWhenUsed="0"/>
+    <w:lsdException w:name="Table Classic 4" w:semiHidden="0" w:uiPriority="0" w:unhideWhenUsed="0"/>
+    <w:lsdException w:name="Table Colorful 1" w:semiHidden="0" w:uiPriority="0" w:unhideWhenUsed="0"/>
+    <w:lsdException w:name="Table Colorful 2" w:semiHidden="0" w:uiPriority="0" w:unhideWhenUsed="0"/>
+    <w:lsdException w:name="Table Colorful 3" w:semiHidden="0" w:uiPriority="0" w:unhideWhenUsed="0"/>
+    <w:lsdException w:name="Table Columns 1" w:semiHidden="0" w:uiPriority="0" w:unhideWhenUsed="0"/>
+    <w:lsdException w:name="Table Columns 2" w:semiHidden="0" w:uiPriority="0" w:unhideWhenUsed="0"/>
+    <w:lsdException w:name="Table Columns 3" w:semiHidden="0" w:uiPriority="0" w:unhideWhenUsed="0"/>
+    <w:lsdException w:name="Table Columns 4" w:semiHidden="0" w:uiPriority="0" w:unhideWhenUsed="0"/>
+    <w:lsdException w:name="Table Columns 5" w:semiHidden="0" w:uiPriority="0" w:unhideWhenUsed="0"/>
+    <w:lsdException w:name="Table Grid 1" w:semiHidden="0" w:uiPriority="0" w:unhideWhenUsed="0"/>
+    <w:lsdException w:name="Table Grid 2" w:semiHidden="0" w:uiPriority="0" w:unhideWhenUsed="0"/>
+    <w:lsdException w:name="Table Grid 3" w:semiHidden="0" w:uiPriority="0" w:unhideWhenUsed="0"/>
+    <w:lsdException w:name="Table Grid 4" w:semiHidden="0" w:uiPriority="0" w:unhideWhenUsed="0"/>
+    <w:lsdException w:name="Table Grid 5" w:semiHidden="0" w:uiPriority="0" w:unhideWhenUsed="0"/>
+    <w:lsdException w:name="Table Grid 6" w:semiHidden="0" w:uiPriority="0" w:unhideWhenUsed="0"/>
+    <w:lsdException w:name="Table Grid 7" w:semiHidden="0" w:uiPriority="0" w:unhideWhenUsed="0"/>
+    <w:lsdException w:name="Table Grid 8" w:semiHidden="0" w:uiPriority="0" w:unhideWhenUsed="0"/>
+    <w:lsdException w:name="Table List 1" w:semiHidden="0" w:uiPriority="0" w:unhideWhenUsed="0"/>
+    <w:lsdException w:name="Table List 2" w:semiHidden="0" w:uiPriority="0" w:unhideWhenUsed="0"/>
+    <w:lsdException w:name="Table List 3" w:semiHidden="0" w:uiPriority="0" w:unhideWhenUsed="0"/>
+    <w:lsdException w:name="Table List 4" w:semiHidden="0" w:uiPriority="0" w:unhideWhenUsed="0"/>
+    <w:lsdException w:name="Table List 5" w:semiHidden="0" w:uiPriority="0" w:unhideWhenUsed="0"/>
+    <w:lsdException w:name="Table List 6" w:semiHidden="0" w:uiPriority="0" w:unhideWhenUsed="0"/>
+    <w:lsdException w:name="Table List 7" w:semiHidden="0" w:uiPriority="0" w:unhideWhenUsed="0"/>
+    <w:lsdException w:name="Table List 8" w:semiHidden="0" w:uiPriority="0" w:unhideWhenUsed="0"/>
+    <w:lsdException w:name="Table 3D effects 1" w:semiHidden="0" w:uiPriority="0" w:unhideWhenUsed="0"/>
+    <w:lsdException w:name="Table 3D effects 2" w:semiHidden="0" w:uiPriority="0" w:unhideWhenUsed="0"/>
+    <w:lsdException w:name="Table 3D effects 3" w:semiHidden="0" w:uiPriority="0" w:unhideWhenUsed="0"/>
+    <w:lsdException w:name="Table Contemporary" w:semiHidden="0" w:uiPriority="0" w:unhideWhenUsed="0"/>
+    <w:lsdException w:name="Table Elegant" w:semiHidden="0" w:uiPriority="0" w:unhideWhenUsed="0"/>
+    <w:lsdException w:name="Table Professional" w:semiHidden="0" w:uiPriority="0" w:unhideWhenUsed="0"/>
+    <w:lsdException w:name="Table Subtle 1" w:semiHidden="0" w:uiPriority="0" w:unhideWhenUsed="0"/>
+    <w:lsdException w:name="Table Subtle 2" w:semiHidden="0" w:uiPriority="0" w:unhideWhenUsed="0"/>
+    <w:lsdException w:name="Table Web 1" w:semiHidden="0" w:uiPriority="0" w:unhideWhenUsed="0"/>
+    <w:lsdException w:name="Table Web 2" w:semiHidden="0" w:uiPriority="0" w:unhideWhenUsed="0"/>
+    <w:lsdException w:name="Table Web 3" w:semiHidden="0" w:uiPriority="0" w:unhideWhenUsed="0"/>
+    <w:lsdException w:name="Balloon Text" w:semiHidden="0" w:uiPriority="0" w:unhideWhenUsed="0"/>
+    <w:lsdException w:name="Table Grid" w:semiHidden="0" w:uiPriority="0" w:unhideWhenUsed="0" w:qFormat="1"/>
+    <w:lsdException w:name="Table Theme" w:semiHidden="0" w:uiPriority="0" w:unhideWhenUsed="0"/>
+    <w:lsdException w:name="Light Shading" w:semiHidden="0" w:uiPriority="60" w:unhideWhenUsed="0"/>
+    <w:lsdException w:name="Light List" w:semiHidden="0" w:uiPriority="61" w:unhideWhenUsed="0"/>
+    <w:lsdException w:name="Light Grid" w:semiHidden="0" w:uiPriority="62" w:unhideWhenUsed="0"/>
+    <w:lsdException w:name="Medium Shading 1" w:semiHidden="0" w:uiPriority="63" w:unhideWhenUsed="0"/>
+    <w:lsdException w:name="Medium Shading 2" w:semiHidden="0" w:uiPriority="64" w:unhideWhenUsed="0"/>
+    <w:lsdException w:name="Medium List 1" w:semiHidden="0" w:uiPriority="65" w:unhideWhenUsed="0"/>
+    <w:lsdException w:name="Medium List 2" w:semiHidden="0" w:uiPriority="66" w:unhideWhenUsed="0"/>
+    <w:lsdException w:name="Medium Grid 1" w:semiHidden="0" w:uiPriority="67" w:unhideWhenUsed="0"/>
+    <w:lsdException w:name="Medium Grid 2" w:semiHidden="0" w:uiPriority="68" w:unhideWhenUsed="0"/>
+    <w:lsdException w:name="Medium Grid 3" w:semiHidden="0" w:uiPriority="69" w:unhideWhenUsed="0"/>
+    <w:lsdException w:name="Dark List" w:semiHidden="0" w:uiPriority="70" w:unhideWhenUsed="0"/>
+    <w:lsdException w:name="Colorful Shading" w:semiHidden="0" w:uiPriority="71" w:unhideWhenUsed="0"/>
+    <w:lsdException w:name="Colorful List" w:semiHidden="0" w:uiPriority="72" w:unhideWhenUsed="0"/>
+    <w:lsdException w:name="Colorful Grid" w:semiHidden="0" w:uiPriority="73" w:unhideWhenUsed="0"/>
+    <w:lsdException w:name="Light Shading Accent 1" w:semiHidden="0" w:uiPriority="60" w:unhideWhenUsed="0"/>
+    <w:lsdException w:name="Light List Accent 1" w:semiHidden="0" w:uiPriority="61" w:unhideWhenUsed="0"/>
+    <w:lsdException w:name="Light Grid Accent 1" w:semiHidden="0" w:uiPriority="62" w:unhideWhenUsed="0"/>
+    <w:lsdException w:name="Medium Shading 1 Accent 1" w:semiHidden="0" w:uiPriority="63" w:unhideWhenUsed="0"/>
+    <w:lsdException w:name="Medium Shading 2 Accent 1" w:semiHidden="0" w:uiPriority="64" w:unhideWhenUsed="0"/>
+    <w:lsdException w:name="Medium List 1 Accent 1" w:semiHidden="0" w:uiPriority="65" w:unhideWhenUsed="0"/>
+    <w:lsdException w:name="Medium List 2 Accent 1" w:semiHidden="0" w:uiPriority="66" w:unhideWhenUsed="0"/>
+    <w:lsdException w:name="Medium Grid 1 Accent 1" w:semiHidden="0" w:uiPriority="67" w:unhideWhenUsed="0"/>
+    <w:lsdException w:name="Medium Grid 2 Accent 1" w:semiHidden="0" w:uiPriority="68" w:unhideWhenUsed="0"/>
+    <w:lsdException w:name="Medium Grid 3 Accent 1" w:semiHidden="0" w:uiPriority="69" w:unhideWhenUsed="0"/>
+    <w:lsdException w:name="Dark List Accent 1" w:semiHidden="0" w:uiPriority="70" w:unhideWhenUsed="0"/>
+    <w:lsdException w:name="Colorful Shading Accent 1" w:semiHidden="0" w:uiPriority="71" w:unhideWhenUsed="0"/>
+    <w:lsdException w:name="Colorful List Accent 1" w:semiHidden="0" w:uiPriority="72" w:unhideWhenUsed="0"/>
+    <w:lsdException w:name="Colorful Grid Accent 1" w:semiHidden="0" w:uiPriority="73" w:unhideWhenUsed="0"/>
+    <w:lsdException w:name="Light Shading Accent 2" w:semiHidden="0" w:uiPriority="60" w:unhideWhenUsed="0"/>
+    <w:lsdException w:name="Light List Accent 2" w:semiHidden="0" w:uiPriority="61" w:unhideWhenUsed="0"/>
+    <w:lsdException w:name="Light Grid Accent 2" w:semiHidden="0" w:uiPriority="62" w:unhideWhenUsed="0"/>
+    <w:lsdException w:name="Medium Shading 1 Accent 2" w:semiHidden="0" w:uiPriority="63" w:unhideWhenUsed="0"/>
+    <w:lsdException w:name="Medium Shading 2 Accent 2" w:semiHidden="0" w:uiPriority="64" w:unhideWhenUsed="0"/>
+    <w:lsdException w:name="Medium List 1 Accent 2" w:semiHidden="0" w:uiPriority="65" w:unhideWhenUsed="0"/>
+    <w:lsdException w:name="Medium List 2 Accent 2" w:semiHidden="0" w:uiPriority="66" w:unhideWhenUsed="0"/>
+    <w:lsdException w:name="Medium Grid 1 Accent 2" w:semiHidden="0" w:uiPriority="67" w:unhideWhenUsed="0"/>
+    <w:lsdException w:name="Medium Grid 2 Accent 2" w:semiHidden="0" w:uiPriority="68" w:unhideWhenUsed="0"/>
+    <w:lsdException w:name="Medium Grid 3 Accent 2" w:semiHidden="0" w:uiPriority="69" w:unhideWhenUsed="0"/>
+    <w:lsdException w:name="Dark List Accent 2" w:semiHidden="0" w:uiPriority="70" w:unhideWhenUsed="0"/>
+    <w:lsdException w:name="Colorful Shading Accent 2" w:semiHidden="0" w:uiPriority="71" w:unhideWhenUsed="0"/>
+    <w:lsdException w:name="Colorful List Accent 2" w:semiHidden="0" w:uiPriority="72" w:unhideWhenUsed="0"/>
+    <w:lsdException w:name="Colorful Grid Accent 2" w:semiHidden="0" w:uiPriority="73" w:unhideWhenUsed="0"/>
+    <w:lsdException w:name="Light Shading Accent 3" w:semiHidden="0" w:uiPriority="60" w:unhideWhenUsed="0"/>
+    <w:lsdException w:name="Light List Accent 3" w:semiHidden="0" w:uiPriority="61" w:unhideWhenUsed="0"/>
+    <w:lsdException w:name="Light Grid Accent 3" w:semiHidden="0" w:uiPriority="62" w:unhideWhenUsed="0"/>
+    <w:lsdException w:name="Medium Shading 1 Accent 3" w:semiHidden="0" w:uiPriority="63" w:unhideWhenUsed="0"/>
+    <w:lsdException w:name="Medium Shading 2 Accent 3" w:semiHidden="0" w:uiPriority="64" w:unhideWhenUsed="0"/>
+    <w:lsdException w:name="Medium List 1 Accent 3" w:semiHidden="0" w:uiPriority="65" w:unhideWhenUsed="0"/>
+    <w:lsdException w:name="Medium List 2 Accent 3" w:semiHidden="0" w:uiPriority="66" w:unhideWhenUsed="0"/>
+    <w:lsdException w:name="Medium Grid 1 Accent 3" w:semiHidden="0" w:uiPriority="67" w:unhideWhenUsed="0"/>
+    <w:lsdException w:name="Medium Grid 2 Accent 3" w:semiHidden="0" w:uiPriority="68" w:unhideWhenUsed="0"/>
+    <w:lsdException w:name="Medium Grid 3 Accent 3" w:semiHidden="0" w:uiPriority="69" w:unhideWhenUsed="0"/>
+    <w:lsdException w:name="Dark List Accent 3" w:semiHidden="0" w:uiPriority="70" w:unhideWhenUsed="0"/>
+    <w:lsdException w:name="Colorful Shading Accent 3" w:semiHidden="0" w:uiPriority="71" w:unhideWhenUsed="0"/>
+    <w:lsdException w:name="Colorful List Accent 3" w:semiHidden="0" w:uiPriority="72" w:unhideWhenUsed="0"/>
+    <w:lsdException w:name="Colorful Grid Accent 3" w:semiHidden="0" w:uiPriority="73" w:unhideWhenUsed="0"/>
+    <w:lsdException w:name="Light Shading Accent 4" w:semiHidden="0" w:uiPriority="60" w:unhideWhenUsed="0"/>
+    <w:lsdException w:name="Light List Accent 4" w:semiHidden="0" w:uiPriority="61" w:unhideWhenUsed="0"/>
+    <w:lsdException w:name="Light Grid Accent 4" w:semiHidden="0" w:uiPriority="62" w:unhideWhenUsed="0"/>
+    <w:lsdException w:name="Medium Shading 1 Accent 4" w:semiHidden="0" w:uiPriority="63" w:unhideWhenUsed="0"/>
+    <w:lsdException w:name="Medium Shading 2 Accent 4" w:semiHidden="0" w:uiPriority="64" w:unhideWhenUsed="0"/>
+    <w:lsdException w:name="Medium List 1 Accent 4" w:semiHidden="0" w:uiPriority="65" w:unhideWhenUsed="0"/>
+    <w:lsdException w:name="Medium List 2 Accent 4" w:semiHidden="0" w:uiPriority="66" w:unhideWhenUsed="0"/>
+    <w:lsdException w:name="Medium Grid 1 Accent 4" w:semiHidden="0" w:uiPriority="67" w:unhideWhenUsed="0"/>
+    <w:lsdException w:name="Medium Grid 2 Accent 4" w:semiHidden="0" w:uiPriority="68" w:unhideWhenUsed="0"/>
+    <w:lsdException w:name="Medium Grid 3 Accent 4" w:semiHidden="0" w:uiPriority="69" w:unhideWhenUsed="0"/>
+    <w:lsdException w:name="Dark List Accent 4" w:semiHidden="0" w:uiPriority="70" w:unhideWhenUsed="0"/>
+    <w:lsdException w:name="Colorful Shading Accent 4" w:semiHidden="0" w:uiPriority="71" w:unhideWhenUsed="0"/>
+    <w:lsdException w:name="Colorful List Accent 4" w:semiHidden="0" w:uiPriority="72" w:unhideWhenUsed="0"/>
+    <w:lsdException w:name="Colorful Grid Accent 4" w:semiHidden="0" w:uiPriority="73" w:unhideWhenUsed="0"/>
+    <w:lsdException w:name="Light Shading Accent 5" w:semiHidden="0" w:uiPriority="60" w:unhideWhenUsed="0"/>
+    <w:lsdException w:name="Light List Accent 5" w:semiHidden="0" w:uiPriority="61" w:unhideWhenUsed="0"/>
+    <w:lsdException w:name="Light Grid Accent 5" w:semiHidden="0" w:uiPriority="62" w:unhideWhenUsed="0"/>
+    <w:lsdException w:name="Medium Shading 1 Accent 5" w:semiHidden="0" w:uiPriority="63" w:unhideWhenUsed="0"/>
+    <w:lsdException w:name="Medium Shading 2 Accent 5" w:semiHidden="0" w:uiPriority="64" w:unhideWhenUsed="0"/>
+    <w:lsdException w:name="Medium List 1 Accent 5" w:semiHidden="0" w:uiPriority="65" w:unhideWhenUsed="0"/>
+    <w:lsdException w:name="Medium List 2 Accent 5" w:semiHidden="0" w:uiPriority="66" w:unhideWhenUsed="0"/>
+    <w:lsdException w:name="Medium Grid 1 Accent 5" w:semiHidden="0" w:uiPriority="67" w:unhideWhenUsed="0"/>
+    <w:lsdException w:name="Medium Grid 2 Accent 5" w:semiHidden="0" w:uiPriority="68" w:unhideWhenUsed="0"/>
+    <w:lsdException w:name="Medium Grid 3 Accent 5" w:semiHidden="0" w:uiPriority="69" w:unhideWhenUsed="0"/>
+    <w:lsdException w:name="Dark List Accent 5" w:semiHidden="0" w:uiPriority="70" w:unhideWhenUsed="0"/>
+    <w:lsdException w:name="Colorful Shading Accent 5" w:semiHidden="0" w:uiPriority="71" w:unhideWhenUsed="0"/>
+    <w:lsdException w:name="Colorful List Accent 5" w:semiHidden="0" w:uiPriority="72" w:unhideWhenUsed="0"/>
+    <w:lsdException w:name="Colorful Grid Accent 5" w:semiHidden="0" w:uiPriority="73" w:unhideWhenUsed="0"/>
+    <w:lsdException w:name="Light Shading Accent 6" w:semiHidden="0" w:uiPriority="60" w:unhideWhenUsed="0"/>
+    <w:lsdException w:name="Light List Accent 6" w:semiHidden="0" w:uiPriority="61" w:unhideWhenUsed="0"/>
+    <w:lsdException w:name="Light Grid Accent 6" w:semiHidden="0" w:uiPriority="62" w:unhideWhenUsed="0"/>
+    <w:lsdException w:name="Medium Shading 1 Accent 6" w:semiHidden="0" w:uiPriority="63" w:unhideWhenUsed="0"/>
+    <w:lsdException w:name="Medium Shading 2 Accent 6" w:semiHidden="0" w:uiPriority="64" w:unhideWhenUsed="0"/>
+    <w:lsdException w:name="Medium List 1 Accent 6" w:semiHidden="0" w:uiPriority="65" w:unhideWhenUsed="0"/>
+    <w:lsdException w:name="Medium List 2 Accent 6" w:semiHidden="0" w:uiPriority="66" w:unhideWhenUsed="0"/>
+    <w:lsdException w:name="Medium Grid 1 Accent 6" w:semiHidden="0" w:uiPriority="67" w:unhideWhenUsed="0"/>
+    <w:lsdException w:name="Medium Grid 2 Accent 6" w:semiHidden="0" w:uiPriority="68" w:unhideWhenUsed="0"/>
+    <w:lsdException w:name="Medium Grid 3 Accent 6" w:semiHidden="0" w:uiPriority="69" w:unhideWhenUsed="0"/>
+    <w:lsdException w:name="Dark List Accent 6" w:semiHidden="0" w:uiPriority="70" w:unhideWhenUsed="0"/>
+    <w:lsdException w:name="Colorful Shading Accent 6" w:semiHidden="0" w:uiPriority="71" w:unhideWhenUsed="0"/>
+    <w:lsdException w:name="Colorful List Accent 6" w:semiHidden="0" w:uiPriority="72" w:unhideWhenUsed="0"/>
+    <w:lsdException w:name="Colorful Grid Accent 6" w:semiHidden="0" w:uiPriority="73" w:unhideWhenUsed="0"/>
   </w:latentStyles>
-  <w:style w:type="paragraph" w:default="1" w:styleId="1">
+  <w:style w:type="paragraph" w:default="1" w:styleId="Normal">
     <w:name w:val="Normal"/>
     <w:qFormat/>
-    <w:uiPriority w:val="0"/>
     <w:pPr>
       <w:kinsoku w:val="0"/>
       <w:autoSpaceDE w:val="0"/>
@@ -5081,7 +5002,7 @@
       <w:textAlignment w:val="baseline"/>
     </w:pPr>
     <w:rPr>
-      <w:rFonts w:ascii="Arial" w:hAnsi="Arial" w:eastAsia="宋体" w:cs="Arial"/>
+      <w:rFonts w:ascii="Arial" w:eastAsia="宋体" w:hAnsi="Arial" w:cs="Arial"/>
       <w:snapToGrid w:val="0"/>
       <w:color w:val="000000"/>
       <w:kern w:val="0"/>
@@ -5090,12 +5011,11 @@
       <w:lang w:val="en-US" w:eastAsia="en-US" w:bidi="ar-SA"/>
     </w:rPr>
   </w:style>
-  <w:style w:type="paragraph" w:styleId="2">
+  <w:style w:type="paragraph" w:styleId="Heading1">
     <w:name w:val="heading 1"/>
-    <w:basedOn w:val="1"/>
-    <w:next w:val="1"/>
+    <w:basedOn w:val="Normal"/>
+    <w:next w:val="Normal"/>
     <w:qFormat/>
-    <w:uiPriority w:val="0"/>
     <w:pPr>
       <w:keepNext/>
       <w:keepLines/>
@@ -5113,13 +5033,12 @@
       <w:sz w:val="44"/>
     </w:rPr>
   </w:style>
-  <w:style w:type="paragraph" w:styleId="3">
+  <w:style w:type="paragraph" w:styleId="Heading2">
     <w:name w:val="heading 2"/>
-    <w:basedOn w:val="1"/>
-    <w:next w:val="1"/>
+    <w:basedOn w:val="Normal"/>
+    <w:next w:val="Normal"/>
     <w:unhideWhenUsed/>
     <w:qFormat/>
-    <w:uiPriority w:val="0"/>
     <w:pPr>
       <w:keepNext/>
       <w:keepLines/>
@@ -5132,19 +5051,18 @@
       <w:outlineLvl w:val="1"/>
     </w:pPr>
     <w:rPr>
-      <w:rFonts w:ascii="Arial" w:hAnsi="Arial" w:eastAsia="黑体"/>
+      <w:rFonts w:ascii="Arial" w:eastAsia="黑体" w:hAnsi="Arial"/>
       <w:b/>
       <w:sz w:val="32"/>
     </w:rPr>
   </w:style>
-  <w:style w:type="paragraph" w:styleId="4">
+  <w:style w:type="paragraph" w:styleId="Heading3">
     <w:name w:val="heading 3"/>
-    <w:basedOn w:val="1"/>
-    <w:next w:val="1"/>
+    <w:basedOn w:val="Normal"/>
+    <w:next w:val="Normal"/>
     <w:semiHidden/>
     <w:unhideWhenUsed/>
     <w:qFormat/>
-    <w:uiPriority w:val="0"/>
     <w:pPr>
       <w:keepNext/>
       <w:keepLines/>
@@ -5161,13 +5079,12 @@
       <w:sz w:val="32"/>
     </w:rPr>
   </w:style>
-  <w:style w:type="paragraph" w:styleId="5">
+  <w:style w:type="paragraph" w:styleId="Heading4">
     <w:name w:val="heading 4"/>
-    <w:basedOn w:val="1"/>
-    <w:next w:val="1"/>
+    <w:basedOn w:val="Normal"/>
+    <w:next w:val="Normal"/>
     <w:unhideWhenUsed/>
     <w:qFormat/>
-    <w:uiPriority w:val="0"/>
     <w:pPr>
       <w:keepNext/>
       <w:keepLines/>
@@ -5180,19 +5097,18 @@
       <w:outlineLvl w:val="3"/>
     </w:pPr>
     <w:rPr>
-      <w:rFonts w:ascii="Arial" w:hAnsi="Arial" w:eastAsia="黑体"/>
+      <w:rFonts w:ascii="Arial" w:eastAsia="黑体" w:hAnsi="Arial"/>
       <w:b/>
       <w:sz w:val="28"/>
     </w:rPr>
   </w:style>
-  <w:style w:type="paragraph" w:styleId="6">
+  <w:style w:type="paragraph" w:styleId="Heading5">
     <w:name w:val="heading 5"/>
-    <w:basedOn w:val="1"/>
-    <w:next w:val="1"/>
+    <w:basedOn w:val="Normal"/>
+    <w:next w:val="Normal"/>
     <w:semiHidden/>
     <w:unhideWhenUsed/>
     <w:qFormat/>
-    <w:uiPriority w:val="0"/>
     <w:pPr>
       <w:keepNext/>
       <w:keepLines/>
@@ -5209,14 +5125,13 @@
       <w:sz w:val="28"/>
     </w:rPr>
   </w:style>
-  <w:style w:type="paragraph" w:styleId="7">
+  <w:style w:type="paragraph" w:styleId="Heading6">
     <w:name w:val="heading 6"/>
-    <w:basedOn w:val="1"/>
-    <w:next w:val="1"/>
+    <w:basedOn w:val="Normal"/>
+    <w:next w:val="Normal"/>
     <w:semiHidden/>
     <w:unhideWhenUsed/>
     <w:qFormat/>
-    <w:uiPriority w:val="0"/>
     <w:pPr>
       <w:keepNext/>
       <w:keepLines/>
@@ -5229,19 +5144,18 @@
       <w:outlineLvl w:val="5"/>
     </w:pPr>
     <w:rPr>
-      <w:rFonts w:ascii="Arial" w:hAnsi="Arial" w:eastAsia="黑体"/>
+      <w:rFonts w:ascii="Arial" w:eastAsia="黑体" w:hAnsi="Arial"/>
       <w:b/>
       <w:sz w:val="24"/>
     </w:rPr>
   </w:style>
-  <w:style w:type="paragraph" w:styleId="8">
+  <w:style w:type="paragraph" w:styleId="Heading7">
     <w:name w:val="heading 7"/>
-    <w:basedOn w:val="1"/>
-    <w:next w:val="1"/>
+    <w:basedOn w:val="Normal"/>
+    <w:next w:val="Normal"/>
     <w:semiHidden/>
     <w:unhideWhenUsed/>
     <w:qFormat/>
-    <w:uiPriority w:val="0"/>
     <w:pPr>
       <w:keepNext/>
       <w:keepLines/>
@@ -5258,14 +5172,13 @@
       <w:sz w:val="24"/>
     </w:rPr>
   </w:style>
-  <w:style w:type="paragraph" w:styleId="9">
+  <w:style w:type="paragraph" w:styleId="Heading8">
     <w:name w:val="heading 8"/>
-    <w:basedOn w:val="1"/>
-    <w:next w:val="1"/>
+    <w:basedOn w:val="Normal"/>
+    <w:next w:val="Normal"/>
     <w:semiHidden/>
     <w:unhideWhenUsed/>
     <w:qFormat/>
-    <w:uiPriority w:val="0"/>
     <w:pPr>
       <w:keepNext/>
       <w:keepLines/>
@@ -5278,18 +5191,17 @@
       <w:outlineLvl w:val="7"/>
     </w:pPr>
     <w:rPr>
-      <w:rFonts w:ascii="Arial" w:hAnsi="Arial" w:eastAsia="黑体"/>
+      <w:rFonts w:ascii="Arial" w:eastAsia="黑体" w:hAnsi="Arial"/>
       <w:sz w:val="24"/>
     </w:rPr>
   </w:style>
-  <w:style w:type="paragraph" w:styleId="10">
+  <w:style w:type="paragraph" w:styleId="Heading9">
     <w:name w:val="heading 9"/>
-    <w:basedOn w:val="1"/>
-    <w:next w:val="1"/>
+    <w:basedOn w:val="Normal"/>
+    <w:next w:val="Normal"/>
     <w:semiHidden/>
     <w:unhideWhenUsed/>
     <w:qFormat/>
-    <w:uiPriority w:val="0"/>
     <w:pPr>
       <w:keepNext/>
       <w:keepLines/>
@@ -5302,21 +5214,19 @@
       <w:outlineLvl w:val="8"/>
     </w:pPr>
     <w:rPr>
-      <w:rFonts w:ascii="Arial" w:hAnsi="Arial" w:eastAsia="黑体"/>
+      <w:rFonts w:ascii="Arial" w:eastAsia="黑体" w:hAnsi="Arial"/>
       <w:sz w:val="21"/>
     </w:rPr>
   </w:style>
-  <w:style w:type="character" w:default="1" w:styleId="22">
+  <w:style w:type="character" w:default="1" w:styleId="DefaultParagraphFont">
     <w:name w:val="Default Paragraph Font"/>
     <w:semiHidden/>
     <w:qFormat/>
-    <w:uiPriority w:val="0"/>
   </w:style>
-  <w:style w:type="table" w:default="1" w:styleId="20">
+  <w:style w:type="table" w:default="1" w:styleId="TableNormal">
     <w:name w:val="Normal Table"/>
     <w:semiHidden/>
     <w:qFormat/>
-    <w:uiPriority w:val="0"/>
     <w:tblPr>
       <w:tblCellMar>
         <w:top w:w="0" w:type="dxa"/>
@@ -5326,43 +5236,39 @@
       </w:tblCellMar>
     </w:tblPr>
   </w:style>
-  <w:style w:type="paragraph" w:styleId="11">
+  <w:style w:type="paragraph" w:styleId="CommentText">
     <w:name w:val="annotation text"/>
-    <w:basedOn w:val="1"/>
+    <w:basedOn w:val="Normal"/>
     <w:qFormat/>
-    <w:uiPriority w:val="0"/>
     <w:pPr>
       <w:jc w:val="left"/>
     </w:pPr>
   </w:style>
-  <w:style w:type="paragraph" w:styleId="12">
+  <w:style w:type="paragraph" w:styleId="BodyText">
     <w:name w:val="Body Text"/>
-    <w:basedOn w:val="1"/>
+    <w:basedOn w:val="Normal"/>
     <w:semiHidden/>
     <w:qFormat/>
-    <w:uiPriority w:val="0"/>
     <w:rPr>
-      <w:rFonts w:ascii="Arial" w:hAnsi="Arial" w:eastAsia="Arial" w:cs="Arial"/>
+      <w:rFonts w:ascii="Arial" w:eastAsia="Arial" w:hAnsi="Arial" w:cs="Arial"/>
       <w:sz w:val="21"/>
       <w:szCs w:val="21"/>
       <w:lang w:val="en-US" w:eastAsia="en-US" w:bidi="ar-SA"/>
     </w:rPr>
   </w:style>
-  <w:style w:type="paragraph" w:styleId="13">
+  <w:style w:type="paragraph" w:styleId="TOC3">
     <w:name w:val="toc 3"/>
-    <w:basedOn w:val="1"/>
-    <w:next w:val="1"/>
+    <w:basedOn w:val="Normal"/>
+    <w:next w:val="Normal"/>
     <w:qFormat/>
-    <w:uiPriority w:val="0"/>
     <w:pPr>
       <w:ind w:left="840" w:leftChars="400"/>
     </w:pPr>
   </w:style>
-  <w:style w:type="paragraph" w:styleId="14">
+  <w:style w:type="paragraph" w:styleId="Footer">
     <w:name w:val="footer"/>
-    <w:basedOn w:val="1"/>
+    <w:basedOn w:val="Normal"/>
     <w:qFormat/>
-    <w:uiPriority w:val="0"/>
     <w:pPr>
       <w:tabs>
         <w:tab w:val="center" w:pos="4153"/>
@@ -5375,17 +5281,16 @@
       <w:sz w:val="18"/>
     </w:rPr>
   </w:style>
-  <w:style w:type="paragraph" w:styleId="15">
+  <w:style w:type="paragraph" w:styleId="Header">
     <w:name w:val="header"/>
-    <w:basedOn w:val="1"/>
+    <w:basedOn w:val="Normal"/>
     <w:qFormat/>
-    <w:uiPriority w:val="0"/>
     <w:pPr>
       <w:pBdr>
-        <w:top w:val="none" w:color="auto" w:sz="0" w:space="0"/>
-        <w:left w:val="none" w:color="auto" w:sz="0" w:space="0"/>
-        <w:bottom w:val="none" w:color="auto" w:sz="0" w:space="0"/>
-        <w:right w:val="none" w:color="auto" w:sz="0" w:space="0"/>
+        <w:top w:val="nil"/>
+        <w:left w:val="nil"/>
+        <w:bottom w:val="nil"/>
+        <w:right w:val="nil"/>
       </w:pBdr>
       <w:tabs>
         <w:tab w:val="center" w:pos="4153"/>
@@ -5400,41 +5305,37 @@
       <w:sz w:val="18"/>
     </w:rPr>
   </w:style>
-  <w:style w:type="paragraph" w:styleId="16">
+  <w:style w:type="paragraph" w:styleId="TOC1">
     <w:name w:val="toc 1"/>
-    <w:basedOn w:val="1"/>
-    <w:next w:val="1"/>
+    <w:basedOn w:val="Normal"/>
+    <w:next w:val="Normal"/>
     <w:qFormat/>
-    <w:uiPriority w:val="0"/>
     <w:rPr>
-      <w:rFonts w:ascii="Arial" w:hAnsi="Arial" w:eastAsia="Microsoft JhengHei"/>
+      <w:rFonts w:ascii="Arial" w:eastAsia="Microsoft JhengHei" w:hAnsi="Arial"/>
       <w:sz w:val="24"/>
     </w:rPr>
   </w:style>
-  <w:style w:type="paragraph" w:styleId="17">
+  <w:style w:type="paragraph" w:styleId="TOC2">
     <w:name w:val="toc 2"/>
-    <w:basedOn w:val="1"/>
-    <w:next w:val="1"/>
+    <w:basedOn w:val="Normal"/>
+    <w:next w:val="Normal"/>
     <w:qFormat/>
-    <w:uiPriority w:val="0"/>
     <w:pPr>
       <w:ind w:left="420" w:leftChars="200"/>
     </w:pPr>
   </w:style>
-  <w:style w:type="paragraph" w:styleId="18">
+  <w:style w:type="paragraph" w:styleId="NormalWeb">
     <w:name w:val="Normal (Web)"/>
-    <w:basedOn w:val="1"/>
+    <w:basedOn w:val="Normal"/>
     <w:qFormat/>
-    <w:uiPriority w:val="0"/>
     <w:rPr>
       <w:sz w:val="24"/>
     </w:rPr>
   </w:style>
-  <w:style w:type="paragraph" w:styleId="19">
+  <w:style w:type="paragraph" w:styleId="Title">
     <w:name w:val="Title"/>
-    <w:basedOn w:val="1"/>
+    <w:basedOn w:val="Normal"/>
     <w:qFormat/>
-    <w:uiPriority w:val="0"/>
     <w:pPr>
       <w:spacing w:before="240" w:beforeLines="0" w:beforeAutospacing="0" w:after="60" w:afterLines="0" w:afterAutospacing="0"/>
       <w:jc w:val="center"/>
@@ -5446,73 +5347,68 @@
       <w:sz w:val="32"/>
     </w:rPr>
   </w:style>
-  <w:style w:type="table" w:styleId="21">
+  <w:style w:type="table" w:styleId="TableGrid">
     <w:name w:val="Table Grid"/>
-    <w:basedOn w:val="20"/>
+    <w:basedOn w:val="TableNormal"/>
     <w:qFormat/>
-    <w:uiPriority w:val="0"/>
     <w:pPr>
       <w:widowControl w:val="0"/>
       <w:jc w:val="both"/>
     </w:pPr>
     <w:tblPr>
       <w:tblBorders>
-        <w:top w:val="single" w:color="auto" w:sz="4" w:space="0"/>
-        <w:left w:val="single" w:color="auto" w:sz="4" w:space="0"/>
-        <w:bottom w:val="single" w:color="auto" w:sz="4" w:space="0"/>
-        <w:right w:val="single" w:color="auto" w:sz="4" w:space="0"/>
-        <w:insideH w:val="single" w:color="auto" w:sz="4" w:space="0"/>
-        <w:insideV w:val="single" w:color="auto" w:sz="4" w:space="0"/>
+        <w:top w:val="single" w:sz="4" w:space="0" w:color="auto"/>
+        <w:left w:val="single" w:sz="4" w:space="0" w:color="auto"/>
+        <w:bottom w:val="single" w:sz="4" w:space="0" w:color="auto"/>
+        <w:right w:val="single" w:sz="4" w:space="0" w:color="auto"/>
+        <w:insideH w:val="single" w:sz="4" w:space="0" w:color="auto"/>
+        <w:insideV w:val="single" w:sz="4" w:space="0" w:color="auto"/>
       </w:tblBorders>
     </w:tblPr>
   </w:style>
-  <w:style w:type="character" w:styleId="23">
+  <w:style w:type="character" w:styleId="Strong">
     <w:name w:val="Strong"/>
-    <w:basedOn w:val="22"/>
+    <w:basedOn w:val="DefaultParagraphFont"/>
     <w:qFormat/>
-    <w:uiPriority w:val="0"/>
     <w:rPr>
       <w:b/>
     </w:rPr>
   </w:style>
-  <w:style w:type="paragraph" w:customStyle="1" w:styleId="24">
+  <w:style w:type="paragraph" w:customStyle="1" w:styleId="a">
     <w:name w:val="柴_公司名"/>
-    <w:basedOn w:val="19"/>
+    <w:basedOn w:val="Title"/>
     <w:qFormat/>
-    <w:uiPriority w:val="0"/>
     <w:pPr>
       <w:spacing w:after="600" w:afterLines="600"/>
     </w:pPr>
     <w:rPr>
-      <w:rFonts w:hint="eastAsia" w:ascii="宋体" w:hAnsi="宋体" w:eastAsia="宋体" w:cs="宋体"/>
+      <w:rFonts w:ascii="宋体" w:eastAsia="宋体" w:hAnsi="宋体" w:cs="宋体" w:hint="eastAsia"/>
       <w:bCs/>
       <w:spacing w:val="-6"/>
       <w:sz w:val="52"/>
       <w:szCs w:val="52"/>
     </w:rPr>
   </w:style>
-  <w:style w:type="paragraph" w:customStyle="1" w:styleId="25">
+  <w:style w:type="paragraph" w:customStyle="1" w:styleId="a0">
     <w:name w:val="柴_文档名"/>
-    <w:basedOn w:val="19"/>
+    <w:basedOn w:val="Title"/>
     <w:qFormat/>
-    <w:uiPriority w:val="0"/>
     <w:pPr>
       <w:spacing w:after="900" w:afterLines="900"/>
     </w:pPr>
     <w:rPr>
-      <w:rFonts w:ascii="黑体" w:hAnsi="黑体" w:eastAsia="黑体" w:cs="黑体"/>
+      <w:rFonts w:ascii="黑体" w:eastAsia="黑体" w:hAnsi="黑体" w:cs="黑体"/>
       <w:bCs/>
       <w:spacing w:val="-7"/>
       <w:sz w:val="52"/>
       <w:szCs w:val="52"/>
     </w:rPr>
   </w:style>
-  <w:style w:type="table" w:customStyle="1" w:styleId="26">
+  <w:style w:type="table" w:customStyle="1" w:styleId="TableNormal0">
     <w:name w:val="Table Normal_0"/>
     <w:semiHidden/>
     <w:unhideWhenUsed/>
     <w:qFormat/>
-    <w:uiPriority w:val="0"/>
     <w:tblPr>
       <w:tblCellMar>
         <w:top w:w="0" w:type="dxa"/>
@@ -5522,87 +5418,81 @@
       </w:tblCellMar>
     </w:tblPr>
   </w:style>
-  <w:style w:type="paragraph" w:customStyle="1" w:styleId="27">
+  <w:style w:type="paragraph" w:customStyle="1" w:styleId="TableText">
     <w:name w:val="Table Text"/>
-    <w:basedOn w:val="1"/>
+    <w:basedOn w:val="Normal"/>
     <w:semiHidden/>
     <w:qFormat/>
-    <w:uiPriority w:val="0"/>
     <w:rPr>
-      <w:rFonts w:ascii="宋体" w:hAnsi="宋体" w:eastAsia="宋体" w:cs="宋体"/>
+      <w:rFonts w:ascii="宋体" w:eastAsia="宋体" w:hAnsi="宋体" w:cs="宋体"/>
       <w:sz w:val="21"/>
       <w:szCs w:val="21"/>
       <w:lang w:val="en-US" w:eastAsia="en-US" w:bidi="ar-SA"/>
     </w:rPr>
   </w:style>
-  <w:style w:type="paragraph" w:customStyle="1" w:styleId="28">
+  <w:style w:type="paragraph" w:customStyle="1" w:styleId="1">
     <w:name w:val="柴_标题1"/>
-    <w:basedOn w:val="2"/>
-    <w:next w:val="29"/>
-    <w:link w:val="38"/>
+    <w:basedOn w:val="Heading1"/>
+    <w:next w:val="a1"/>
+    <w:link w:val="1Char"/>
     <w:qFormat/>
-    <w:uiPriority w:val="0"/>
     <w:pPr>
       <w:spacing w:before="100" w:after="90" w:line="360" w:lineRule="auto"/>
     </w:pPr>
     <w:rPr>
-      <w:rFonts w:ascii="Arial" w:hAnsi="Arial" w:eastAsia="宋体"/>
+      <w:rFonts w:ascii="Arial" w:eastAsia="宋体" w:hAnsi="Arial"/>
       <w:sz w:val="32"/>
     </w:rPr>
   </w:style>
-  <w:style w:type="paragraph" w:customStyle="1" w:styleId="29">
+  <w:style w:type="paragraph" w:customStyle="1" w:styleId="a1">
     <w:name w:val="柴_正文"/>
-    <w:basedOn w:val="12"/>
-    <w:link w:val="42"/>
+    <w:basedOn w:val="BodyText"/>
+    <w:link w:val="Char"/>
     <w:qFormat/>
-    <w:uiPriority w:val="0"/>
     <w:pPr>
       <w:spacing w:line="360" w:lineRule="auto"/>
       <w:ind w:firstLine="470" w:firstLineChars="200"/>
     </w:pPr>
     <w:rPr>
-      <w:rFonts w:ascii="Arial" w:hAnsi="Arial" w:eastAsia="宋体"/>
+      <w:rFonts w:ascii="Arial" w:eastAsia="宋体" w:hAnsi="Arial"/>
       <w:sz w:val="24"/>
       <w:lang w:eastAsia="zh-CN"/>
     </w:rPr>
   </w:style>
-  <w:style w:type="paragraph" w:customStyle="1" w:styleId="30">
+  <w:style w:type="paragraph" w:customStyle="1" w:styleId="2">
     <w:name w:val="柴_标题2"/>
-    <w:basedOn w:val="3"/>
-    <w:next w:val="29"/>
+    <w:basedOn w:val="Heading2"/>
+    <w:next w:val="a1"/>
     <w:qFormat/>
-    <w:uiPriority w:val="0"/>
     <w:pPr>
       <w:spacing w:line="360" w:lineRule="auto"/>
     </w:pPr>
     <w:rPr>
-      <w:rFonts w:ascii="Arial" w:hAnsi="Arial" w:eastAsia="宋体"/>
+      <w:rFonts w:ascii="Arial" w:eastAsia="宋体" w:hAnsi="Arial"/>
       <w:sz w:val="28"/>
     </w:rPr>
   </w:style>
-  <w:style w:type="paragraph" w:customStyle="1" w:styleId="31">
+  <w:style w:type="paragraph" w:customStyle="1" w:styleId="3">
     <w:name w:val="柴_标题3"/>
-    <w:basedOn w:val="4"/>
-    <w:next w:val="29"/>
+    <w:basedOn w:val="Heading3"/>
+    <w:next w:val="a1"/>
     <w:qFormat/>
-    <w:uiPriority w:val="0"/>
     <w:pPr>
       <w:spacing w:line="360" w:lineRule="auto"/>
       <w:ind w:left="0" w:firstLine="472" w:firstLineChars="200"/>
     </w:pPr>
     <w:rPr>
-      <w:rFonts w:ascii="宋体" w:hAnsi="宋体" w:eastAsia="宋体" w:cs="宋体"/>
+      <w:rFonts w:ascii="宋体" w:eastAsia="宋体" w:hAnsi="宋体" w:cs="宋体"/>
       <w:spacing w:val="-2"/>
       <w:sz w:val="24"/>
       <w:szCs w:val="24"/>
     </w:rPr>
   </w:style>
-  <w:style w:type="paragraph" w:customStyle="1" w:styleId="32">
+  <w:style w:type="paragraph" w:customStyle="1" w:styleId="a2">
     <w:name w:val="柴_目录"/>
-    <w:basedOn w:val="1"/>
-    <w:next w:val="12"/>
+    <w:basedOn w:val="Normal"/>
+    <w:next w:val="BodyText"/>
     <w:qFormat/>
-    <w:uiPriority w:val="0"/>
     <w:pPr>
       <w:tabs>
         <w:tab w:val="right" w:leader="dot" w:pos="8442"/>
@@ -5610,64 +5500,59 @@
       <w:ind w:left="0" w:leftChars="0"/>
     </w:pPr>
     <w:rPr>
-      <w:rFonts w:ascii="Arial" w:hAnsi="Arial" w:eastAsia="Microsoft JhengHei"/>
+      <w:rFonts w:ascii="Arial" w:eastAsia="Microsoft JhengHei" w:hAnsi="Arial"/>
       <w:sz w:val="24"/>
     </w:rPr>
   </w:style>
-  <w:style w:type="paragraph" w:customStyle="1" w:styleId="33">
+  <w:style w:type="paragraph" w:customStyle="1" w:styleId="WPSOffice1">
     <w:name w:val="WPSOffice手动目录 1"/>
     <w:qFormat/>
-    <w:uiPriority w:val="0"/>
     <w:pPr>
       <w:ind w:leftChars="0"/>
     </w:pPr>
     <w:rPr>
-      <w:rFonts w:ascii="Times New Roman" w:hAnsi="Times New Roman" w:eastAsia="宋体" w:cs="Times New Roman"/>
+      <w:rFonts w:ascii="Times New Roman" w:eastAsia="宋体" w:hAnsi="Times New Roman" w:cs="Times New Roman"/>
       <w:sz w:val="20"/>
       <w:szCs w:val="20"/>
     </w:rPr>
   </w:style>
-  <w:style w:type="paragraph" w:customStyle="1" w:styleId="34">
+  <w:style w:type="paragraph" w:customStyle="1" w:styleId="WPSOffice2">
     <w:name w:val="WPSOffice手动目录 2"/>
     <w:qFormat/>
-    <w:uiPriority w:val="0"/>
     <w:pPr>
       <w:ind w:leftChars="200"/>
     </w:pPr>
     <w:rPr>
-      <w:rFonts w:ascii="Times New Roman" w:hAnsi="Times New Roman" w:eastAsia="宋体" w:cs="Times New Roman"/>
+      <w:rFonts w:ascii="Times New Roman" w:eastAsia="宋体" w:hAnsi="Times New Roman" w:cs="Times New Roman"/>
       <w:sz w:val="20"/>
       <w:szCs w:val="20"/>
     </w:rPr>
   </w:style>
-  <w:style w:type="paragraph" w:customStyle="1" w:styleId="35">
+  <w:style w:type="paragraph" w:customStyle="1" w:styleId="WPSOffice3">
     <w:name w:val="WPSOffice手动目录 3"/>
     <w:qFormat/>
-    <w:uiPriority w:val="0"/>
     <w:pPr>
       <w:ind w:leftChars="400"/>
     </w:pPr>
     <w:rPr>
-      <w:rFonts w:ascii="Times New Roman" w:hAnsi="Times New Roman" w:eastAsia="宋体" w:cs="Times New Roman"/>
+      <w:rFonts w:ascii="Times New Roman" w:eastAsia="宋体" w:hAnsi="Times New Roman" w:cs="Times New Roman"/>
       <w:sz w:val="20"/>
       <w:szCs w:val="20"/>
     </w:rPr>
   </w:style>
-  <w:style w:type="paragraph" w:customStyle="1" w:styleId="36">
+  <w:style w:type="paragraph" w:customStyle="1" w:styleId="Compact">
     <w:name w:val="Compact"/>
-    <w:basedOn w:val="12"/>
+    <w:basedOn w:val="BodyText"/>
     <w:qFormat/>
-    <w:uiPriority w:val="0"/>
     <w:pPr>
       <w:spacing w:before="36" w:after="36"/>
     </w:pPr>
   </w:style>
-  <w:style w:type="table" w:customStyle="1" w:styleId="37">
+  <w:style w:type="table" w:customStyle="1" w:styleId="Table">
     <w:name w:val="Table"/>
     <w:semiHidden/>
     <w:unhideWhenUsed/>
     <w:qFormat/>
-    <w:uiPriority w:val="0"/>
     <w:tblPr>
       <w:tblCellMar>
         <w:top w:w="0" w:type="dxa"/>
@@ -5679,28 +5564,26 @@
     <w:tblStylePr w:type="firstRow">
       <w:tcPr>
         <w:tcBorders>
-          <w:bottom w:val="single" w:color="auto" w:sz="0" w:space="0"/>
+          <w:bottom w:val="single" w:sz="0" w:space="0" w:color="auto"/>
         </w:tcBorders>
         <w:vAlign w:val="bottom"/>
       </w:tcPr>
     </w:tblStylePr>
   </w:style>
-  <w:style w:type="character" w:customStyle="1" w:styleId="38">
+  <w:style w:type="character" w:customStyle="1" w:styleId="1Char">
     <w:name w:val="柴_标题1 Char"/>
-    <w:link w:val="28"/>
+    <w:link w:val="1"/>
     <w:qFormat/>
-    <w:uiPriority w:val="0"/>
     <w:rPr>
-      <w:rFonts w:ascii="Arial" w:hAnsi="Arial" w:eastAsia="宋体"/>
+      <w:rFonts w:ascii="Arial" w:eastAsia="宋体" w:hAnsi="Arial"/>
       <w:sz w:val="32"/>
     </w:rPr>
   </w:style>
-  <w:style w:type="table" w:customStyle="1" w:styleId="39">
+  <w:style w:type="table" w:customStyle="1" w:styleId="TableNormal1">
     <w:name w:val="Table Normal_1"/>
     <w:semiHidden/>
     <w:unhideWhenUsed/>
     <w:qFormat/>
-    <w:uiPriority w:val="0"/>
     <w:tblPr>
       <w:tblCellMar>
         <w:top w:w="0" w:type="dxa"/>
@@ -5710,11 +5593,10 @@
       </w:tblCellMar>
     </w:tblPr>
   </w:style>
-  <w:style w:type="paragraph" w:customStyle="1" w:styleId="40">
+  <w:style w:type="paragraph" w:customStyle="1" w:styleId="a3">
     <w:name w:val="柴_正文_无缩进"/>
-    <w:basedOn w:val="1"/>
+    <w:basedOn w:val="Normal"/>
     <w:qFormat/>
-    <w:uiPriority w:val="0"/>
     <w:pPr>
       <w:ind w:firstLine="0" w:firstLineChars="0"/>
     </w:pPr>
@@ -5724,31 +5606,29 @@
       <w:lang w:eastAsia="zh-CN"/>
     </w:rPr>
   </w:style>
-  <w:style w:type="paragraph" w:customStyle="1" w:styleId="41">
+  <w:style w:type="paragraph" w:customStyle="1" w:styleId="4">
     <w:name w:val="柴_标题4"/>
-    <w:basedOn w:val="5"/>
-    <w:next w:val="1"/>
+    <w:basedOn w:val="Heading4"/>
+    <w:next w:val="Normal"/>
     <w:qFormat/>
-    <w:uiPriority w:val="0"/>
     <w:pPr>
       <w:widowControl w:val="0"/>
       <w:spacing w:before="160" w:line="360" w:lineRule="auto"/>
-      <w:ind w:left="981" w:leftChars="300" w:hanging="862"/>
+      <w:ind w:left="981" w:hanging="862" w:leftChars="300"/>
     </w:pPr>
     <w:rPr>
-      <w:rFonts w:hint="eastAsia" w:ascii="Calibri" w:hAnsi="Calibri" w:eastAsia="宋体" w:cs="宋体"/>
+      <w:rFonts w:ascii="Calibri" w:eastAsia="宋体" w:hAnsi="Calibri" w:cs="宋体" w:hint="eastAsia"/>
       <w:sz w:val="24"/>
       <w:szCs w:val="24"/>
       <w:lang w:eastAsia="zh-CN" w:bidi="zh-CN"/>
     </w:rPr>
   </w:style>
-  <w:style w:type="character" w:customStyle="1" w:styleId="42">
+  <w:style w:type="character" w:customStyle="1" w:styleId="Char">
     <w:name w:val="柴_正文 Char"/>
-    <w:link w:val="29"/>
+    <w:link w:val="a1"/>
     <w:qFormat/>
-    <w:uiPriority w:val="0"/>
     <w:rPr>
-      <w:rFonts w:ascii="Arial" w:hAnsi="Arial" w:eastAsia="宋体"/>
+      <w:rFonts w:ascii="Arial" w:eastAsia="宋体" w:hAnsi="Arial"/>
       <w:sz w:val="24"/>
       <w:lang w:eastAsia="zh-CN"/>
     </w:rPr>
